--- a/transcripts/Ep_1016_04_02_2026_CTI_Live_Ft_Christian_S.docx
+++ b/transcripts/Ep_1016_04_02_2026_CTI_Live_Ft_Christian_S.docx
@@ -30,25 +30,305 @@
           <w:b/>
           <w:bCs/>
         </w:rPr>
-        <w:t xml:space="preserve">Speaker 1 </w:t>
+        <w:t xml:space="preserve">Andy </w:t>
       </w:r>
       <w:r>
         <w:rPr>
           <w:color w:val="666666"/>
         </w:rPr>
-        <w:t xml:space="preserve">[00:00:02] </w:t>
-      </w:r>
-      <w:r>
-        <w:rPr/>
-        <w:t xml:space="preserve">Went </w:t>
-      </w:r>
-      <w:r>
-        <w:rPr/>
-        <w:t xml:space="preserve">from </w:t>
-      </w:r>
-      <w:r>
-        <w:rPr/>
-        <w:t xml:space="preserve">sleeping </w:t>
+        <w:t xml:space="preserve">[00:00:16] </w:t>
+      </w:r>
+      <w:r>
+        <w:rPr/>
+        <w:t xml:space="preserve">What </w:t>
+      </w:r>
+      <w:r>
+        <w:rPr/>
+        <w:t xml:space="preserve">is </w:t>
+      </w:r>
+      <w:r>
+        <w:rPr/>
+        <w:t xml:space="preserve">up </w:t>
+      </w:r>
+      <w:r>
+        <w:rPr/>
+        <w:t xml:space="preserve">guys, </w:t>
+      </w:r>
+      <w:r>
+        <w:rPr/>
+        <w:t xml:space="preserve">it's </w:t>
+      </w:r>
+      <w:r>
+        <w:rPr/>
+        <w:t xml:space="preserve">Andy </w:t>
+      </w:r>
+      <w:r>
+        <w:rPr/>
+        <w:t xml:space="preserve">Frisella </w:t>
+      </w:r>
+      <w:r>
+        <w:rPr/>
+        <w:t xml:space="preserve">this </w:t>
+      </w:r>
+      <w:r>
+        <w:rPr/>
+        <w:t xml:space="preserve">is </w:t>
+      </w:r>
+      <w:r>
+        <w:rPr/>
+        <w:t xml:space="preserve">the </w:t>
+      </w:r>
+      <w:r>
+        <w:rPr/>
+        <w:t xml:space="preserve">show </w:t>
+      </w:r>
+      <w:r>
+        <w:rPr/>
+        <w:t xml:space="preserve">for </w:t>
+      </w:r>
+      <w:r>
+        <w:rPr/>
+        <w:t xml:space="preserve">the </w:t>
+      </w:r>
+      <w:r>
+        <w:rPr/>
+        <w:t xml:space="preserve">realest </w:t>
+      </w:r>
+      <w:r>
+        <w:rPr/>
+        <w:t xml:space="preserve">say </w:t>
+      </w:r>
+      <w:r>
+        <w:rPr/>
+        <w:t xml:space="preserve">goodbye </w:t>
+      </w:r>
+      <w:r>
+        <w:rPr/>
+        <w:t xml:space="preserve">to </w:t>
+      </w:r>
+      <w:r>
+        <w:rPr/>
+        <w:t xml:space="preserve">the </w:t>
+      </w:r>
+      <w:r>
+        <w:rPr/>
+        <w:t xml:space="preserve">lies </w:t>
+      </w:r>
+      <w:r>
+        <w:rPr/>
+        <w:t xml:space="preserve">the </w:t>
+      </w:r>
+      <w:r>
+        <w:rPr/>
+        <w:t xml:space="preserve">fakeness </w:t>
+      </w:r>
+      <w:r>
+        <w:rPr/>
+        <w:t xml:space="preserve">and </w:t>
+      </w:r>
+      <w:r>
+        <w:rPr/>
+        <w:t xml:space="preserve">delusions </w:t>
+      </w:r>
+      <w:r>
+        <w:rPr/>
+        <w:t xml:space="preserve">of </w:t>
+      </w:r>
+      <w:r>
+        <w:rPr/>
+        <w:t xml:space="preserve">modern </w:t>
+      </w:r>
+      <w:r>
+        <w:rPr/>
+        <w:t xml:space="preserve">Society </w:t>
+      </w:r>
+      <w:r>
+        <w:rPr/>
+        <w:t xml:space="preserve">and </w:t>
+      </w:r>
+      <w:r>
+        <w:rPr/>
+        <w:t xml:space="preserve">welcome </w:t>
+      </w:r>
+      <w:r>
+        <w:rPr/>
+        <w:t xml:space="preserve">to </w:t>
+      </w:r>
+      <w:r>
+        <w:rPr/>
+        <w:t xml:space="preserve">motherfucking </w:t>
+      </w:r>
+      <w:r>
+        <w:rPr/>
+        <w:t xml:space="preserve">reality </w:t>
+      </w:r>
+      <w:r>
+        <w:rPr/>
+        <w:t xml:space="preserve">guys </w:t>
+      </w:r>
+      <w:r>
+        <w:rPr/>
+        <w:t xml:space="preserve">today </w:t>
+      </w:r>
+      <w:r>
+        <w:rPr/>
+        <w:t xml:space="preserve">We </w:t>
+      </w:r>
+      <w:r>
+        <w:rPr/>
+        <w:t xml:space="preserve">have </w:t>
+      </w:r>
+      <w:r>
+        <w:rPr/>
+        <w:t xml:space="preserve">Andy </w:t>
+      </w:r>
+      <w:r>
+        <w:rPr/>
+        <w:t xml:space="preserve">and </w:t>
+      </w:r>
+      <w:r>
+        <w:rPr/>
+        <w:t xml:space="preserve">DJ </w:t>
+      </w:r>
+      <w:r>
+        <w:rPr/>
+        <w:t xml:space="preserve">Cruz </w:t>
+      </w:r>
+      <w:r>
+        <w:rPr/>
+        <w:t xml:space="preserve">the </w:t>
+      </w:r>
+      <w:r>
+        <w:rPr/>
+        <w:t xml:space="preserve">motherfucking </w:t>
+      </w:r>
+      <w:r>
+        <w:rPr/>
+        <w:t xml:space="preserve">internet </w:t>
+      </w:r>
+      <w:r>
+        <w:rPr/>
+        <w:t xml:space="preserve">and </w:t>
+      </w:r>
+      <w:r>
+        <w:rPr/>
+        <w:t xml:space="preserve">that's </w:t>
+      </w:r>
+      <w:r>
+        <w:rPr/>
+        <w:t xml:space="preserve">we're </w:t>
+      </w:r>
+      <w:r>
+        <w:rPr/>
+        <w:t xml:space="preserve">gonna </w:t>
+      </w:r>
+      <w:r>
+        <w:rPr/>
+        <w:t xml:space="preserve">do </w:t>
+      </w:r>
+      <w:r>
+        <w:rPr/>
+        <w:t xml:space="preserve">we </w:t>
+      </w:r>
+      <w:r>
+        <w:rPr/>
+        <w:t xml:space="preserve">have </w:t>
+      </w:r>
+      <w:r>
+        <w:rPr/>
+        <w:t xml:space="preserve">a </w:t>
+      </w:r>
+      <w:r>
+        <w:rPr/>
+        <w:t xml:space="preserve">special </w:t>
+      </w:r>
+      <w:r>
+        <w:rPr/>
+        <w:t xml:space="preserve">guest </w:t>
+      </w:r>
+      <w:r>
+        <w:rPr/>
+        <w:t xml:space="preserve">We'll </w:t>
+      </w:r>
+      <w:r>
+        <w:rPr/>
+        <w:t xml:space="preserve">get </w:t>
+      </w:r>
+      <w:r>
+        <w:rPr/>
+        <w:t xml:space="preserve">to </w:t>
+      </w:r>
+      <w:r>
+        <w:rPr/>
+        <w:t xml:space="preserve">here </w:t>
+      </w:r>
+      <w:r>
+        <w:rPr/>
+        <w:t xml:space="preserve">in </w:t>
+      </w:r>
+      <w:r>
+        <w:rPr/>
+        <w:t xml:space="preserve">a </w:t>
+      </w:r>
+      <w:r>
+        <w:rPr/>
+        <w:t xml:space="preserve">second. </w:t>
+      </w:r>
+      <w:r>
+        <w:rPr/>
+        <w:t xml:space="preserve">This </w:t>
+      </w:r>
+      <w:r>
+        <w:rPr/>
+        <w:t xml:space="preserve">is </w:t>
+      </w:r>
+      <w:r>
+        <w:rPr/>
+        <w:t xml:space="preserve">your </w:t>
+      </w:r>
+      <w:r>
+        <w:rPr/>
+        <w:t xml:space="preserve">first </w:t>
+      </w:r>
+      <w:r>
+        <w:rPr/>
+        <w:t xml:space="preserve">time </w:t>
+      </w:r>
+      <w:r>
+        <w:rPr/>
+        <w:t xml:space="preserve">listening. </w:t>
+      </w:r>
+      <w:r>
+        <w:rPr/>
+        <w:t xml:space="preserve">This </w:t>
+      </w:r>
+      <w:r>
+        <w:rPr/>
+        <w:t xml:space="preserve">CTI </w:t>
+      </w:r>
+      <w:r>
+        <w:rPr/>
+        <w:t xml:space="preserve">This </w:t>
+      </w:r>
+      <w:r>
+        <w:rPr/>
+        <w:t xml:space="preserve">is </w:t>
+      </w:r>
+      <w:r>
+        <w:rPr/>
+        <w:t xml:space="preserve">where </w:t>
+      </w:r>
+      <w:r>
+        <w:rPr/>
+        <w:t xml:space="preserve">we </w:t>
+      </w:r>
+      <w:r>
+        <w:rPr/>
+        <w:t xml:space="preserve">put </w:t>
+      </w:r>
+      <w:r>
+        <w:rPr/>
+        <w:t xml:space="preserve">topics </w:t>
       </w:r>
       <w:r>
         <w:rPr/>
@@ -60,63 +340,15 @@
       </w:r>
       <w:r>
         <w:rPr/>
-        <w:t xml:space="preserve">floor, </w:t>
-      </w:r>
-      <w:r>
-        <w:rPr/>
-        <w:t xml:space="preserve">now </w:t>
-      </w:r>
-      <w:r>
-        <w:rPr/>
-        <w:t xml:space="preserve">my </w:t>
-      </w:r>
-      <w:r>
-        <w:rPr/>
-        <w:t xml:space="preserve">jewelry </w:t>
-      </w:r>
-      <w:r>
-        <w:rPr/>
-        <w:t xml:space="preserve">box </w:t>
-      </w:r>
-      <w:r>
-        <w:rPr/>
-        <w:t xml:space="preserve">froze </w:t>
-      </w:r>
-      <w:r>
-        <w:rPr/>
-        <w:t xml:space="preserve">Fuck </w:t>
-      </w:r>
-      <w:r>
-        <w:rPr/>
-        <w:t xml:space="preserve">a </w:t>
-      </w:r>
-      <w:r>
-        <w:rPr/>
-        <w:t xml:space="preserve">bowl, </w:t>
-      </w:r>
-      <w:r>
-        <w:rPr/>
-        <w:t xml:space="preserve">fuck </w:t>
-      </w:r>
-      <w:r>
-        <w:rPr/>
-        <w:t xml:space="preserve">a </w:t>
-      </w:r>
-      <w:r>
-        <w:rPr/>
-        <w:t xml:space="preserve">stove, </w:t>
-      </w:r>
-      <w:r>
-        <w:rPr/>
-        <w:t xml:space="preserve">counted </w:t>
-      </w:r>
-      <w:r>
-        <w:rPr/>
-        <w:t xml:space="preserve">millions </w:t>
-      </w:r>
-      <w:r>
-        <w:rPr/>
-        <w:t xml:space="preserve">in </w:t>
+        <w:t xml:space="preserve">screen </w:t>
+      </w:r>
+      <w:r>
+        <w:rPr/>
+        <w:t xml:space="preserve">we </w:t>
+      </w:r>
+      <w:r>
+        <w:rPr/>
+        <w:t xml:space="preserve">cruise </w:t>
       </w:r>
       <w:r>
         <w:rPr/>
@@ -124,31 +356,59 @@
       </w:r>
       <w:r>
         <w:rPr/>
-        <w:t xml:space="preserve">cold </w:t>
-      </w:r>
-      <w:r>
-        <w:rPr/>
-        <w:t xml:space="preserve">Bad </w:t>
-      </w:r>
-      <w:r>
-        <w:rPr/>
-        <w:t xml:space="preserve">bitch, </w:t>
-      </w:r>
-      <w:r>
-        <w:rPr/>
-        <w:t xml:space="preserve">booted, </w:t>
-      </w:r>
-      <w:r>
-        <w:rPr/>
-        <w:t xml:space="preserve">swole, </w:t>
-      </w:r>
-      <w:r>
-        <w:rPr/>
-        <w:t xml:space="preserve">got </w:t>
-      </w:r>
-      <w:r>
-        <w:rPr/>
-        <w:t xml:space="preserve">her </w:t>
+        <w:t xml:space="preserve">internet </w:t>
+      </w:r>
+      <w:r>
+        <w:rPr/>
+        <w:t xml:space="preserve">so </w:t>
+      </w:r>
+      <w:r>
+        <w:rPr/>
+        <w:t xml:space="preserve">to </w:t>
+      </w:r>
+      <w:r>
+        <w:rPr/>
+        <w:t xml:space="preserve">speak </w:t>
+      </w:r>
+      <w:r>
+        <w:rPr/>
+        <w:t xml:space="preserve">and </w:t>
+      </w:r>
+      <w:r>
+        <w:rPr/>
+        <w:t xml:space="preserve">we </w:t>
+      </w:r>
+      <w:r>
+        <w:rPr/>
+        <w:t xml:space="preserve">have </w:t>
+      </w:r>
+      <w:r>
+        <w:rPr/>
+        <w:t xml:space="preserve">couple </w:t>
+      </w:r>
+      <w:r>
+        <w:rPr/>
+        <w:t xml:space="preserve">last </w:t>
+      </w:r>
+      <w:r>
+        <w:rPr/>
+        <w:t xml:space="preserve">talk </w:t>
+      </w:r>
+      <w:r>
+        <w:rPr/>
+        <w:t xml:space="preserve">about </w:t>
+      </w:r>
+      <w:r>
+        <w:rPr/>
+        <w:t xml:space="preserve">the </w:t>
+      </w:r>
+      <w:r>
+        <w:rPr/>
+        <w:t xml:space="preserve">problems </w:t>
+      </w:r>
+      <w:r>
+        <w:rPr/>
+        <w:t xml:space="preserve">going </w:t>
       </w:r>
       <w:r>
         <w:rPr/>
@@ -156,43 +416,239 @@
       </w:r>
       <w:r>
         <w:rPr/>
-        <w:t xml:space="preserve">bankroll </w:t>
-      </w:r>
-      <w:r>
-        <w:rPr/>
-        <w:t xml:space="preserve">Can't </w:t>
-      </w:r>
-      <w:r>
-        <w:rPr/>
-        <w:t xml:space="preserve">fold, </w:t>
-      </w:r>
-      <w:r>
-        <w:rPr/>
-        <w:t xml:space="preserve">that's </w:t>
-      </w:r>
-      <w:r>
-        <w:rPr/>
-        <w:t xml:space="preserve">a </w:t>
-      </w:r>
-      <w:r>
-        <w:rPr/>
-        <w:t xml:space="preserve">no, </w:t>
-      </w:r>
-      <w:r>
-        <w:rPr/>
-        <w:t xml:space="preserve">head </w:t>
-      </w:r>
-      <w:r>
-        <w:rPr/>
-        <w:t xml:space="preserve">shot, </w:t>
-      </w:r>
-      <w:r>
-        <w:rPr/>
-        <w:t xml:space="preserve">case </w:t>
-      </w:r>
-      <w:r>
-        <w:rPr/>
-        <w:t xml:space="preserve">closed </w:t>
+        <w:t xml:space="preserve">and </w:t>
+      </w:r>
+      <w:r>
+        <w:rPr/>
+        <w:t xml:space="preserve">then </w:t>
+      </w:r>
+      <w:r>
+        <w:rPr/>
+        <w:t xml:space="preserve">how </w:t>
+      </w:r>
+      <w:r>
+        <w:rPr/>
+        <w:t xml:space="preserve">we </w:t>
+      </w:r>
+      <w:r>
+        <w:rPr/>
+        <w:t xml:space="preserve">that </w:t>
+      </w:r>
+      <w:r>
+        <w:rPr/>
+        <w:t xml:space="preserve">people </w:t>
+      </w:r>
+      <w:r>
+        <w:rPr/>
+        <w:t xml:space="preserve">have </w:t>
+      </w:r>
+      <w:r>
+        <w:rPr/>
+        <w:t xml:space="preserve">to </w:t>
+      </w:r>
+      <w:r>
+        <w:rPr/>
+        <w:t xml:space="preserve">solve </w:t>
+      </w:r>
+      <w:r>
+        <w:rPr/>
+        <w:t xml:space="preserve">these </w:t>
+      </w:r>
+      <w:r>
+        <w:rPr/>
+        <w:t xml:space="preserve">problems. </w:t>
+      </w:r>
+      <w:r>
+        <w:rPr/>
+        <w:t xml:space="preserve">Other </w:t>
+      </w:r>
+      <w:r>
+        <w:rPr/>
+        <w:t xml:space="preserve">times </w:t>
+      </w:r>
+      <w:r>
+        <w:rPr/>
+        <w:t xml:space="preserve">you </w:t>
+      </w:r>
+      <w:r>
+        <w:rPr/>
+        <w:t xml:space="preserve">tune </w:t>
+      </w:r>
+      <w:r>
+        <w:rPr/>
+        <w:t xml:space="preserve">in, </w:t>
+      </w:r>
+      <w:r>
+        <w:rPr/>
+        <w:t xml:space="preserve">we're </w:t>
+      </w:r>
+      <w:r>
+        <w:rPr/>
+        <w:t xml:space="preserve">gonna </w:t>
+      </w:r>
+      <w:r>
+        <w:rPr/>
+        <w:t xml:space="preserve">have </w:t>
+      </w:r>
+      <w:r>
+        <w:rPr/>
+        <w:t xml:space="preserve">Q&amp;AF. </w:t>
+      </w:r>
+      <w:r>
+        <w:rPr/>
+        <w:t xml:space="preserve">That's </w:t>
+      </w:r>
+      <w:r>
+        <w:rPr/>
+        <w:t xml:space="preserve">where </w:t>
+      </w:r>
+      <w:r>
+        <w:rPr/>
+        <w:t xml:space="preserve">you </w:t>
+      </w:r>
+      <w:r>
+        <w:rPr/>
+        <w:t xml:space="preserve">submit </w:t>
+      </w:r>
+      <w:r>
+        <w:rPr/>
+        <w:t xml:space="preserve">questions, </w:t>
+      </w:r>
+      <w:r>
+        <w:rPr/>
+        <w:t xml:space="preserve">usually </w:t>
+      </w:r>
+      <w:r>
+        <w:rPr/>
+        <w:t xml:space="preserve">about </w:t>
+      </w:r>
+      <w:r>
+        <w:rPr/>
+        <w:t xml:space="preserve">personal </w:t>
+      </w:r>
+      <w:r>
+        <w:rPr/>
+        <w:t xml:space="preserve">development, </w:t>
+      </w:r>
+      <w:r>
+        <w:rPr/>
+        <w:t xml:space="preserve">entrepreneurship, </w:t>
+      </w:r>
+      <w:r>
+        <w:rPr/>
+        <w:t xml:space="preserve">how </w:t>
+      </w:r>
+      <w:r>
+        <w:rPr/>
+        <w:t xml:space="preserve">to </w:t>
+      </w:r>
+      <w:r>
+        <w:rPr/>
+        <w:t xml:space="preserve">win, </w:t>
+      </w:r>
+      <w:r>
+        <w:rPr/>
+        <w:t xml:space="preserve">and </w:t>
+      </w:r>
+      <w:r>
+        <w:rPr/>
+        <w:t xml:space="preserve">we </w:t>
+      </w:r>
+      <w:r>
+        <w:rPr/>
+        <w:t xml:space="preserve">do </w:t>
+      </w:r>
+      <w:r>
+        <w:rPr/>
+        <w:t xml:space="preserve">that </w:t>
+      </w:r>
+      <w:r>
+        <w:rPr/>
+        <w:t xml:space="preserve">on </w:t>
+      </w:r>
+      <w:r>
+        <w:rPr/>
+        <w:t xml:space="preserve">Mondays. </w:t>
+      </w:r>
+      <w:r>
+        <w:rPr/>
+        <w:t xml:space="preserve">So </w:t>
+      </w:r>
+      <w:r>
+        <w:rPr/>
+        <w:t xml:space="preserve">you </w:t>
+      </w:r>
+      <w:r>
+        <w:rPr/>
+        <w:t xml:space="preserve">can </w:t>
+      </w:r>
+      <w:r>
+        <w:rPr/>
+        <w:t xml:space="preserve">submit </w:t>
+      </w:r>
+      <w:r>
+        <w:rPr/>
+        <w:t xml:space="preserve">your </w:t>
+      </w:r>
+      <w:r>
+        <w:rPr/>
+        <w:t xml:space="preserve">questions </w:t>
+      </w:r>
+      <w:r>
+        <w:rPr/>
+        <w:t xml:space="preserve">and </w:t>
+      </w:r>
+      <w:r>
+        <w:rPr/>
+        <w:t xml:space="preserve">be </w:t>
+      </w:r>
+      <w:r>
+        <w:rPr/>
+        <w:t xml:space="preserve">answered </w:t>
+      </w:r>
+      <w:r>
+        <w:rPr/>
+        <w:t xml:space="preserve">live </w:t>
+      </w:r>
+      <w:r>
+        <w:rPr/>
+        <w:t xml:space="preserve">on </w:t>
+      </w:r>
+      <w:r>
+        <w:rPr/>
+        <w:t xml:space="preserve">the </w:t>
+      </w:r>
+      <w:r>
+        <w:rPr/>
+        <w:t xml:space="preserve">show. </w:t>
+      </w:r>
+      <w:r>
+        <w:rPr/>
+        <w:t xml:space="preserve">DJ, </w:t>
+      </w:r>
+      <w:r>
+        <w:rPr/>
+        <w:t xml:space="preserve">tell </w:t>
+      </w:r>
+      <w:r>
+        <w:rPr/>
+        <w:t xml:space="preserve">them </w:t>
+      </w:r>
+      <w:r>
+        <w:rPr/>
+        <w:t xml:space="preserve">how </w:t>
+      </w:r>
+      <w:r>
+        <w:rPr/>
+        <w:t xml:space="preserve">to </w:t>
+      </w:r>
+      <w:r>
+        <w:rPr/>
+        <w:t xml:space="preserve">do </w:t>
+      </w:r>
+      <w:r>
+        <w:rPr/>
+        <w:t xml:space="preserve">that. </w:t>
       </w:r>
     </w:p>
     <w:p>
@@ -209,25 +665,17 @@
           <w:b/>
           <w:bCs/>
         </w:rPr>
-        <w:t xml:space="preserve">Speaker 2 </w:t>
+        <w:t xml:space="preserve">DJ </w:t>
       </w:r>
       <w:r>
         <w:rPr>
           <w:color w:val="666666"/>
         </w:rPr>
-        <w:t xml:space="preserve">[00:00:16] </w:t>
-      </w:r>
-      <w:r>
-        <w:rPr/>
-        <w:t xml:space="preserve">What </w:t>
-      </w:r>
-      <w:r>
-        <w:rPr/>
-        <w:t xml:space="preserve">is </w:t>
-      </w:r>
-      <w:r>
-        <w:rPr/>
-        <w:t xml:space="preserve">up </w:t>
+        <w:t xml:space="preserve">[00:01:01] </w:t>
+      </w:r>
+      <w:r>
+        <w:rPr/>
+        <w:t xml:space="preserve">Yeah, </w:t>
       </w:r>
       <w:r>
         <w:rPr/>
@@ -235,27 +683,47 @@
       </w:r>
       <w:r>
         <w:rPr/>
-        <w:t xml:space="preserve">it's </w:t>
-      </w:r>
-      <w:r>
-        <w:rPr/>
-        <w:t xml:space="preserve">Andy </w:t>
-      </w:r>
-      <w:r>
-        <w:rPr/>
-        <w:t xml:space="preserve">for </w:t>
-      </w:r>
-      <w:r>
-        <w:rPr/>
-        <w:t xml:space="preserve">selling </w:t>
-      </w:r>
-      <w:r>
-        <w:rPr/>
-        <w:t xml:space="preserve">this </w:t>
-      </w:r>
-      <w:r>
-        <w:rPr/>
-        <w:t xml:space="preserve">is </w:t>
+        <w:t xml:space="preserve">email </w:t>
+      </w:r>
+      <w:r>
+        <w:rPr/>
+        <w:t xml:space="preserve">your </w:t>
+      </w:r>
+      <w:r>
+        <w:rPr/>
+        <w:t xml:space="preserve">questions </w:t>
+      </w:r>
+      <w:r>
+        <w:rPr/>
+        <w:t xml:space="preserve">in </w:t>
+      </w:r>
+      <w:r>
+        <w:rPr/>
+        <w:t xml:space="preserve">to </w:t>
+      </w:r>
+      <w:r>
+        <w:rPr/>
+        <w:t xml:space="preserve">askandy </w:t>
+      </w:r>
+      <w:r>
+        <w:rPr/>
+        <w:t xml:space="preserve">at </w:t>
+      </w:r>
+      <w:r>
+        <w:rPr/>
+        <w:t xml:space="preserve">andyforsella.com. </w:t>
+      </w:r>
+      <w:r>
+        <w:rPr/>
+        <w:t xml:space="preserve">You </w:t>
+      </w:r>
+      <w:r>
+        <w:rPr/>
+        <w:t xml:space="preserve">can </w:t>
+      </w:r>
+      <w:r>
+        <w:rPr/>
+        <w:t xml:space="preserve">click </w:t>
       </w:r>
       <w:r>
         <w:rPr/>
@@ -263,11 +731,11 @@
       </w:r>
       <w:r>
         <w:rPr/>
-        <w:t xml:space="preserve">show </w:t>
-      </w:r>
-      <w:r>
-        <w:rPr/>
-        <w:t xml:space="preserve">for </w:t>
+        <w:t xml:space="preserve">link </w:t>
+      </w:r>
+      <w:r>
+        <w:rPr/>
+        <w:t xml:space="preserve">in </w:t>
       </w:r>
       <w:r>
         <w:rPr/>
@@ -275,19 +743,47 @@
       </w:r>
       <w:r>
         <w:rPr/>
-        <w:t xml:space="preserve">realest </w:t>
-      </w:r>
-      <w:r>
-        <w:rPr/>
-        <w:t xml:space="preserve">say </w:t>
-      </w:r>
-      <w:r>
-        <w:rPr/>
-        <w:t xml:space="preserve">goodbye </w:t>
-      </w:r>
-      <w:r>
-        <w:rPr/>
-        <w:t xml:space="preserve">to </w:t>
+        <w:t xml:space="preserve">description </w:t>
+      </w:r>
+      <w:r>
+        <w:rPr/>
+        <w:t xml:space="preserve">below, </w:t>
+      </w:r>
+      <w:r>
+        <w:rPr/>
+        <w:t xml:space="preserve">submit </w:t>
+      </w:r>
+      <w:r>
+        <w:rPr/>
+        <w:t xml:space="preserve">them </w:t>
+      </w:r>
+      <w:r>
+        <w:rPr/>
+        <w:t xml:space="preserve">that </w:t>
+      </w:r>
+      <w:r>
+        <w:rPr/>
+        <w:t xml:space="preserve">way, </w:t>
+      </w:r>
+      <w:r>
+        <w:rPr/>
+        <w:t xml:space="preserve">or </w:t>
+      </w:r>
+      <w:r>
+        <w:rPr/>
+        <w:t xml:space="preserve">drop </w:t>
+      </w:r>
+      <w:r>
+        <w:rPr/>
+        <w:t xml:space="preserve">them </w:t>
+      </w:r>
+      <w:r>
+        <w:rPr/>
+        <w:t xml:space="preserve">simply </w:t>
+      </w:r>
+      <w:r>
+        <w:rPr/>
+        <w:t xml:space="preserve">on </w:t>
       </w:r>
       <w:r>
         <w:rPr/>
@@ -295,7 +791,11 @@
       </w:r>
       <w:r>
         <w:rPr/>
-        <w:t xml:space="preserve">lies </w:t>
+        <w:t xml:space="preserve">videos </w:t>
+      </w:r>
+      <w:r>
+        <w:rPr/>
+        <w:t xml:space="preserve">in </w:t>
       </w:r>
       <w:r>
         <w:rPr/>
@@ -303,7 +803,23 @@
       </w:r>
       <w:r>
         <w:rPr/>
-        <w:t xml:space="preserve">fakeness </w:t>
+        <w:t xml:space="preserve">comment </w:t>
+      </w:r>
+      <w:r>
+        <w:rPr/>
+        <w:t xml:space="preserve">section </w:t>
+      </w:r>
+      <w:r>
+        <w:rPr/>
+        <w:t xml:space="preserve">on </w:t>
+      </w:r>
+      <w:r>
+        <w:rPr/>
+        <w:t xml:space="preserve">the </w:t>
+      </w:r>
+      <w:r>
+        <w:rPr/>
+        <w:t xml:space="preserve">Q </w:t>
       </w:r>
       <w:r>
         <w:rPr/>
@@ -311,527 +827,15 @@
       </w:r>
       <w:r>
         <w:rPr/>
-        <w:t xml:space="preserve">delusions </w:t>
-      </w:r>
-      <w:r>
-        <w:rPr/>
-        <w:t xml:space="preserve">of </w:t>
-      </w:r>
-      <w:r>
-        <w:rPr/>
-        <w:t xml:space="preserve">modern </w:t>
-      </w:r>
-      <w:r>
-        <w:rPr/>
-        <w:t xml:space="preserve">Society </w:t>
-      </w:r>
-      <w:r>
-        <w:rPr/>
-        <w:t xml:space="preserve">and </w:t>
-      </w:r>
-      <w:r>
-        <w:rPr/>
-        <w:t xml:space="preserve">welcome </w:t>
-      </w:r>
-      <w:r>
-        <w:rPr/>
-        <w:t xml:space="preserve">to </w:t>
-      </w:r>
-      <w:r>
-        <w:rPr/>
-        <w:t xml:space="preserve">motherfucking </w:t>
-      </w:r>
-      <w:r>
-        <w:rPr/>
-        <w:t xml:space="preserve">reality </w:t>
-      </w:r>
-      <w:r>
-        <w:rPr/>
-        <w:t xml:space="preserve">guys </w:t>
-      </w:r>
-      <w:r>
-        <w:rPr/>
-        <w:t xml:space="preserve">today </w:t>
-      </w:r>
-      <w:r>
-        <w:rPr/>
-        <w:t xml:space="preserve">We </w:t>
-      </w:r>
-      <w:r>
-        <w:rPr/>
-        <w:t xml:space="preserve">have </w:t>
-      </w:r>
-      <w:r>
-        <w:rPr/>
-        <w:t xml:space="preserve">Andy </w:t>
-      </w:r>
-      <w:r>
-        <w:rPr/>
-        <w:t xml:space="preserve">and </w:t>
-      </w:r>
-      <w:r>
-        <w:rPr/>
-        <w:t xml:space="preserve">DJ </w:t>
-      </w:r>
-      <w:r>
-        <w:rPr/>
-        <w:t xml:space="preserve">Cruz </w:t>
-      </w:r>
-      <w:r>
-        <w:rPr/>
-        <w:t xml:space="preserve">the </w:t>
-      </w:r>
-      <w:r>
-        <w:rPr/>
-        <w:t xml:space="preserve">motherfucking </w:t>
-      </w:r>
-      <w:r>
-        <w:rPr/>
-        <w:t xml:space="preserve">internet </w:t>
-      </w:r>
-      <w:r>
-        <w:rPr/>
-        <w:t xml:space="preserve">and </w:t>
-      </w:r>
-      <w:r>
-        <w:rPr/>
-        <w:t xml:space="preserve">that's </w:t>
-      </w:r>
-      <w:r>
-        <w:rPr/>
-        <w:t xml:space="preserve">we're </w:t>
-      </w:r>
-      <w:r>
-        <w:rPr/>
-        <w:t xml:space="preserve">gonna </w:t>
-      </w:r>
-      <w:r>
-        <w:rPr/>
-        <w:t xml:space="preserve">do </w:t>
-      </w:r>
-      <w:r>
-        <w:rPr/>
-        <w:t xml:space="preserve">we </w:t>
-      </w:r>
-      <w:r>
-        <w:rPr/>
-        <w:t xml:space="preserve">have </w:t>
-      </w:r>
-      <w:r>
-        <w:rPr/>
-        <w:t xml:space="preserve">a </w:t>
-      </w:r>
-      <w:r>
-        <w:rPr/>
-        <w:t xml:space="preserve">special </w:t>
-      </w:r>
-      <w:r>
-        <w:rPr/>
-        <w:t xml:space="preserve">guest </w:t>
-      </w:r>
-      <w:r>
-        <w:rPr/>
-        <w:t xml:space="preserve">We'll </w:t>
-      </w:r>
-      <w:r>
-        <w:rPr/>
-        <w:t xml:space="preserve">get </w:t>
-      </w:r>
-      <w:r>
-        <w:rPr/>
-        <w:t xml:space="preserve">to </w:t>
-      </w:r>
-      <w:r>
-        <w:rPr/>
-        <w:t xml:space="preserve">here </w:t>
-      </w:r>
-      <w:r>
-        <w:rPr/>
-        <w:t xml:space="preserve">in </w:t>
-      </w:r>
-      <w:r>
-        <w:rPr/>
-        <w:t xml:space="preserve">a </w:t>
-      </w:r>
-      <w:r>
-        <w:rPr/>
-        <w:t xml:space="preserve">second. </w:t>
-      </w:r>
-      <w:r>
-        <w:rPr/>
-        <w:t xml:space="preserve">This </w:t>
-      </w:r>
-      <w:r>
-        <w:rPr/>
-        <w:t xml:space="preserve">is </w:t>
-      </w:r>
-      <w:r>
-        <w:rPr/>
-        <w:t xml:space="preserve">your </w:t>
-      </w:r>
-      <w:r>
-        <w:rPr/>
-        <w:t xml:space="preserve">first </w:t>
-      </w:r>
-      <w:r>
-        <w:rPr/>
-        <w:t xml:space="preserve">time </w:t>
-      </w:r>
-      <w:r>
-        <w:rPr/>
-        <w:t xml:space="preserve">listening. </w:t>
-      </w:r>
-      <w:r>
-        <w:rPr/>
-        <w:t xml:space="preserve">This </w:t>
-      </w:r>
-      <w:r>
-        <w:rPr/>
-        <w:t xml:space="preserve">CTI </w:t>
-      </w:r>
-      <w:r>
-        <w:rPr/>
-        <w:t xml:space="preserve">This </w:t>
-      </w:r>
-      <w:r>
-        <w:rPr/>
-        <w:t xml:space="preserve">is </w:t>
-      </w:r>
-      <w:r>
-        <w:rPr/>
-        <w:t xml:space="preserve">where </w:t>
-      </w:r>
-      <w:r>
-        <w:rPr/>
-        <w:t xml:space="preserve">we </w:t>
-      </w:r>
-      <w:r>
-        <w:rPr/>
-        <w:t xml:space="preserve">put </w:t>
-      </w:r>
-      <w:r>
-        <w:rPr/>
-        <w:t xml:space="preserve">topics </w:t>
-      </w:r>
-      <w:r>
-        <w:rPr/>
-        <w:t xml:space="preserve">on </w:t>
-      </w:r>
-      <w:r>
-        <w:rPr/>
-        <w:t xml:space="preserve">the </w:t>
-      </w:r>
-      <w:r>
-        <w:rPr/>
-        <w:t xml:space="preserve">screen </w:t>
-      </w:r>
-      <w:r>
-        <w:rPr/>
-        <w:t xml:space="preserve">we </w:t>
-      </w:r>
-      <w:r>
-        <w:rPr/>
-        <w:t xml:space="preserve">cruise </w:t>
-      </w:r>
-      <w:r>
-        <w:rPr/>
-        <w:t xml:space="preserve">the </w:t>
-      </w:r>
-      <w:r>
-        <w:rPr/>
-        <w:t xml:space="preserve">internet </w:t>
-      </w:r>
-      <w:r>
-        <w:rPr/>
-        <w:t xml:space="preserve">so </w:t>
-      </w:r>
-      <w:r>
-        <w:rPr/>
-        <w:t xml:space="preserve">to </w:t>
-      </w:r>
-      <w:r>
-        <w:rPr/>
-        <w:t xml:space="preserve">speak </w:t>
-      </w:r>
-      <w:r>
-        <w:rPr/>
-        <w:t xml:space="preserve">and </w:t>
-      </w:r>
-      <w:r>
-        <w:rPr/>
-        <w:t xml:space="preserve">we </w:t>
-      </w:r>
-      <w:r>
-        <w:rPr/>
-        <w:t xml:space="preserve">have </w:t>
-      </w:r>
-      <w:r>
-        <w:rPr/>
-        <w:t xml:space="preserve">couple </w:t>
-      </w:r>
-      <w:r>
-        <w:rPr/>
-        <w:t xml:space="preserve">last </w:t>
-      </w:r>
-      <w:r>
-        <w:rPr/>
-        <w:t xml:space="preserve">talk </w:t>
-      </w:r>
-      <w:r>
-        <w:rPr/>
-        <w:t xml:space="preserve">about </w:t>
-      </w:r>
-      <w:r>
-        <w:rPr/>
-        <w:t xml:space="preserve">the </w:t>
-      </w:r>
-      <w:r>
-        <w:rPr/>
-        <w:t xml:space="preserve">problems </w:t>
-      </w:r>
-      <w:r>
-        <w:rPr/>
-        <w:t xml:space="preserve">going </w:t>
-      </w:r>
-      <w:r>
-        <w:rPr/>
-        <w:t xml:space="preserve">on </w:t>
-      </w:r>
-      <w:r>
-        <w:rPr/>
-        <w:t xml:space="preserve">and </w:t>
-      </w:r>
-      <w:r>
-        <w:rPr/>
-        <w:t xml:space="preserve">then </w:t>
-      </w:r>
-      <w:r>
-        <w:rPr/>
-        <w:t xml:space="preserve">how </w:t>
-      </w:r>
-      <w:r>
-        <w:rPr/>
-        <w:t xml:space="preserve">we </w:t>
-      </w:r>
-      <w:r>
-        <w:rPr/>
-        <w:t xml:space="preserve">that </w:t>
-      </w:r>
-      <w:r>
-        <w:rPr/>
-        <w:t xml:space="preserve">people </w:t>
-      </w:r>
-      <w:r>
-        <w:rPr/>
-        <w:t xml:space="preserve">have </w:t>
-      </w:r>
-      <w:r>
-        <w:rPr/>
-        <w:t xml:space="preserve">to </w:t>
-      </w:r>
-      <w:r>
-        <w:rPr/>
-        <w:t xml:space="preserve">solve </w:t>
-      </w:r>
-      <w:r>
-        <w:rPr/>
-        <w:t xml:space="preserve">these </w:t>
-      </w:r>
-      <w:r>
-        <w:rPr/>
-        <w:t xml:space="preserve">problems. </w:t>
-      </w:r>
-      <w:r>
-        <w:rPr/>
-        <w:t xml:space="preserve">Other </w:t>
-      </w:r>
-      <w:r>
-        <w:rPr/>
-        <w:t xml:space="preserve">times </w:t>
-      </w:r>
-      <w:r>
-        <w:rPr/>
-        <w:t xml:space="preserve">you </w:t>
-      </w:r>
-      <w:r>
-        <w:rPr/>
-        <w:t xml:space="preserve">tune </w:t>
-      </w:r>
-      <w:r>
-        <w:rPr/>
-        <w:t xml:space="preserve">in, </w:t>
-      </w:r>
-      <w:r>
-        <w:rPr/>
-        <w:t xml:space="preserve">we're </w:t>
-      </w:r>
-      <w:r>
-        <w:rPr/>
-        <w:t xml:space="preserve">gonna </w:t>
-      </w:r>
-      <w:r>
-        <w:rPr/>
-        <w:t xml:space="preserve">have </w:t>
-      </w:r>
-      <w:r>
-        <w:rPr/>
-        <w:t xml:space="preserve">Q&amp;AF. </w:t>
-      </w:r>
-      <w:r>
-        <w:rPr/>
-        <w:t xml:space="preserve">That's </w:t>
-      </w:r>
-      <w:r>
-        <w:rPr/>
-        <w:t xml:space="preserve">where </w:t>
-      </w:r>
-      <w:r>
-        <w:rPr/>
-        <w:t xml:space="preserve">you </w:t>
-      </w:r>
-      <w:r>
-        <w:rPr/>
-        <w:t xml:space="preserve">submit </w:t>
-      </w:r>
-      <w:r>
-        <w:rPr/>
-        <w:t xml:space="preserve">questions, </w:t>
-      </w:r>
-      <w:r>
-        <w:rPr/>
-        <w:t xml:space="preserve">usually </w:t>
-      </w:r>
-      <w:r>
-        <w:rPr/>
-        <w:t xml:space="preserve">about </w:t>
-      </w:r>
-      <w:r>
-        <w:rPr/>
-        <w:t xml:space="preserve">personal </w:t>
-      </w:r>
-      <w:r>
-        <w:rPr/>
-        <w:t xml:space="preserve">development, </w:t>
-      </w:r>
-      <w:r>
-        <w:rPr/>
-        <w:t xml:space="preserve">entrepreneurship, </w:t>
-      </w:r>
-      <w:r>
-        <w:rPr/>
-        <w:t xml:space="preserve">how </w:t>
-      </w:r>
-      <w:r>
-        <w:rPr/>
-        <w:t xml:space="preserve">to </w:t>
-      </w:r>
-      <w:r>
-        <w:rPr/>
-        <w:t xml:space="preserve">win, </w:t>
-      </w:r>
-      <w:r>
-        <w:rPr/>
-        <w:t xml:space="preserve">and </w:t>
-      </w:r>
-      <w:r>
-        <w:rPr/>
-        <w:t xml:space="preserve">we </w:t>
-      </w:r>
-      <w:r>
-        <w:rPr/>
-        <w:t xml:space="preserve">do </w:t>
-      </w:r>
-      <w:r>
-        <w:rPr/>
-        <w:t xml:space="preserve">that </w:t>
-      </w:r>
-      <w:r>
-        <w:rPr/>
-        <w:t xml:space="preserve">on </w:t>
-      </w:r>
-      <w:r>
-        <w:rPr/>
-        <w:t xml:space="preserve">Mondays. </w:t>
-      </w:r>
-      <w:r>
-        <w:rPr/>
-        <w:t xml:space="preserve">So </w:t>
-      </w:r>
-      <w:r>
-        <w:rPr/>
-        <w:t xml:space="preserve">you </w:t>
-      </w:r>
-      <w:r>
-        <w:rPr/>
-        <w:t xml:space="preserve">can </w:t>
-      </w:r>
-      <w:r>
-        <w:rPr/>
-        <w:t xml:space="preserve">submit </w:t>
-      </w:r>
-      <w:r>
-        <w:rPr/>
-        <w:t xml:space="preserve">your </w:t>
-      </w:r>
-      <w:r>
-        <w:rPr/>
-        <w:t xml:space="preserve">questions </w:t>
-      </w:r>
-      <w:r>
-        <w:rPr/>
-        <w:t xml:space="preserve">and </w:t>
-      </w:r>
-      <w:r>
-        <w:rPr/>
-        <w:t xml:space="preserve">be </w:t>
-      </w:r>
-      <w:r>
-        <w:rPr/>
-        <w:t xml:space="preserve">answered </w:t>
-      </w:r>
-      <w:r>
-        <w:rPr/>
-        <w:t xml:space="preserve">live </w:t>
-      </w:r>
-      <w:r>
-        <w:rPr/>
-        <w:t xml:space="preserve">on </w:t>
-      </w:r>
-      <w:r>
-        <w:rPr/>
-        <w:t xml:space="preserve">the </w:t>
-      </w:r>
-      <w:r>
-        <w:rPr/>
-        <w:t xml:space="preserve">show. </w:t>
-      </w:r>
-      <w:r>
-        <w:rPr/>
-        <w:t xml:space="preserve">DJ, </w:t>
-      </w:r>
-      <w:r>
-        <w:rPr/>
-        <w:t xml:space="preserve">tell </w:t>
-      </w:r>
-      <w:r>
-        <w:rPr/>
-        <w:t xml:space="preserve">them </w:t>
-      </w:r>
-      <w:r>
-        <w:rPr/>
-        <w:t xml:space="preserve">how </w:t>
-      </w:r>
-      <w:r>
-        <w:rPr/>
-        <w:t xml:space="preserve">to </w:t>
-      </w:r>
-      <w:r>
-        <w:rPr/>
-        <w:t xml:space="preserve">do </w:t>
-      </w:r>
-      <w:r>
-        <w:rPr/>
-        <w:t xml:space="preserve">that. </w:t>
+        <w:t xml:space="preserve">A </w:t>
+      </w:r>
+      <w:r>
+        <w:rPr/>
+        <w:t xml:space="preserve">F </w:t>
+      </w:r>
+      <w:r>
+        <w:rPr/>
+        <w:t xml:space="preserve">episodes. </w:t>
       </w:r>
     </w:p>
     <w:p>
@@ -848,33 +852,701 @@
           <w:b/>
           <w:bCs/>
         </w:rPr>
-        <w:t xml:space="preserve">Speaker 3 </w:t>
+        <w:t xml:space="preserve">Andy </w:t>
       </w:r>
       <w:r>
         <w:rPr>
           <w:color w:val="666666"/>
         </w:rPr>
-        <w:t xml:space="preserve">[00:01:01] </w:t>
-      </w:r>
-      <w:r>
-        <w:rPr/>
-        <w:t xml:space="preserve">Yeah, </w:t>
-      </w:r>
-      <w:r>
-        <w:rPr/>
-        <w:t xml:space="preserve">guys, </w:t>
-      </w:r>
-      <w:r>
-        <w:rPr/>
-        <w:t xml:space="preserve">email </w:t>
-      </w:r>
-      <w:r>
-        <w:rPr/>
-        <w:t xml:space="preserve">your </w:t>
-      </w:r>
-      <w:r>
-        <w:rPr/>
-        <w:t xml:space="preserve">questions </w:t>
+        <w:t xml:space="preserve">[00:01:13] </w:t>
+      </w:r>
+      <w:r>
+        <w:rPr/>
+        <w:t xml:space="preserve">Other </w:t>
+      </w:r>
+      <w:r>
+        <w:rPr/>
+        <w:t xml:space="preserve">times </w:t>
+      </w:r>
+      <w:r>
+        <w:rPr/>
+        <w:t xml:space="preserve">we're </w:t>
+      </w:r>
+      <w:r>
+        <w:rPr/>
+        <w:t xml:space="preserve">going </w:t>
+      </w:r>
+      <w:r>
+        <w:rPr/>
+        <w:t xml:space="preserve">to </w:t>
+      </w:r>
+      <w:r>
+        <w:rPr/>
+        <w:t xml:space="preserve">have </w:t>
+      </w:r>
+      <w:r>
+        <w:rPr/>
+        <w:t xml:space="preserve">real </w:t>
+      </w:r>
+      <w:r>
+        <w:rPr/>
+        <w:t xml:space="preserve">talk </w:t>
+      </w:r>
+      <w:r>
+        <w:rPr/>
+        <w:t xml:space="preserve">real </w:t>
+      </w:r>
+      <w:r>
+        <w:rPr/>
+        <w:t xml:space="preserve">talk. </w:t>
+      </w:r>
+      <w:r>
+        <w:rPr/>
+        <w:t xml:space="preserve">Just </w:t>
+      </w:r>
+      <w:r>
+        <w:rPr/>
+        <w:t xml:space="preserve">five </w:t>
+      </w:r>
+      <w:r>
+        <w:rPr/>
+        <w:t xml:space="preserve">20 </w:t>
+      </w:r>
+      <w:r>
+        <w:rPr/>
+        <w:t xml:space="preserve">minutes. </w:t>
+      </w:r>
+      <w:r>
+        <w:rPr/>
+        <w:t xml:space="preserve">Let </w:t>
+      </w:r>
+      <w:r>
+        <w:rPr/>
+        <w:t xml:space="preserve">me </w:t>
+      </w:r>
+      <w:r>
+        <w:rPr/>
+        <w:t xml:space="preserve">give </w:t>
+      </w:r>
+      <w:r>
+        <w:rPr/>
+        <w:t xml:space="preserve">you </w:t>
+      </w:r>
+      <w:r>
+        <w:rPr/>
+        <w:t xml:space="preserve">some </w:t>
+      </w:r>
+      <w:r>
+        <w:rPr/>
+        <w:t xml:space="preserve">real </w:t>
+      </w:r>
+      <w:r>
+        <w:rPr/>
+        <w:t xml:space="preserve">talk </w:t>
+      </w:r>
+      <w:r>
+        <w:rPr/>
+        <w:t xml:space="preserve">We </w:t>
+      </w:r>
+      <w:r>
+        <w:rPr/>
+        <w:t xml:space="preserve">are </w:t>
+      </w:r>
+      <w:r>
+        <w:rPr/>
+        <w:t xml:space="preserve">due </w:t>
+      </w:r>
+      <w:r>
+        <w:rPr/>
+        <w:t xml:space="preserve">for </w:t>
+      </w:r>
+      <w:r>
+        <w:rPr/>
+        <w:t xml:space="preserve">a </w:t>
+      </w:r>
+      <w:r>
+        <w:rPr/>
+        <w:t xml:space="preserve">few </w:t>
+      </w:r>
+      <w:r>
+        <w:rPr/>
+        <w:t xml:space="preserve">of </w:t>
+      </w:r>
+      <w:r>
+        <w:rPr/>
+        <w:t xml:space="preserve">those. </w:t>
+      </w:r>
+      <w:r>
+        <w:rPr/>
+        <w:t xml:space="preserve">I </w:t>
+      </w:r>
+      <w:r>
+        <w:rPr/>
+        <w:t xml:space="preserve">am </w:t>
+      </w:r>
+      <w:r>
+        <w:rPr/>
+        <w:t xml:space="preserve">sorry </w:t>
+      </w:r>
+      <w:r>
+        <w:rPr/>
+        <w:t xml:space="preserve">guys </w:t>
+      </w:r>
+      <w:r>
+        <w:rPr/>
+        <w:t xml:space="preserve">I </w:t>
+      </w:r>
+      <w:r>
+        <w:rPr/>
+        <w:t xml:space="preserve">will </w:t>
+      </w:r>
+      <w:r>
+        <w:rPr/>
+        <w:t xml:space="preserve">get </w:t>
+      </w:r>
+      <w:r>
+        <w:rPr/>
+        <w:t xml:space="preserve">you </w:t>
+      </w:r>
+      <w:r>
+        <w:rPr/>
+        <w:t xml:space="preserve">guys </w:t>
+      </w:r>
+      <w:r>
+        <w:rPr/>
+        <w:t xml:space="preserve">some </w:t>
+      </w:r>
+      <w:r>
+        <w:rPr/>
+        <w:t xml:space="preserve">soon </w:t>
+      </w:r>
+      <w:r>
+        <w:rPr/>
+        <w:t xml:space="preserve">and </w:t>
+      </w:r>
+      <w:r>
+        <w:rPr/>
+        <w:t xml:space="preserve">then </w:t>
+      </w:r>
+      <w:r>
+        <w:rPr/>
+        <w:t xml:space="preserve">we </w:t>
+      </w:r>
+      <w:r>
+        <w:rPr/>
+        <w:t xml:space="preserve">have </w:t>
+      </w:r>
+      <w:r>
+        <w:rPr/>
+        <w:t xml:space="preserve">75 </w:t>
+      </w:r>
+      <w:r>
+        <w:rPr/>
+        <w:t xml:space="preserve">hard </w:t>
+      </w:r>
+      <w:r>
+        <w:rPr/>
+        <w:t xml:space="preserve">verses </w:t>
+      </w:r>
+      <w:r>
+        <w:rPr/>
+        <w:t xml:space="preserve">That's </w:t>
+      </w:r>
+      <w:r>
+        <w:rPr/>
+        <w:t xml:space="preserve">where </w:t>
+      </w:r>
+      <w:r>
+        <w:rPr/>
+        <w:t xml:space="preserve">somebody </w:t>
+      </w:r>
+      <w:r>
+        <w:rPr/>
+        <w:t xml:space="preserve">who's </w:t>
+      </w:r>
+      <w:r>
+        <w:rPr/>
+        <w:t xml:space="preserve">completed </w:t>
+      </w:r>
+      <w:r>
+        <w:rPr/>
+        <w:t xml:space="preserve">75 </w:t>
+      </w:r>
+      <w:r>
+        <w:rPr/>
+        <w:t xml:space="preserve">hard </w:t>
+      </w:r>
+      <w:r>
+        <w:rPr/>
+        <w:t xml:space="preserve">program </w:t>
+      </w:r>
+      <w:r>
+        <w:rPr/>
+        <w:t xml:space="preserve">comes </w:t>
+      </w:r>
+      <w:r>
+        <w:rPr/>
+        <w:t xml:space="preserve">on </w:t>
+      </w:r>
+      <w:r>
+        <w:rPr/>
+        <w:t xml:space="preserve">the </w:t>
+      </w:r>
+      <w:r>
+        <w:rPr/>
+        <w:t xml:space="preserve">show </w:t>
+      </w:r>
+      <w:r>
+        <w:rPr/>
+        <w:t xml:space="preserve">they </w:t>
+      </w:r>
+      <w:r>
+        <w:rPr/>
+        <w:t xml:space="preserve">talk </w:t>
+      </w:r>
+      <w:r>
+        <w:rPr/>
+        <w:t xml:space="preserve">about </w:t>
+      </w:r>
+      <w:r>
+        <w:rPr/>
+        <w:t xml:space="preserve">how </w:t>
+      </w:r>
+      <w:r>
+        <w:rPr/>
+        <w:t xml:space="preserve">they </w:t>
+      </w:r>
+      <w:r>
+        <w:rPr/>
+        <w:t xml:space="preserve">were </w:t>
+      </w:r>
+      <w:r>
+        <w:rPr/>
+        <w:t xml:space="preserve">before </w:t>
+      </w:r>
+      <w:r>
+        <w:rPr/>
+        <w:t xml:space="preserve">how </w:t>
+      </w:r>
+      <w:r>
+        <w:rPr/>
+        <w:t xml:space="preserve">they </w:t>
+      </w:r>
+      <w:r>
+        <w:rPr/>
+        <w:t xml:space="preserve">are </w:t>
+      </w:r>
+      <w:r>
+        <w:rPr/>
+        <w:t xml:space="preserve">now </w:t>
+      </w:r>
+      <w:r>
+        <w:rPr/>
+        <w:t xml:space="preserve">and </w:t>
+      </w:r>
+      <w:r>
+        <w:rPr/>
+        <w:t xml:space="preserve">how </w:t>
+      </w:r>
+      <w:r>
+        <w:rPr/>
+        <w:t xml:space="preserve">they </w:t>
+      </w:r>
+      <w:r>
+        <w:rPr/>
+        <w:t xml:space="preserve">use </w:t>
+      </w:r>
+      <w:r>
+        <w:rPr/>
+        <w:t xml:space="preserve">the </w:t>
+      </w:r>
+      <w:r>
+        <w:rPr/>
+        <w:t xml:space="preserve">75 </w:t>
+      </w:r>
+      <w:r>
+        <w:rPr/>
+        <w:t xml:space="preserve">hard </w:t>
+      </w:r>
+      <w:r>
+        <w:rPr/>
+        <w:t xml:space="preserve">Program </w:t>
+      </w:r>
+      <w:r>
+        <w:rPr/>
+        <w:t xml:space="preserve">to </w:t>
+      </w:r>
+      <w:r>
+        <w:rPr/>
+        <w:t xml:space="preserve">Fix </w:t>
+      </w:r>
+      <w:r>
+        <w:rPr/>
+        <w:t xml:space="preserve">their </w:t>
+      </w:r>
+      <w:r>
+        <w:rPr/>
+        <w:t xml:space="preserve">life. </w:t>
+      </w:r>
+      <w:r>
+        <w:rPr/>
+        <w:t xml:space="preserve">You're </w:t>
+      </w:r>
+      <w:r>
+        <w:rPr/>
+        <w:t xml:space="preserve">unfamiliar </w:t>
+      </w:r>
+      <w:r>
+        <w:rPr/>
+        <w:t xml:space="preserve">with </w:t>
+      </w:r>
+      <w:r>
+        <w:rPr/>
+        <w:t xml:space="preserve">75 </w:t>
+      </w:r>
+      <w:r>
+        <w:rPr/>
+        <w:t xml:space="preserve">hard </w:t>
+      </w:r>
+      <w:r>
+        <w:rPr/>
+        <w:t xml:space="preserve">is </w:t>
+      </w:r>
+      <w:r>
+        <w:rPr/>
+        <w:t xml:space="preserve">the </w:t>
+      </w:r>
+      <w:r>
+        <w:rPr/>
+        <w:t xml:space="preserve">initial </w:t>
+      </w:r>
+      <w:r>
+        <w:rPr/>
+        <w:t xml:space="preserve">phase </w:t>
+      </w:r>
+      <w:r>
+        <w:rPr/>
+        <w:t xml:space="preserve">of </w:t>
+      </w:r>
+      <w:r>
+        <w:rPr/>
+        <w:t xml:space="preserve">the </w:t>
+      </w:r>
+      <w:r>
+        <w:rPr/>
+        <w:t xml:space="preserve">live </w:t>
+      </w:r>
+      <w:r>
+        <w:rPr/>
+        <w:t xml:space="preserve">hard </w:t>
+      </w:r>
+      <w:r>
+        <w:rPr/>
+        <w:t xml:space="preserve">program </w:t>
+      </w:r>
+      <w:r>
+        <w:rPr/>
+        <w:t xml:space="preserve">The </w:t>
+      </w:r>
+      <w:r>
+        <w:rPr/>
+        <w:t xml:space="preserve">live </w:t>
+      </w:r>
+      <w:r>
+        <w:rPr/>
+        <w:t xml:space="preserve">hard </w:t>
+      </w:r>
+      <w:r>
+        <w:rPr/>
+        <w:t xml:space="preserve">Program </w:t>
+      </w:r>
+      <w:r>
+        <w:rPr/>
+        <w:t xml:space="preserve">is </w:t>
+      </w:r>
+      <w:r>
+        <w:rPr/>
+        <w:t xml:space="preserve">the </w:t>
+      </w:r>
+      <w:r>
+        <w:rPr/>
+        <w:t xml:space="preserve">world's </w:t>
+      </w:r>
+      <w:r>
+        <w:rPr/>
+        <w:t xml:space="preserve">most </w:t>
+      </w:r>
+      <w:r>
+        <w:rPr/>
+        <w:t xml:space="preserve">famous </w:t>
+      </w:r>
+      <w:r>
+        <w:rPr/>
+        <w:t xml:space="preserve">mental </w:t>
+      </w:r>
+      <w:r>
+        <w:rPr/>
+        <w:t xml:space="preserve">transformation </w:t>
+      </w:r>
+      <w:r>
+        <w:rPr/>
+        <w:t xml:space="preserve">program </w:t>
+      </w:r>
+      <w:r>
+        <w:rPr/>
+        <w:t xml:space="preserve">ever </w:t>
+      </w:r>
+      <w:r>
+        <w:rPr/>
+        <w:t xml:space="preserve">And </w:t>
+      </w:r>
+      <w:r>
+        <w:rPr/>
+        <w:t xml:space="preserve">it's </w:t>
+      </w:r>
+      <w:r>
+        <w:rPr/>
+        <w:t xml:space="preserve">available </w:t>
+      </w:r>
+      <w:r>
+        <w:rPr/>
+        <w:t xml:space="preserve">for </w:t>
+      </w:r>
+      <w:r>
+        <w:rPr/>
+        <w:t xml:space="preserve">free </w:t>
+      </w:r>
+      <w:r>
+        <w:rPr/>
+        <w:t xml:space="preserve">at </w:t>
+      </w:r>
+      <w:r>
+        <w:rPr/>
+        <w:t xml:space="preserve">episode </w:t>
+      </w:r>
+      <w:r>
+        <w:rPr/>
+        <w:t xml:space="preserve">208 </w:t>
+      </w:r>
+      <w:r>
+        <w:rPr/>
+        <w:t xml:space="preserve">on </w:t>
+      </w:r>
+      <w:r>
+        <w:rPr/>
+        <w:t xml:space="preserve">the </w:t>
+      </w:r>
+      <w:r>
+        <w:rPr/>
+        <w:t xml:space="preserve">audio </w:t>
+      </w:r>
+      <w:r>
+        <w:rPr/>
+        <w:t xml:space="preserve">feed </w:t>
+      </w:r>
+      <w:r>
+        <w:rPr/>
+        <w:t xml:space="preserve">again. </w:t>
+      </w:r>
+      <w:r>
+        <w:rPr/>
+        <w:t xml:space="preserve">That's </w:t>
+      </w:r>
+      <w:r>
+        <w:rPr/>
+        <w:t xml:space="preserve">208. </w:t>
+      </w:r>
+      <w:r>
+        <w:rPr/>
+        <w:t xml:space="preserve">On </w:t>
+      </w:r>
+      <w:r>
+        <w:rPr/>
+        <w:t xml:space="preserve">the </w:t>
+      </w:r>
+      <w:r>
+        <w:rPr/>
+        <w:t xml:space="preserve">audio </w:t>
+      </w:r>
+      <w:r>
+        <w:rPr/>
+        <w:t xml:space="preserve">fee. </w:t>
+      </w:r>
+      <w:r>
+        <w:rPr/>
+        <w:t xml:space="preserve">There's </w:t>
+      </w:r>
+      <w:r>
+        <w:rPr/>
+        <w:t xml:space="preserve">also </w:t>
+      </w:r>
+      <w:r>
+        <w:rPr/>
+        <w:t xml:space="preserve">a </w:t>
+      </w:r>
+      <w:r>
+        <w:rPr/>
+        <w:t xml:space="preserve">book </w:t>
+      </w:r>
+      <w:r>
+        <w:rPr/>
+        <w:t xml:space="preserve">called </w:t>
+      </w:r>
+      <w:r>
+        <w:rPr/>
+        <w:t xml:space="preserve">the </w:t>
+      </w:r>
+      <w:r>
+        <w:rPr/>
+        <w:t xml:space="preserve">book </w:t>
+      </w:r>
+      <w:r>
+        <w:rPr/>
+        <w:t xml:space="preserve">on </w:t>
+      </w:r>
+      <w:r>
+        <w:rPr/>
+        <w:t xml:space="preserve">mental </w:t>
+      </w:r>
+      <w:r>
+        <w:rPr/>
+        <w:t xml:space="preserve">toughness. </w:t>
+      </w:r>
+      <w:r>
+        <w:rPr/>
+        <w:t xml:space="preserve">You </w:t>
+      </w:r>
+      <w:r>
+        <w:rPr/>
+        <w:t xml:space="preserve">can </w:t>
+      </w:r>
+      <w:r>
+        <w:rPr/>
+        <w:t xml:space="preserve">get </w:t>
+      </w:r>
+      <w:r>
+        <w:rPr/>
+        <w:t xml:space="preserve">that </w:t>
+      </w:r>
+      <w:r>
+        <w:rPr/>
+        <w:t xml:space="preserve">at </w:t>
+      </w:r>
+      <w:r>
+        <w:rPr/>
+        <w:t xml:space="preserve">andyforsella.com. </w:t>
+      </w:r>
+      <w:r>
+        <w:rPr/>
+        <w:t xml:space="preserve">It </w:t>
+      </w:r>
+      <w:r>
+        <w:rPr/>
+        <w:t xml:space="preserve">is </w:t>
+      </w:r>
+      <w:r>
+        <w:rPr/>
+        <w:t xml:space="preserve">not </w:t>
+      </w:r>
+      <w:r>
+        <w:rPr/>
+        <w:t xml:space="preserve">free, </w:t>
+      </w:r>
+      <w:r>
+        <w:rPr/>
+        <w:t xml:space="preserve">but </w:t>
+      </w:r>
+      <w:r>
+        <w:rPr/>
+        <w:t xml:space="preserve">it </w:t>
+      </w:r>
+      <w:r>
+        <w:rPr/>
+        <w:t xml:space="preserve">has </w:t>
+      </w:r>
+      <w:r>
+        <w:rPr/>
+        <w:t xml:space="preserve">a </w:t>
+      </w:r>
+      <w:r>
+        <w:rPr/>
+        <w:t xml:space="preserve">whole </w:t>
+      </w:r>
+      <w:r>
+        <w:rPr/>
+        <w:t xml:space="preserve">bunch </w:t>
+      </w:r>
+      <w:r>
+        <w:rPr/>
+        <w:t xml:space="preserve">of </w:t>
+      </w:r>
+      <w:r>
+        <w:rPr/>
+        <w:t xml:space="preserve">other </w:t>
+      </w:r>
+      <w:r>
+        <w:rPr/>
+        <w:t xml:space="preserve">stuff </w:t>
+      </w:r>
+      <w:r>
+        <w:rPr/>
+        <w:t xml:space="preserve">besides </w:t>
+      </w:r>
+      <w:r>
+        <w:rPr/>
+        <w:t xml:space="preserve">just </w:t>
+      </w:r>
+      <w:r>
+        <w:rPr/>
+        <w:t xml:space="preserve">to </w:t>
+      </w:r>
+      <w:r>
+        <w:rPr/>
+        <w:t xml:space="preserve">live </w:t>
+      </w:r>
+      <w:r>
+        <w:rPr/>
+        <w:t xml:space="preserve">hard </w:t>
+      </w:r>
+      <w:r>
+        <w:rPr/>
+        <w:t xml:space="preserve">program </w:t>
+      </w:r>
+      <w:r>
+        <w:rPr/>
+        <w:t xml:space="preserve">and </w:t>
+      </w:r>
+      <w:r>
+        <w:rPr/>
+        <w:t xml:space="preserve">uh, </w:t>
+      </w:r>
+      <w:r>
+        <w:rPr/>
+        <w:t xml:space="preserve">we </w:t>
+      </w:r>
+      <w:r>
+        <w:rPr/>
+        <w:t xml:space="preserve">have </w:t>
+      </w:r>
+      <w:r>
+        <w:rPr/>
+        <w:t xml:space="preserve">a </w:t>
+      </w:r>
+      <w:r>
+        <w:rPr/>
+        <w:t xml:space="preserve">hard </w:t>
+      </w:r>
+      <w:r>
+        <w:rPr/>
+        <w:t xml:space="preserve">time </w:t>
+      </w:r>
+      <w:r>
+        <w:rPr/>
+        <w:t xml:space="preserve">keeping </w:t>
+      </w:r>
+      <w:r>
+        <w:rPr/>
+        <w:t xml:space="preserve">it </w:t>
       </w:r>
       <w:r>
         <w:rPr/>
@@ -882,19 +1554,79 @@
       </w:r>
       <w:r>
         <w:rPr/>
+        <w:t xml:space="preserve">the </w:t>
+      </w:r>
+      <w:r>
+        <w:rPr/>
+        <w:t xml:space="preserve">stock. </w:t>
+      </w:r>
+      <w:r>
+        <w:rPr/>
+        <w:t xml:space="preserve">So </w:t>
+      </w:r>
+      <w:r>
+        <w:rPr/>
+        <w:t xml:space="preserve">people </w:t>
+      </w:r>
+      <w:r>
+        <w:rPr/>
+        <w:t xml:space="preserve">must </w:t>
+      </w:r>
+      <w:r>
+        <w:rPr/>
+        <w:t xml:space="preserve">like </w:t>
+      </w:r>
+      <w:r>
+        <w:rPr/>
+        <w:t xml:space="preserve">reading </w:t>
+      </w:r>
+      <w:r>
+        <w:rPr/>
+        <w:t xml:space="preserve">it. </w:t>
+      </w:r>
+      <w:r>
+        <w:rPr/>
+        <w:t xml:space="preserve">So, </w:t>
+      </w:r>
+      <w:r>
+        <w:rPr/>
+        <w:t xml:space="preserve">uh, </w:t>
+      </w:r>
+      <w:r>
+        <w:rPr/>
+        <w:t xml:space="preserve">if </w:t>
+      </w:r>
+      <w:r>
+        <w:rPr/>
+        <w:t xml:space="preserve">you </w:t>
+      </w:r>
+      <w:r>
+        <w:rPr/>
+        <w:t xml:space="preserve">want </w:t>
+      </w:r>
+      <w:r>
+        <w:rPr/>
         <w:t xml:space="preserve">to </w:t>
       </w:r>
       <w:r>
         <w:rPr/>
-        <w:t xml:space="preserve">askandy </w:t>
-      </w:r>
-      <w:r>
-        <w:rPr/>
-        <w:t xml:space="preserve">at </w:t>
-      </w:r>
-      <w:r>
-        <w:rPr/>
-        <w:t xml:space="preserve">andyforsella.com. </w:t>
+        <w:t xml:space="preserve">get </w:t>
+      </w:r>
+      <w:r>
+        <w:rPr/>
+        <w:t xml:space="preserve">that, </w:t>
+      </w:r>
+      <w:r>
+        <w:rPr/>
+        <w:t xml:space="preserve">check </w:t>
+      </w:r>
+      <w:r>
+        <w:rPr/>
+        <w:t xml:space="preserve">that </w:t>
+      </w:r>
+      <w:r>
+        <w:rPr/>
+        <w:t xml:space="preserve">out. </w:t>
       </w:r>
       <w:r>
         <w:rPr/>
@@ -902,11 +1634,71 @@
       </w:r>
       <w:r>
         <w:rPr/>
-        <w:t xml:space="preserve">can </w:t>
-      </w:r>
-      <w:r>
-        <w:rPr/>
-        <w:t xml:space="preserve">click </w:t>
+        <w:t xml:space="preserve">don't </w:t>
+      </w:r>
+      <w:r>
+        <w:rPr/>
+        <w:t xml:space="preserve">have </w:t>
+      </w:r>
+      <w:r>
+        <w:rPr/>
+        <w:t xml:space="preserve">to, </w:t>
+      </w:r>
+      <w:r>
+        <w:rPr/>
+        <w:t xml:space="preserve">but </w:t>
+      </w:r>
+      <w:r>
+        <w:rPr/>
+        <w:t xml:space="preserve">if </w:t>
+      </w:r>
+      <w:r>
+        <w:rPr/>
+        <w:t xml:space="preserve">you. </w:t>
+      </w:r>
+      <w:r>
+        <w:rPr/>
+        <w:t xml:space="preserve">Andyforsela.com </w:t>
+      </w:r>
+      <w:r>
+        <w:rPr/>
+        <w:t xml:space="preserve">again, </w:t>
+      </w:r>
+      <w:r>
+        <w:rPr/>
+        <w:t xml:space="preserve">we </w:t>
+      </w:r>
+      <w:r>
+        <w:rPr/>
+        <w:t xml:space="preserve">do </w:t>
+      </w:r>
+      <w:r>
+        <w:rPr/>
+        <w:t xml:space="preserve">things </w:t>
+      </w:r>
+      <w:r>
+        <w:rPr/>
+        <w:t xml:space="preserve">a </w:t>
+      </w:r>
+      <w:r>
+        <w:rPr/>
+        <w:t xml:space="preserve">little </w:t>
+      </w:r>
+      <w:r>
+        <w:rPr/>
+        <w:t xml:space="preserve">different </w:t>
+      </w:r>
+      <w:r>
+        <w:rPr/>
+        <w:t xml:space="preserve">here </w:t>
+      </w:r>
+      <w:r>
+        <w:rPr/>
+        <w:t xml:space="preserve">guys. </w:t>
+      </w:r>
+      <w:r>
+        <w:rPr/>
+        <w:t xml:space="preserve">We're </w:t>
       </w:r>
       <w:r>
         <w:rPr/>
@@ -914,7 +1706,11 @@
       </w:r>
       <w:r>
         <w:rPr/>
-        <w:t xml:space="preserve">link </w:t>
+        <w:t xml:space="preserve">biggest </w:t>
+      </w:r>
+      <w:r>
+        <w:rPr/>
+        <w:t xml:space="preserve">show </w:t>
       </w:r>
       <w:r>
         <w:rPr/>
@@ -926,19 +1722,7 @@
       </w:r>
       <w:r>
         <w:rPr/>
-        <w:t xml:space="preserve">description </w:t>
-      </w:r>
-      <w:r>
-        <w:rPr/>
-        <w:t xml:space="preserve">below, </w:t>
-      </w:r>
-      <w:r>
-        <w:rPr/>
-        <w:t xml:space="preserve">submit </w:t>
-      </w:r>
-      <w:r>
-        <w:rPr/>
-        <w:t xml:space="preserve">them </w:t>
+        <w:t xml:space="preserve">world </w:t>
       </w:r>
       <w:r>
         <w:rPr/>
@@ -946,23 +1730,15 @@
       </w:r>
       <w:r>
         <w:rPr/>
-        <w:t xml:space="preserve">way, </w:t>
-      </w:r>
-      <w:r>
-        <w:rPr/>
-        <w:t xml:space="preserve">or </w:t>
-      </w:r>
-      <w:r>
-        <w:rPr/>
-        <w:t xml:space="preserve">drop </w:t>
-      </w:r>
-      <w:r>
-        <w:rPr/>
-        <w:t xml:space="preserve">them </w:t>
-      </w:r>
-      <w:r>
-        <w:rPr/>
-        <w:t xml:space="preserve">simply </w:t>
+        <w:t xml:space="preserve">doesn't </w:t>
+      </w:r>
+      <w:r>
+        <w:rPr/>
+        <w:t xml:space="preserve">run </w:t>
+      </w:r>
+      <w:r>
+        <w:rPr/>
+        <w:t xml:space="preserve">advertisements </w:t>
       </w:r>
       <w:r>
         <w:rPr/>
@@ -974,7 +1750,19 @@
       </w:r>
       <w:r>
         <w:rPr/>
-        <w:t xml:space="preserve">videos </w:t>
+        <w:t xml:space="preserve">show. </w:t>
+      </w:r>
+      <w:r>
+        <w:rPr/>
+        <w:t xml:space="preserve">All </w:t>
+      </w:r>
+      <w:r>
+        <w:rPr/>
+        <w:t xml:space="preserve">we </w:t>
+      </w:r>
+      <w:r>
+        <w:rPr/>
+        <w:t xml:space="preserve">ask </w:t>
       </w:r>
       <w:r>
         <w:rPr/>
@@ -982,19 +1770,59 @@
       </w:r>
       <w:r>
         <w:rPr/>
+        <w:t xml:space="preserve">return </w:t>
+      </w:r>
+      <w:r>
+        <w:rPr/>
+        <w:t xml:space="preserve">is </w:t>
+      </w:r>
+      <w:r>
+        <w:rPr/>
+        <w:t xml:space="preserve">that </w:t>
+      </w:r>
+      <w:r>
+        <w:rPr/>
+        <w:t xml:space="preserve">you </w:t>
+      </w:r>
+      <w:r>
+        <w:rPr/>
+        <w:t xml:space="preserve">help </w:t>
+      </w:r>
+      <w:r>
+        <w:rPr/>
+        <w:t xml:space="preserve">us </w:t>
+      </w:r>
+      <w:r>
+        <w:rPr/>
+        <w:t xml:space="preserve">grow </w:t>
+      </w:r>
+      <w:r>
+        <w:rPr/>
         <w:t xml:space="preserve">the </w:t>
       </w:r>
       <w:r>
         <w:rPr/>
-        <w:t xml:space="preserve">comment </w:t>
-      </w:r>
-      <w:r>
-        <w:rPr/>
-        <w:t xml:space="preserve">section </w:t>
-      </w:r>
-      <w:r>
-        <w:rPr/>
-        <w:t xml:space="preserve">on </w:t>
+        <w:t xml:space="preserve">show </w:t>
+      </w:r>
+      <w:r>
+        <w:rPr/>
+        <w:t xml:space="preserve">Don't </w:t>
+      </w:r>
+      <w:r>
+        <w:rPr/>
+        <w:t xml:space="preserve">be </w:t>
+      </w:r>
+      <w:r>
+        <w:rPr/>
+        <w:t xml:space="preserve">a </w:t>
+      </w:r>
+      <w:r>
+        <w:rPr/>
+        <w:t xml:space="preserve">hoe, </w:t>
+      </w:r>
+      <w:r>
+        <w:rPr/>
+        <w:t xml:space="preserve">share </w:t>
       </w:r>
       <w:r>
         <w:rPr/>
@@ -1002,23 +1830,51 @@
       </w:r>
       <w:r>
         <w:rPr/>
-        <w:t xml:space="preserve">Q </w:t>
-      </w:r>
-      <w:r>
-        <w:rPr/>
-        <w:t xml:space="preserve">and </w:t>
-      </w:r>
-      <w:r>
-        <w:rPr/>
-        <w:t xml:space="preserve">A </w:t>
-      </w:r>
-      <w:r>
-        <w:rPr/>
-        <w:t xml:space="preserve">F </w:t>
-      </w:r>
-      <w:r>
-        <w:rPr/>
-        <w:t xml:space="preserve">episodes. </w:t>
+        <w:t xml:space="preserve">shell. </w:t>
+      </w:r>
+      <w:r>
+        <w:rPr/>
+        <w:t xml:space="preserve">All </w:t>
+      </w:r>
+      <w:r>
+        <w:rPr/>
+        <w:t xml:space="preserve">right. </w:t>
+      </w:r>
+      <w:r>
+        <w:rPr/>
+        <w:t xml:space="preserve">Yes. </w:t>
+      </w:r>
+      <w:r>
+        <w:rPr/>
+        <w:t xml:space="preserve">So </w:t>
+      </w:r>
+      <w:r>
+        <w:rPr/>
+        <w:t xml:space="preserve">what's </w:t>
+      </w:r>
+      <w:r>
+        <w:rPr/>
+        <w:t xml:space="preserve">up, </w:t>
+      </w:r>
+      <w:r>
+        <w:rPr/>
+        <w:t xml:space="preserve">dude? </w:t>
+      </w:r>
+      <w:r>
+        <w:rPr/>
+        <w:t xml:space="preserve">Fine </w:t>
+      </w:r>
+      <w:r>
+        <w:rPr/>
+        <w:t xml:space="preserve">shits. </w:t>
+      </w:r>
+      <w:r>
+        <w:rPr/>
+        <w:t xml:space="preserve">Evening </w:t>
+      </w:r>
+      <w:r>
+        <w:rPr/>
+        <w:t xml:space="preserve">hoes. </w:t>
       </w:r>
     </w:p>
     <w:p>
@@ -1035,1029 +1891,17 @@
           <w:b/>
           <w:bCs/>
         </w:rPr>
-        <w:t xml:space="preserve">Speaker 2 </w:t>
+        <w:t xml:space="preserve">DJ </w:t>
       </w:r>
       <w:r>
         <w:rPr>
           <w:color w:val="666666"/>
         </w:rPr>
-        <w:t xml:space="preserve">[00:01:13] </w:t>
-      </w:r>
-      <w:r>
-        <w:rPr/>
-        <w:t xml:space="preserve">Other </w:t>
-      </w:r>
-      <w:r>
-        <w:rPr/>
-        <w:t xml:space="preserve">times </w:t>
-      </w:r>
-      <w:r>
-        <w:rPr/>
-        <w:t xml:space="preserve">we're </w:t>
-      </w:r>
-      <w:r>
-        <w:rPr/>
-        <w:t xml:space="preserve">going </w:t>
-      </w:r>
-      <w:r>
-        <w:rPr/>
-        <w:t xml:space="preserve">to </w:t>
-      </w:r>
-      <w:r>
-        <w:rPr/>
-        <w:t xml:space="preserve">have </w:t>
-      </w:r>
-      <w:r>
-        <w:rPr/>
-        <w:t xml:space="preserve">real </w:t>
-      </w:r>
-      <w:r>
-        <w:rPr/>
-        <w:t xml:space="preserve">talk </w:t>
-      </w:r>
-      <w:r>
-        <w:rPr/>
-        <w:t xml:space="preserve">real </w:t>
-      </w:r>
-      <w:r>
-        <w:rPr/>
-        <w:t xml:space="preserve">talk. </w:t>
-      </w:r>
-      <w:r>
-        <w:rPr/>
-        <w:t xml:space="preserve">Just </w:t>
-      </w:r>
-      <w:r>
-        <w:rPr/>
-        <w:t xml:space="preserve">five </w:t>
-      </w:r>
-      <w:r>
-        <w:rPr/>
-        <w:t xml:space="preserve">20 </w:t>
-      </w:r>
-      <w:r>
-        <w:rPr/>
-        <w:t xml:space="preserve">minutes. </w:t>
-      </w:r>
-      <w:r>
-        <w:rPr/>
-        <w:t xml:space="preserve">Let </w:t>
-      </w:r>
-      <w:r>
-        <w:rPr/>
-        <w:t xml:space="preserve">me </w:t>
-      </w:r>
-      <w:r>
-        <w:rPr/>
-        <w:t xml:space="preserve">give </w:t>
-      </w:r>
-      <w:r>
-        <w:rPr/>
-        <w:t xml:space="preserve">you </w:t>
-      </w:r>
-      <w:r>
-        <w:rPr/>
-        <w:t xml:space="preserve">some </w:t>
-      </w:r>
-      <w:r>
-        <w:rPr/>
-        <w:t xml:space="preserve">real </w:t>
-      </w:r>
-      <w:r>
-        <w:rPr/>
-        <w:t xml:space="preserve">talk </w:t>
-      </w:r>
-      <w:r>
-        <w:rPr/>
-        <w:t xml:space="preserve">We </w:t>
-      </w:r>
-      <w:r>
-        <w:rPr/>
-        <w:t xml:space="preserve">are </w:t>
-      </w:r>
-      <w:r>
-        <w:rPr/>
-        <w:t xml:space="preserve">due </w:t>
-      </w:r>
-      <w:r>
-        <w:rPr/>
-        <w:t xml:space="preserve">for </w:t>
-      </w:r>
-      <w:r>
-        <w:rPr/>
-        <w:t xml:space="preserve">a </w:t>
-      </w:r>
-      <w:r>
-        <w:rPr/>
-        <w:t xml:space="preserve">few </w:t>
-      </w:r>
-      <w:r>
-        <w:rPr/>
-        <w:t xml:space="preserve">of </w:t>
-      </w:r>
-      <w:r>
-        <w:rPr/>
-        <w:t xml:space="preserve">those. </w:t>
-      </w:r>
-      <w:r>
-        <w:rPr/>
-        <w:t xml:space="preserve">I </w:t>
-      </w:r>
-      <w:r>
-        <w:rPr/>
-        <w:t xml:space="preserve">am </w:t>
-      </w:r>
-      <w:r>
-        <w:rPr/>
-        <w:t xml:space="preserve">sorry </w:t>
-      </w:r>
-      <w:r>
-        <w:rPr/>
-        <w:t xml:space="preserve">guys </w:t>
-      </w:r>
-      <w:r>
-        <w:rPr/>
-        <w:t xml:space="preserve">I </w:t>
-      </w:r>
-      <w:r>
-        <w:rPr/>
-        <w:t xml:space="preserve">will </w:t>
-      </w:r>
-      <w:r>
-        <w:rPr/>
-        <w:t xml:space="preserve">get </w:t>
-      </w:r>
-      <w:r>
-        <w:rPr/>
-        <w:t xml:space="preserve">you </w:t>
-      </w:r>
-      <w:r>
-        <w:rPr/>
-        <w:t xml:space="preserve">guys </w:t>
-      </w:r>
-      <w:r>
-        <w:rPr/>
-        <w:t xml:space="preserve">some </w:t>
-      </w:r>
-      <w:r>
-        <w:rPr/>
-        <w:t xml:space="preserve">soon </w:t>
-      </w:r>
-      <w:r>
-        <w:rPr/>
-        <w:t xml:space="preserve">and </w:t>
-      </w:r>
-      <w:r>
-        <w:rPr/>
-        <w:t xml:space="preserve">then </w:t>
-      </w:r>
-      <w:r>
-        <w:rPr/>
-        <w:t xml:space="preserve">we </w:t>
-      </w:r>
-      <w:r>
-        <w:rPr/>
-        <w:t xml:space="preserve">have </w:t>
-      </w:r>
-      <w:r>
-        <w:rPr/>
-        <w:t xml:space="preserve">75 </w:t>
-      </w:r>
-      <w:r>
-        <w:rPr/>
-        <w:t xml:space="preserve">hard </w:t>
-      </w:r>
-      <w:r>
-        <w:rPr/>
-        <w:t xml:space="preserve">verses </w:t>
-      </w:r>
-      <w:r>
-        <w:rPr/>
-        <w:t xml:space="preserve">That's </w:t>
-      </w:r>
-      <w:r>
-        <w:rPr/>
-        <w:t xml:space="preserve">where </w:t>
-      </w:r>
-      <w:r>
-        <w:rPr/>
-        <w:t xml:space="preserve">somebody </w:t>
-      </w:r>
-      <w:r>
-        <w:rPr/>
-        <w:t xml:space="preserve">who's </w:t>
-      </w:r>
-      <w:r>
-        <w:rPr/>
-        <w:t xml:space="preserve">completed </w:t>
-      </w:r>
-      <w:r>
-        <w:rPr/>
-        <w:t xml:space="preserve">75 </w:t>
-      </w:r>
-      <w:r>
-        <w:rPr/>
-        <w:t xml:space="preserve">hard </w:t>
-      </w:r>
-      <w:r>
-        <w:rPr/>
-        <w:t xml:space="preserve">program </w:t>
-      </w:r>
-      <w:r>
-        <w:rPr/>
-        <w:t xml:space="preserve">comes </w:t>
-      </w:r>
-      <w:r>
-        <w:rPr/>
-        <w:t xml:space="preserve">on </w:t>
-      </w:r>
-      <w:r>
-        <w:rPr/>
-        <w:t xml:space="preserve">the </w:t>
-      </w:r>
-      <w:r>
-        <w:rPr/>
-        <w:t xml:space="preserve">show </w:t>
-      </w:r>
-      <w:r>
-        <w:rPr/>
-        <w:t xml:space="preserve">they </w:t>
-      </w:r>
-      <w:r>
-        <w:rPr/>
-        <w:t xml:space="preserve">talk </w:t>
-      </w:r>
-      <w:r>
-        <w:rPr/>
-        <w:t xml:space="preserve">about </w:t>
-      </w:r>
-      <w:r>
-        <w:rPr/>
-        <w:t xml:space="preserve">how </w:t>
-      </w:r>
-      <w:r>
-        <w:rPr/>
-        <w:t xml:space="preserve">they </w:t>
-      </w:r>
-      <w:r>
-        <w:rPr/>
-        <w:t xml:space="preserve">were </w:t>
-      </w:r>
-      <w:r>
-        <w:rPr/>
-        <w:t xml:space="preserve">before </w:t>
-      </w:r>
-      <w:r>
-        <w:rPr/>
-        <w:t xml:space="preserve">how </w:t>
-      </w:r>
-      <w:r>
-        <w:rPr/>
-        <w:t xml:space="preserve">they </w:t>
-      </w:r>
-      <w:r>
-        <w:rPr/>
-        <w:t xml:space="preserve">are </w:t>
-      </w:r>
-      <w:r>
-        <w:rPr/>
-        <w:t xml:space="preserve">now </w:t>
-      </w:r>
-      <w:r>
-        <w:rPr/>
-        <w:t xml:space="preserve">and </w:t>
-      </w:r>
-      <w:r>
-        <w:rPr/>
-        <w:t xml:space="preserve">how </w:t>
-      </w:r>
-      <w:r>
-        <w:rPr/>
-        <w:t xml:space="preserve">they </w:t>
-      </w:r>
-      <w:r>
-        <w:rPr/>
-        <w:t xml:space="preserve">use </w:t>
-      </w:r>
-      <w:r>
-        <w:rPr/>
-        <w:t xml:space="preserve">the </w:t>
-      </w:r>
-      <w:r>
-        <w:rPr/>
-        <w:t xml:space="preserve">75 </w:t>
-      </w:r>
-      <w:r>
-        <w:rPr/>
-        <w:t xml:space="preserve">hard </w:t>
-      </w:r>
-      <w:r>
-        <w:rPr/>
-        <w:t xml:space="preserve">Program </w:t>
-      </w:r>
-      <w:r>
-        <w:rPr/>
-        <w:t xml:space="preserve">to </w:t>
-      </w:r>
-      <w:r>
-        <w:rPr/>
-        <w:t xml:space="preserve">Fix </w:t>
-      </w:r>
-      <w:r>
-        <w:rPr/>
-        <w:t xml:space="preserve">their </w:t>
-      </w:r>
-      <w:r>
-        <w:rPr/>
-        <w:t xml:space="preserve">life. </w:t>
-      </w:r>
-      <w:r>
-        <w:rPr/>
-        <w:t xml:space="preserve">You're </w:t>
-      </w:r>
-      <w:r>
-        <w:rPr/>
-        <w:t xml:space="preserve">unfamiliar </w:t>
-      </w:r>
-      <w:r>
-        <w:rPr/>
-        <w:t xml:space="preserve">with </w:t>
-      </w:r>
-      <w:r>
-        <w:rPr/>
-        <w:t xml:space="preserve">75 </w:t>
-      </w:r>
-      <w:r>
-        <w:rPr/>
-        <w:t xml:space="preserve">hard </w:t>
-      </w:r>
-      <w:r>
-        <w:rPr/>
-        <w:t xml:space="preserve">is </w:t>
-      </w:r>
-      <w:r>
-        <w:rPr/>
-        <w:t xml:space="preserve">the </w:t>
-      </w:r>
-      <w:r>
-        <w:rPr/>
-        <w:t xml:space="preserve">initial </w:t>
-      </w:r>
-      <w:r>
-        <w:rPr/>
-        <w:t xml:space="preserve">phase </w:t>
-      </w:r>
-      <w:r>
-        <w:rPr/>
-        <w:t xml:space="preserve">of </w:t>
-      </w:r>
-      <w:r>
-        <w:rPr/>
-        <w:t xml:space="preserve">the </w:t>
-      </w:r>
-      <w:r>
-        <w:rPr/>
-        <w:t xml:space="preserve">live </w:t>
-      </w:r>
-      <w:r>
-        <w:rPr/>
-        <w:t xml:space="preserve">hard </w:t>
-      </w:r>
-      <w:r>
-        <w:rPr/>
-        <w:t xml:space="preserve">program </w:t>
-      </w:r>
-      <w:r>
-        <w:rPr/>
-        <w:t xml:space="preserve">The </w:t>
-      </w:r>
-      <w:r>
-        <w:rPr/>
-        <w:t xml:space="preserve">live </w:t>
-      </w:r>
-      <w:r>
-        <w:rPr/>
-        <w:t xml:space="preserve">hard </w:t>
-      </w:r>
-      <w:r>
-        <w:rPr/>
-        <w:t xml:space="preserve">Program </w:t>
-      </w:r>
-      <w:r>
-        <w:rPr/>
-        <w:t xml:space="preserve">is </w:t>
-      </w:r>
-      <w:r>
-        <w:rPr/>
-        <w:t xml:space="preserve">the </w:t>
-      </w:r>
-      <w:r>
-        <w:rPr/>
-        <w:t xml:space="preserve">world's </w:t>
-      </w:r>
-      <w:r>
-        <w:rPr/>
-        <w:t xml:space="preserve">most </w:t>
-      </w:r>
-      <w:r>
-        <w:rPr/>
-        <w:t xml:space="preserve">famous </w:t>
-      </w:r>
-      <w:r>
-        <w:rPr/>
-        <w:t xml:space="preserve">mental </w:t>
-      </w:r>
-      <w:r>
-        <w:rPr/>
-        <w:t xml:space="preserve">transformation </w:t>
-      </w:r>
-      <w:r>
-        <w:rPr/>
-        <w:t xml:space="preserve">program </w:t>
-      </w:r>
-      <w:r>
-        <w:rPr/>
-        <w:t xml:space="preserve">ever </w:t>
-      </w:r>
-      <w:r>
-        <w:rPr/>
-        <w:t xml:space="preserve">And </w:t>
-      </w:r>
-      <w:r>
-        <w:rPr/>
-        <w:t xml:space="preserve">it's </w:t>
-      </w:r>
-      <w:r>
-        <w:rPr/>
-        <w:t xml:space="preserve">available </w:t>
-      </w:r>
-      <w:r>
-        <w:rPr/>
-        <w:t xml:space="preserve">for </w:t>
-      </w:r>
-      <w:r>
-        <w:rPr/>
-        <w:t xml:space="preserve">free </w:t>
-      </w:r>
-      <w:r>
-        <w:rPr/>
-        <w:t xml:space="preserve">at </w:t>
-      </w:r>
-      <w:r>
-        <w:rPr/>
-        <w:t xml:space="preserve">episode </w:t>
-      </w:r>
-      <w:r>
-        <w:rPr/>
-        <w:t xml:space="preserve">208 </w:t>
-      </w:r>
-      <w:r>
-        <w:rPr/>
-        <w:t xml:space="preserve">on </w:t>
-      </w:r>
-      <w:r>
-        <w:rPr/>
-        <w:t xml:space="preserve">the </w:t>
-      </w:r>
-      <w:r>
-        <w:rPr/>
-        <w:t xml:space="preserve">audio </w:t>
-      </w:r>
-      <w:r>
-        <w:rPr/>
-        <w:t xml:space="preserve">feed </w:t>
-      </w:r>
-      <w:r>
-        <w:rPr/>
-        <w:t xml:space="preserve">again. </w:t>
-      </w:r>
-      <w:r>
-        <w:rPr/>
-        <w:t xml:space="preserve">That's </w:t>
-      </w:r>
-      <w:r>
-        <w:rPr/>
-        <w:t xml:space="preserve">208. </w:t>
-      </w:r>
-      <w:r>
-        <w:rPr/>
-        <w:t xml:space="preserve">On </w:t>
-      </w:r>
-      <w:r>
-        <w:rPr/>
-        <w:t xml:space="preserve">the </w:t>
-      </w:r>
-      <w:r>
-        <w:rPr/>
-        <w:t xml:space="preserve">audio </w:t>
-      </w:r>
-      <w:r>
-        <w:rPr/>
-        <w:t xml:space="preserve">fee. </w:t>
-      </w:r>
-      <w:r>
-        <w:rPr/>
-        <w:t xml:space="preserve">There's </w:t>
-      </w:r>
-      <w:r>
-        <w:rPr/>
-        <w:t xml:space="preserve">also </w:t>
-      </w:r>
-      <w:r>
-        <w:rPr/>
-        <w:t xml:space="preserve">a </w:t>
-      </w:r>
-      <w:r>
-        <w:rPr/>
-        <w:t xml:space="preserve">book </w:t>
-      </w:r>
-      <w:r>
-        <w:rPr/>
-        <w:t xml:space="preserve">called </w:t>
-      </w:r>
-      <w:r>
-        <w:rPr/>
-        <w:t xml:space="preserve">the </w:t>
-      </w:r>
-      <w:r>
-        <w:rPr/>
-        <w:t xml:space="preserve">book </w:t>
-      </w:r>
-      <w:r>
-        <w:rPr/>
-        <w:t xml:space="preserve">on </w:t>
-      </w:r>
-      <w:r>
-        <w:rPr/>
-        <w:t xml:space="preserve">mental </w:t>
-      </w:r>
-      <w:r>
-        <w:rPr/>
-        <w:t xml:space="preserve">toughness. </w:t>
-      </w:r>
-      <w:r>
-        <w:rPr/>
-        <w:t xml:space="preserve">You </w:t>
-      </w:r>
-      <w:r>
-        <w:rPr/>
-        <w:t xml:space="preserve">can </w:t>
-      </w:r>
-      <w:r>
-        <w:rPr/>
-        <w:t xml:space="preserve">get </w:t>
-      </w:r>
-      <w:r>
-        <w:rPr/>
-        <w:t xml:space="preserve">that </w:t>
-      </w:r>
-      <w:r>
-        <w:rPr/>
-        <w:t xml:space="preserve">at </w:t>
-      </w:r>
-      <w:r>
-        <w:rPr/>
-        <w:t xml:space="preserve">andyforsella.com. </w:t>
-      </w:r>
-      <w:r>
-        <w:rPr/>
-        <w:t xml:space="preserve">It </w:t>
-      </w:r>
-      <w:r>
-        <w:rPr/>
-        <w:t xml:space="preserve">is </w:t>
-      </w:r>
-      <w:r>
-        <w:rPr/>
-        <w:t xml:space="preserve">not </w:t>
-      </w:r>
-      <w:r>
-        <w:rPr/>
-        <w:t xml:space="preserve">free, </w:t>
-      </w:r>
-      <w:r>
-        <w:rPr/>
-        <w:t xml:space="preserve">but </w:t>
-      </w:r>
-      <w:r>
-        <w:rPr/>
-        <w:t xml:space="preserve">it </w:t>
-      </w:r>
-      <w:r>
-        <w:rPr/>
-        <w:t xml:space="preserve">has </w:t>
-      </w:r>
-      <w:r>
-        <w:rPr/>
-        <w:t xml:space="preserve">a </w:t>
-      </w:r>
-      <w:r>
-        <w:rPr/>
-        <w:t xml:space="preserve">whole </w:t>
-      </w:r>
-      <w:r>
-        <w:rPr/>
-        <w:t xml:space="preserve">bunch </w:t>
-      </w:r>
-      <w:r>
-        <w:rPr/>
-        <w:t xml:space="preserve">of </w:t>
-      </w:r>
-      <w:r>
-        <w:rPr/>
-        <w:t xml:space="preserve">other </w:t>
-      </w:r>
-      <w:r>
-        <w:rPr/>
-        <w:t xml:space="preserve">stuff </w:t>
-      </w:r>
-      <w:r>
-        <w:rPr/>
-        <w:t xml:space="preserve">besides </w:t>
-      </w:r>
-      <w:r>
-        <w:rPr/>
-        <w:t xml:space="preserve">just </w:t>
-      </w:r>
-      <w:r>
-        <w:rPr/>
-        <w:t xml:space="preserve">to </w:t>
-      </w:r>
-      <w:r>
-        <w:rPr/>
-        <w:t xml:space="preserve">live </w:t>
-      </w:r>
-      <w:r>
-        <w:rPr/>
-        <w:t xml:space="preserve">hard </w:t>
-      </w:r>
-      <w:r>
-        <w:rPr/>
-        <w:t xml:space="preserve">program </w:t>
-      </w:r>
-      <w:r>
-        <w:rPr/>
-        <w:t xml:space="preserve">and </w:t>
-      </w:r>
-      <w:r>
-        <w:rPr/>
-        <w:t xml:space="preserve">uh, </w:t>
-      </w:r>
-      <w:r>
-        <w:rPr/>
-        <w:t xml:space="preserve">we </w:t>
-      </w:r>
-      <w:r>
-        <w:rPr/>
-        <w:t xml:space="preserve">have </w:t>
-      </w:r>
-      <w:r>
-        <w:rPr/>
-        <w:t xml:space="preserve">a </w:t>
-      </w:r>
-      <w:r>
-        <w:rPr/>
-        <w:t xml:space="preserve">hard </w:t>
-      </w:r>
-      <w:r>
-        <w:rPr/>
-        <w:t xml:space="preserve">time </w:t>
-      </w:r>
-      <w:r>
-        <w:rPr/>
-        <w:t xml:space="preserve">keeping </w:t>
-      </w:r>
-      <w:r>
-        <w:rPr/>
-        <w:t xml:space="preserve">it </w:t>
-      </w:r>
-      <w:r>
-        <w:rPr/>
-        <w:t xml:space="preserve">in </w:t>
-      </w:r>
-      <w:r>
-        <w:rPr/>
-        <w:t xml:space="preserve">the </w:t>
-      </w:r>
-      <w:r>
-        <w:rPr/>
-        <w:t xml:space="preserve">stock. </w:t>
-      </w:r>
-      <w:r>
-        <w:rPr/>
-        <w:t xml:space="preserve">So </w:t>
-      </w:r>
-      <w:r>
-        <w:rPr/>
-        <w:t xml:space="preserve">people </w:t>
-      </w:r>
-      <w:r>
-        <w:rPr/>
-        <w:t xml:space="preserve">must </w:t>
-      </w:r>
-      <w:r>
-        <w:rPr/>
-        <w:t xml:space="preserve">like </w:t>
-      </w:r>
-      <w:r>
-        <w:rPr/>
-        <w:t xml:space="preserve">reading </w:t>
-      </w:r>
-      <w:r>
-        <w:rPr/>
-        <w:t xml:space="preserve">it. </w:t>
-      </w:r>
-      <w:r>
-        <w:rPr/>
-        <w:t xml:space="preserve">So, </w:t>
-      </w:r>
-      <w:r>
-        <w:rPr/>
-        <w:t xml:space="preserve">uh, </w:t>
-      </w:r>
-      <w:r>
-        <w:rPr/>
-        <w:t xml:space="preserve">if </w:t>
-      </w:r>
-      <w:r>
-        <w:rPr/>
-        <w:t xml:space="preserve">you </w:t>
-      </w:r>
-      <w:r>
-        <w:rPr/>
-        <w:t xml:space="preserve">want </w:t>
-      </w:r>
-      <w:r>
-        <w:rPr/>
-        <w:t xml:space="preserve">to </w:t>
-      </w:r>
-      <w:r>
-        <w:rPr/>
-        <w:t xml:space="preserve">get </w:t>
-      </w:r>
-      <w:r>
-        <w:rPr/>
-        <w:t xml:space="preserve">that, </w:t>
-      </w:r>
-      <w:r>
-        <w:rPr/>
-        <w:t xml:space="preserve">check </w:t>
-      </w:r>
-      <w:r>
-        <w:rPr/>
-        <w:t xml:space="preserve">that </w:t>
-      </w:r>
-      <w:r>
-        <w:rPr/>
-        <w:t xml:space="preserve">out. </w:t>
-      </w:r>
-      <w:r>
-        <w:rPr/>
-        <w:t xml:space="preserve">You </w:t>
-      </w:r>
-      <w:r>
-        <w:rPr/>
-        <w:t xml:space="preserve">don't </w:t>
-      </w:r>
-      <w:r>
-        <w:rPr/>
-        <w:t xml:space="preserve">have </w:t>
-      </w:r>
-      <w:r>
-        <w:rPr/>
-        <w:t xml:space="preserve">to, </w:t>
-      </w:r>
-      <w:r>
-        <w:rPr/>
-        <w:t xml:space="preserve">but </w:t>
-      </w:r>
-      <w:r>
-        <w:rPr/>
-        <w:t xml:space="preserve">if </w:t>
-      </w:r>
-      <w:r>
-        <w:rPr/>
-        <w:t xml:space="preserve">you. </w:t>
-      </w:r>
-      <w:r>
-        <w:rPr/>
-        <w:t xml:space="preserve">Andyforsela.com </w:t>
-      </w:r>
-      <w:r>
-        <w:rPr/>
-        <w:t xml:space="preserve">again, </w:t>
-      </w:r>
-      <w:r>
-        <w:rPr/>
-        <w:t xml:space="preserve">we </w:t>
-      </w:r>
-      <w:r>
-        <w:rPr/>
-        <w:t xml:space="preserve">do </w:t>
-      </w:r>
-      <w:r>
-        <w:rPr/>
-        <w:t xml:space="preserve">things </w:t>
-      </w:r>
-      <w:r>
-        <w:rPr/>
-        <w:t xml:space="preserve">a </w:t>
-      </w:r>
-      <w:r>
-        <w:rPr/>
-        <w:t xml:space="preserve">little </w:t>
-      </w:r>
-      <w:r>
-        <w:rPr/>
-        <w:t xml:space="preserve">different </w:t>
-      </w:r>
-      <w:r>
-        <w:rPr/>
-        <w:t xml:space="preserve">here </w:t>
-      </w:r>
-      <w:r>
-        <w:rPr/>
-        <w:t xml:space="preserve">guys. </w:t>
-      </w:r>
-      <w:r>
-        <w:rPr/>
-        <w:t xml:space="preserve">We're </w:t>
-      </w:r>
-      <w:r>
-        <w:rPr/>
-        <w:t xml:space="preserve">the </w:t>
-      </w:r>
-      <w:r>
-        <w:rPr/>
-        <w:t xml:space="preserve">biggest </w:t>
-      </w:r>
-      <w:r>
-        <w:rPr/>
-        <w:t xml:space="preserve">show </w:t>
-      </w:r>
-      <w:r>
-        <w:rPr/>
-        <w:t xml:space="preserve">in </w:t>
-      </w:r>
-      <w:r>
-        <w:rPr/>
-        <w:t xml:space="preserve">the </w:t>
-      </w:r>
-      <w:r>
-        <w:rPr/>
-        <w:t xml:space="preserve">world </w:t>
-      </w:r>
-      <w:r>
-        <w:rPr/>
-        <w:t xml:space="preserve">that </w:t>
-      </w:r>
-      <w:r>
-        <w:rPr/>
-        <w:t xml:space="preserve">doesn't </w:t>
-      </w:r>
-      <w:r>
-        <w:rPr/>
-        <w:t xml:space="preserve">run </w:t>
-      </w:r>
-      <w:r>
-        <w:rPr/>
-        <w:t xml:space="preserve">advertisements </w:t>
-      </w:r>
-      <w:r>
-        <w:rPr/>
-        <w:t xml:space="preserve">on </w:t>
-      </w:r>
-      <w:r>
-        <w:rPr/>
-        <w:t xml:space="preserve">the </w:t>
-      </w:r>
-      <w:r>
-        <w:rPr/>
-        <w:t xml:space="preserve">show. </w:t>
-      </w:r>
-      <w:r>
-        <w:rPr/>
-        <w:t xml:space="preserve">All </w:t>
-      </w:r>
-      <w:r>
-        <w:rPr/>
-        <w:t xml:space="preserve">we </w:t>
-      </w:r>
-      <w:r>
-        <w:rPr/>
-        <w:t xml:space="preserve">ask </w:t>
-      </w:r>
-      <w:r>
-        <w:rPr/>
-        <w:t xml:space="preserve">in </w:t>
-      </w:r>
-      <w:r>
-        <w:rPr/>
-        <w:t xml:space="preserve">return </w:t>
-      </w:r>
-      <w:r>
-        <w:rPr/>
-        <w:t xml:space="preserve">is </w:t>
-      </w:r>
-      <w:r>
-        <w:rPr/>
-        <w:t xml:space="preserve">that </w:t>
-      </w:r>
-      <w:r>
-        <w:rPr/>
-        <w:t xml:space="preserve">you </w:t>
-      </w:r>
-      <w:r>
-        <w:rPr/>
-        <w:t xml:space="preserve">help </w:t>
-      </w:r>
-      <w:r>
-        <w:rPr/>
-        <w:t xml:space="preserve">us </w:t>
-      </w:r>
-      <w:r>
-        <w:rPr/>
-        <w:t xml:space="preserve">grow </w:t>
-      </w:r>
-      <w:r>
-        <w:rPr/>
-        <w:t xml:space="preserve">the </w:t>
-      </w:r>
-      <w:r>
-        <w:rPr/>
-        <w:t xml:space="preserve">show </w:t>
-      </w:r>
-      <w:r>
-        <w:rPr/>
-        <w:t xml:space="preserve">Don't </w:t>
-      </w:r>
-      <w:r>
-        <w:rPr/>
-        <w:t xml:space="preserve">be </w:t>
-      </w:r>
-      <w:r>
-        <w:rPr/>
-        <w:t xml:space="preserve">a </w:t>
-      </w:r>
-      <w:r>
-        <w:rPr/>
-        <w:t xml:space="preserve">hoe, </w:t>
-      </w:r>
-      <w:r>
-        <w:rPr/>
-        <w:t xml:space="preserve">share </w:t>
-      </w:r>
-      <w:r>
-        <w:rPr/>
-        <w:t xml:space="preserve">the </w:t>
-      </w:r>
-      <w:r>
-        <w:rPr/>
-        <w:t xml:space="preserve">shell. </w:t>
-      </w:r>
-      <w:r>
-        <w:rPr/>
-        <w:t xml:space="preserve">All </w:t>
-      </w:r>
-      <w:r>
-        <w:rPr/>
-        <w:t xml:space="preserve">right. </w:t>
-      </w:r>
-      <w:r>
-        <w:rPr/>
-        <w:t xml:space="preserve">Yes. </w:t>
-      </w:r>
-      <w:r>
-        <w:rPr/>
-        <w:t xml:space="preserve">So </w:t>
-      </w:r>
-      <w:r>
-        <w:rPr/>
-        <w:t xml:space="preserve">what's </w:t>
-      </w:r>
-      <w:r>
-        <w:rPr/>
-        <w:t xml:space="preserve">up, </w:t>
-      </w:r>
-      <w:r>
-        <w:rPr/>
-        <w:t xml:space="preserve">dude? </w:t>
-      </w:r>
-      <w:r>
-        <w:rPr/>
-        <w:t xml:space="preserve">Fine </w:t>
-      </w:r>
-      <w:r>
-        <w:rPr/>
-        <w:t xml:space="preserve">shits. </w:t>
-      </w:r>
-      <w:r>
-        <w:rPr/>
-        <w:t xml:space="preserve">Evening </w:t>
-      </w:r>
-      <w:r>
-        <w:rPr/>
-        <w:t xml:space="preserve">hoes. </w:t>
+        <w:t xml:space="preserve">[00:02:30] </w:t>
+      </w:r>
+      <w:r>
+        <w:rPr/>
+        <w:t xml:space="preserve">Children. </w:t>
       </w:r>
     </w:p>
     <w:p>
@@ -2074,17 +1918,141 @@
           <w:b/>
           <w:bCs/>
         </w:rPr>
-        <w:t xml:space="preserve">Speaker 3 </w:t>
+        <w:t xml:space="preserve">Andy </w:t>
       </w:r>
       <w:r>
         <w:rPr>
           <w:color w:val="666666"/>
         </w:rPr>
-        <w:t xml:space="preserve">[00:02:30] </w:t>
-      </w:r>
-      <w:r>
-        <w:rPr/>
-        <w:t xml:space="preserve">Children. </w:t>
+        <w:t xml:space="preserve">[00:02:32] </w:t>
+      </w:r>
+      <w:r>
+        <w:rPr/>
+        <w:t xml:space="preserve">Now </w:t>
+      </w:r>
+      <w:r>
+        <w:rPr/>
+        <w:t xml:space="preserve">we </w:t>
+      </w:r>
+      <w:r>
+        <w:rPr/>
+        <w:t xml:space="preserve">are </w:t>
+      </w:r>
+      <w:r>
+        <w:rPr/>
+        <w:t xml:space="preserve">joined </w:t>
+      </w:r>
+      <w:r>
+        <w:rPr/>
+        <w:t xml:space="preserve">by </w:t>
+      </w:r>
+      <w:r>
+        <w:rPr/>
+        <w:t xml:space="preserve">a </w:t>
+      </w:r>
+      <w:r>
+        <w:rPr/>
+        <w:t xml:space="preserve">very </w:t>
+      </w:r>
+      <w:r>
+        <w:rPr/>
+        <w:t xml:space="preserve">special </w:t>
+      </w:r>
+      <w:r>
+        <w:rPr/>
+        <w:t xml:space="preserve">guest </w:t>
+      </w:r>
+      <w:r>
+        <w:rPr/>
+        <w:t xml:space="preserve">today. </w:t>
+      </w:r>
+      <w:r>
+        <w:rPr/>
+        <w:t xml:space="preserve">We </w:t>
+      </w:r>
+      <w:r>
+        <w:rPr/>
+        <w:t xml:space="preserve">have </w:t>
+      </w:r>
+      <w:r>
+        <w:rPr/>
+        <w:t xml:space="preserve">a </w:t>
+      </w:r>
+      <w:r>
+        <w:rPr/>
+        <w:t xml:space="preserve">very </w:t>
+      </w:r>
+      <w:r>
+        <w:rPr/>
+        <w:t xml:space="preserve">good </w:t>
+      </w:r>
+      <w:r>
+        <w:rPr/>
+        <w:t xml:space="preserve">buddy </w:t>
+      </w:r>
+      <w:r>
+        <w:rPr/>
+        <w:t xml:space="preserve">of </w:t>
+      </w:r>
+      <w:r>
+        <w:rPr/>
+        <w:t xml:space="preserve">mine, </w:t>
+      </w:r>
+      <w:r>
+        <w:rPr/>
+        <w:t xml:space="preserve">Mr. </w:t>
+      </w:r>
+      <w:r>
+        <w:rPr/>
+        <w:t xml:space="preserve">Christian </w:t>
+      </w:r>
+      <w:r>
+        <w:rPr/>
+        <w:t xml:space="preserve">Schaaf </w:t>
+      </w:r>
+      <w:r>
+        <w:rPr/>
+        <w:t xml:space="preserve">from </w:t>
+      </w:r>
+      <w:r>
+        <w:rPr/>
+        <w:t xml:space="preserve">Uncharted </w:t>
+      </w:r>
+      <w:r>
+        <w:rPr/>
+        <w:t xml:space="preserve">Supply. </w:t>
+      </w:r>
+      <w:r>
+        <w:rPr/>
+        <w:t xml:space="preserve">He's </w:t>
+      </w:r>
+      <w:r>
+        <w:rPr/>
+        <w:t xml:space="preserve">the </w:t>
+      </w:r>
+      <w:r>
+        <w:rPr/>
+        <w:t xml:space="preserve">most </w:t>
+      </w:r>
+      <w:r>
+        <w:rPr/>
+        <w:t xml:space="preserve">handsome </w:t>
+      </w:r>
+      <w:r>
+        <w:rPr/>
+        <w:t xml:space="preserve">guy </w:t>
+      </w:r>
+      <w:r>
+        <w:rPr/>
+        <w:t xml:space="preserve">here, </w:t>
+      </w:r>
+      <w:r>
+        <w:rPr/>
+        <w:t xml:space="preserve">for </w:t>
+      </w:r>
+      <w:r>
+        <w:rPr/>
+        <w:t xml:space="preserve">sure. </w:t>
       </w:r>
     </w:p>
     <w:p>
@@ -2101,37 +2069,17 @@
           <w:b/>
           <w:bCs/>
         </w:rPr>
-        <w:t xml:space="preserve">Speaker 2 </w:t>
+        <w:t xml:space="preserve">DJ </w:t>
       </w:r>
       <w:r>
         <w:rPr>
           <w:color w:val="666666"/>
         </w:rPr>
-        <w:t xml:space="preserve">[00:02:32] </w:t>
-      </w:r>
-      <w:r>
-        <w:rPr/>
-        <w:t xml:space="preserve">Now </w:t>
-      </w:r>
-      <w:r>
-        <w:rPr/>
-        <w:t xml:space="preserve">we </w:t>
-      </w:r>
-      <w:r>
-        <w:rPr/>
-        <w:t xml:space="preserve">are </w:t>
-      </w:r>
-      <w:r>
-        <w:rPr/>
-        <w:t xml:space="preserve">joined </w:t>
-      </w:r>
-      <w:r>
-        <w:rPr/>
-        <w:t xml:space="preserve">by </w:t>
-      </w:r>
-      <w:r>
-        <w:rPr/>
-        <w:t xml:space="preserve">a </w:t>
+        <w:t xml:space="preserve">[00:02:40] </w:t>
+      </w:r>
+      <w:r>
+        <w:rPr/>
+        <w:t xml:space="preserve">You're </w:t>
       </w:r>
       <w:r>
         <w:rPr/>
@@ -2139,75 +2087,11 @@
       </w:r>
       <w:r>
         <w:rPr/>
-        <w:t xml:space="preserve">special </w:t>
-      </w:r>
-      <w:r>
-        <w:rPr/>
-        <w:t xml:space="preserve">guest </w:t>
-      </w:r>
-      <w:r>
-        <w:rPr/>
-        <w:t xml:space="preserve">today. </w:t>
-      </w:r>
-      <w:r>
-        <w:rPr/>
-        <w:t xml:space="preserve">We </w:t>
-      </w:r>
-      <w:r>
-        <w:rPr/>
-        <w:t xml:space="preserve">have </w:t>
-      </w:r>
-      <w:r>
-        <w:rPr/>
-        <w:t xml:space="preserve">a </w:t>
-      </w:r>
-      <w:r>
-        <w:rPr/>
-        <w:t xml:space="preserve">very </w:t>
-      </w:r>
-      <w:r>
-        <w:rPr/>
-        <w:t xml:space="preserve">good </w:t>
-      </w:r>
-      <w:r>
-        <w:rPr/>
-        <w:t xml:space="preserve">buddy </w:t>
-      </w:r>
-      <w:r>
-        <w:rPr/>
-        <w:t xml:space="preserve">of </w:t>
-      </w:r>
-      <w:r>
-        <w:rPr/>
-        <w:t xml:space="preserve">mine, </w:t>
-      </w:r>
-      <w:r>
-        <w:rPr/>
-        <w:t xml:space="preserve">Mr. </w:t>
-      </w:r>
-      <w:r>
-        <w:rPr/>
-        <w:t xml:space="preserve">Christian </w:t>
-      </w:r>
-      <w:r>
-        <w:rPr/>
-        <w:t xml:space="preserve">Schaaf </w:t>
-      </w:r>
-      <w:r>
-        <w:rPr/>
-        <w:t xml:space="preserve">from </w:t>
-      </w:r>
-      <w:r>
-        <w:rPr/>
-        <w:t xml:space="preserve">Uncharted </w:t>
-      </w:r>
-      <w:r>
-        <w:rPr/>
-        <w:t xml:space="preserve">Supply. </w:t>
-      </w:r>
-      <w:r>
-        <w:rPr/>
-        <w:t xml:space="preserve">He's </w:t>
+        <w:t xml:space="preserve">hands. </w:t>
+      </w:r>
+      <w:r>
+        <w:rPr/>
+        <w:t xml:space="preserve">That's </w:t>
       </w:r>
       <w:r>
         <w:rPr/>
@@ -2215,27 +2099,19 @@
       </w:r>
       <w:r>
         <w:rPr/>
-        <w:t xml:space="preserve">most </w:t>
-      </w:r>
-      <w:r>
-        <w:rPr/>
-        <w:t xml:space="preserve">handsome </w:t>
-      </w:r>
-      <w:r>
-        <w:rPr/>
-        <w:t xml:space="preserve">guy </w:t>
-      </w:r>
-      <w:r>
-        <w:rPr/>
-        <w:t xml:space="preserve">here, </w:t>
-      </w:r>
-      <w:r>
-        <w:rPr/>
-        <w:t xml:space="preserve">for </w:t>
-      </w:r>
-      <w:r>
-        <w:rPr/>
-        <w:t xml:space="preserve">sure. </w:t>
+        <w:t xml:space="preserve">first </w:t>
+      </w:r>
+      <w:r>
+        <w:rPr/>
+        <w:t xml:space="preserve">thing </w:t>
+      </w:r>
+      <w:r>
+        <w:rPr/>
+        <w:t xml:space="preserve">I </w:t>
+      </w:r>
+      <w:r>
+        <w:rPr/>
+        <w:t xml:space="preserve">said. </w:t>
       </w:r>
     </w:p>
     <w:p>
@@ -2252,49 +2128,29 @@
           <w:b/>
           <w:bCs/>
         </w:rPr>
-        <w:t xml:space="preserve">Speaker 3 </w:t>
+        <w:t xml:space="preserve">Andy </w:t>
       </w:r>
       <w:r>
         <w:rPr>
           <w:color w:val="666666"/>
         </w:rPr>
-        <w:t xml:space="preserve">[00:02:40] </w:t>
-      </w:r>
-      <w:r>
-        <w:rPr/>
-        <w:t xml:space="preserve">You're </w:t>
-      </w:r>
-      <w:r>
-        <w:rPr/>
-        <w:t xml:space="preserve">very </w:t>
-      </w:r>
-      <w:r>
-        <w:rPr/>
-        <w:t xml:space="preserve">hands. </w:t>
-      </w:r>
-      <w:r>
-        <w:rPr/>
-        <w:t xml:space="preserve">That's </w:t>
-      </w:r>
-      <w:r>
-        <w:rPr/>
-        <w:t xml:space="preserve">the </w:t>
-      </w:r>
-      <w:r>
-        <w:rPr/>
-        <w:t xml:space="preserve">first </w:t>
-      </w:r>
-      <w:r>
-        <w:rPr/>
-        <w:t xml:space="preserve">thing </w:t>
-      </w:r>
-      <w:r>
-        <w:rPr/>
-        <w:t xml:space="preserve">I </w:t>
-      </w:r>
-      <w:r>
-        <w:rPr/>
-        <w:t xml:space="preserve">said. </w:t>
+        <w:t xml:space="preserve">[00:02:43] </w:t>
+      </w:r>
+      <w:r>
+        <w:rPr/>
+        <w:t xml:space="preserve">It's </w:t>
+      </w:r>
+      <w:r>
+        <w:rPr/>
+        <w:t xml:space="preserve">just </w:t>
+      </w:r>
+      <w:r>
+        <w:rPr/>
+        <w:t xml:space="preserve">a </w:t>
+      </w:r>
+      <w:r>
+        <w:rPr/>
+        <w:t xml:space="preserve">hands- </w:t>
       </w:r>
     </w:p>
     <w:p>
@@ -2311,29 +2167,77 @@
           <w:b/>
           <w:bCs/>
         </w:rPr>
-        <w:t xml:space="preserve">Speaker 2 </w:t>
+        <w:t xml:space="preserve">DJ </w:t>
       </w:r>
       <w:r>
         <w:rPr>
           <w:color w:val="666666"/>
         </w:rPr>
-        <w:t xml:space="preserve">[00:02:43] </w:t>
-      </w:r>
-      <w:r>
-        <w:rPr/>
-        <w:t xml:space="preserve">It's </w:t>
-      </w:r>
-      <w:r>
-        <w:rPr/>
-        <w:t xml:space="preserve">just </w:t>
-      </w:r>
-      <w:r>
-        <w:rPr/>
-        <w:t xml:space="preserve">a </w:t>
-      </w:r>
-      <w:r>
-        <w:rPr/>
-        <w:t xml:space="preserve">hands- </w:t>
+        <w:t xml:space="preserve">[00:02:45] </w:t>
+      </w:r>
+      <w:r>
+        <w:rPr/>
+        <w:t xml:space="preserve">Bro </w:t>
+      </w:r>
+      <w:r>
+        <w:rPr/>
+        <w:t xml:space="preserve">hanging </w:t>
+      </w:r>
+      <w:r>
+        <w:rPr/>
+        <w:t xml:space="preserve">in </w:t>
+      </w:r>
+      <w:r>
+        <w:rPr/>
+        <w:t xml:space="preserve">there </w:t>
+      </w:r>
+      <w:r>
+        <w:rPr/>
+        <w:t xml:space="preserve">best </w:t>
+      </w:r>
+      <w:r>
+        <w:rPr/>
+        <w:t xml:space="preserve">I </w:t>
+      </w:r>
+      <w:r>
+        <w:rPr/>
+        <w:t xml:space="preserve">can </w:t>
+      </w:r>
+      <w:r>
+        <w:rPr/>
+        <w:t xml:space="preserve">you </w:t>
+      </w:r>
+      <w:r>
+        <w:rPr/>
+        <w:t xml:space="preserve">know </w:t>
+      </w:r>
+      <w:r>
+        <w:rPr/>
+        <w:t xml:space="preserve">I'm </w:t>
+      </w:r>
+      <w:r>
+        <w:rPr/>
+        <w:t xml:space="preserve">saying </w:t>
+      </w:r>
+      <w:r>
+        <w:rPr/>
+        <w:t xml:space="preserve">I </w:t>
+      </w:r>
+      <w:r>
+        <w:rPr/>
+        <w:t xml:space="preserve">don't </w:t>
+      </w:r>
+      <w:r>
+        <w:rPr/>
+        <w:t xml:space="preserve">say </w:t>
+      </w:r>
+      <w:r>
+        <w:rPr/>
+        <w:t xml:space="preserve">that </w:t>
+      </w:r>
+      <w:r>
+        <w:rPr/>
+        <w:t xml:space="preserve">often </w:t>
       </w:r>
     </w:p>
     <w:p>
@@ -2350,94 +2254,7 @@
           <w:b/>
           <w:bCs/>
         </w:rPr>
-        <w:t xml:space="preserve">Speaker 3 </w:t>
-      </w:r>
-      <w:r>
-        <w:rPr>
-          <w:color w:val="666666"/>
-        </w:rPr>
-        <w:t xml:space="preserve">[00:02:45] </w:t>
-      </w:r>
-      <w:r>
-        <w:rPr/>
-        <w:t xml:space="preserve">Bro </w:t>
-      </w:r>
-      <w:r>
-        <w:rPr/>
-        <w:t xml:space="preserve">hanging </w:t>
-      </w:r>
-      <w:r>
-        <w:rPr/>
-        <w:t xml:space="preserve">in </w:t>
-      </w:r>
-      <w:r>
-        <w:rPr/>
-        <w:t xml:space="preserve">there </w:t>
-      </w:r>
-      <w:r>
-        <w:rPr/>
-        <w:t xml:space="preserve">best </w:t>
-      </w:r>
-      <w:r>
-        <w:rPr/>
-        <w:t xml:space="preserve">I </w:t>
-      </w:r>
-      <w:r>
-        <w:rPr/>
-        <w:t xml:space="preserve">can </w:t>
-      </w:r>
-      <w:r>
-        <w:rPr/>
-        <w:t xml:space="preserve">you </w:t>
-      </w:r>
-      <w:r>
-        <w:rPr/>
-        <w:t xml:space="preserve">know </w:t>
-      </w:r>
-      <w:r>
-        <w:rPr/>
-        <w:t xml:space="preserve">I'm </w:t>
-      </w:r>
-      <w:r>
-        <w:rPr/>
-        <w:t xml:space="preserve">saying </w:t>
-      </w:r>
-      <w:r>
-        <w:rPr/>
-        <w:t xml:space="preserve">I </w:t>
-      </w:r>
-      <w:r>
-        <w:rPr/>
-        <w:t xml:space="preserve">don't </w:t>
-      </w:r>
-      <w:r>
-        <w:rPr/>
-        <w:t xml:space="preserve">say </w:t>
-      </w:r>
-      <w:r>
-        <w:rPr/>
-        <w:t xml:space="preserve">that </w:t>
-      </w:r>
-      <w:r>
-        <w:rPr/>
-        <w:t xml:space="preserve">often </w:t>
-      </w:r>
-    </w:p>
-    <w:p>
-      <w:pPr>
-        <w:rPr/>
-      </w:pPr>
-      <w:r>
-        <w:rPr/>
-      </w:r>
-    </w:p>
-    <w:p>
-      <w:r>
-        <w:rPr>
-          <w:b/>
-          <w:bCs/>
-        </w:rPr>
-        <w:t xml:space="preserve">Speaker 2 </w:t>
+        <w:t xml:space="preserve">Andy </w:t>
       </w:r>
       <w:r>
         <w:rPr>
@@ -3591,7 +3408,7 @@
           <w:b/>
           <w:bCs/>
         </w:rPr>
-        <w:t xml:space="preserve">Speaker 2 </w:t>
+        <w:t xml:space="preserve">Andy </w:t>
       </w:r>
       <w:r>
         <w:rPr>
@@ -4141,7 +3958,7 @@
           <w:b/>
           <w:bCs/>
         </w:rPr>
-        <w:t xml:space="preserve">Speaker 2 </w:t>
+        <w:t xml:space="preserve">Andy </w:t>
       </w:r>
       <w:r>
         <w:rPr>
@@ -4915,7 +4732,7 @@
           <w:b/>
           <w:bCs/>
         </w:rPr>
-        <w:t xml:space="preserve">Speaker 2 </w:t>
+        <w:t xml:space="preserve">Andy </w:t>
       </w:r>
       <w:r>
         <w:rPr>
@@ -5677,7 +5494,7 @@
           <w:b/>
           <w:bCs/>
         </w:rPr>
-        <w:t xml:space="preserve">Speaker 2 </w:t>
+        <w:t xml:space="preserve">Andy </w:t>
       </w:r>
       <w:r>
         <w:rPr>
@@ -6243,7 +6060,7 @@
           <w:b/>
           <w:bCs/>
         </w:rPr>
-        <w:t xml:space="preserve">Speaker 2 </w:t>
+        <w:t xml:space="preserve">Andy </w:t>
       </w:r>
       <w:r>
         <w:rPr>
@@ -6381,7 +6198,7 @@
           <w:b/>
           <w:bCs/>
         </w:rPr>
-        <w:t xml:space="preserve">Speaker 2 </w:t>
+        <w:t xml:space="preserve">Andy </w:t>
       </w:r>
       <w:r>
         <w:rPr>
@@ -6799,7 +6616,7 @@
           <w:b/>
           <w:bCs/>
         </w:rPr>
-        <w:t xml:space="preserve">Speaker 2 </w:t>
+        <w:t xml:space="preserve">Andy </w:t>
       </w:r>
       <w:r>
         <w:rPr>
@@ -6942,7 +6759,7 @@
           <w:b/>
           <w:bCs/>
         </w:rPr>
-        <w:t xml:space="preserve">Speaker 3 </w:t>
+        <w:t xml:space="preserve">DJ </w:t>
       </w:r>
       <w:r>
         <w:rPr>
@@ -7884,7 +7701,7 @@
           <w:b/>
           <w:bCs/>
         </w:rPr>
-        <w:t xml:space="preserve">Speaker 2 </w:t>
+        <w:t xml:space="preserve">Andy </w:t>
       </w:r>
       <w:r>
         <w:rPr>
@@ -8854,7 +8671,7 @@
           <w:b/>
           <w:bCs/>
         </w:rPr>
-        <w:t xml:space="preserve">Speaker 2 </w:t>
+        <w:t xml:space="preserve">Andy </w:t>
       </w:r>
       <w:r>
         <w:rPr>
@@ -9308,7 +9125,7 @@
           <w:b/>
           <w:bCs/>
         </w:rPr>
-        <w:t xml:space="preserve">Speaker 2 </w:t>
+        <w:t xml:space="preserve">Andy </w:t>
       </w:r>
       <w:r>
         <w:rPr>
@@ -9395,7 +9212,7 @@
           <w:b/>
           <w:bCs/>
         </w:rPr>
-        <w:t xml:space="preserve">Speaker 3 </w:t>
+        <w:t xml:space="preserve">DJ </w:t>
       </w:r>
       <w:r>
         <w:rPr>
@@ -10533,7 +10350,7 @@
           <w:b/>
           <w:bCs/>
         </w:rPr>
-        <w:t xml:space="preserve">Speaker 3 </w:t>
+        <w:t xml:space="preserve">DJ </w:t>
       </w:r>
       <w:r>
         <w:rPr>
@@ -10584,7 +10401,7 @@
           <w:b/>
           <w:bCs/>
         </w:rPr>
-        <w:t xml:space="preserve">Speaker 2 </w:t>
+        <w:t xml:space="preserve">Andy </w:t>
       </w:r>
       <w:r>
         <w:rPr>
@@ -10651,7 +10468,7 @@
           <w:b/>
           <w:bCs/>
         </w:rPr>
-        <w:t xml:space="preserve">Speaker 3 </w:t>
+        <w:t xml:space="preserve">DJ </w:t>
       </w:r>
       <w:r>
         <w:rPr>
@@ -10702,7 +10519,7 @@
           <w:b/>
           <w:bCs/>
         </w:rPr>
-        <w:t xml:space="preserve">Speaker 2 </w:t>
+        <w:t xml:space="preserve">Andy </w:t>
       </w:r>
       <w:r>
         <w:rPr>
@@ -11201,7 +11018,7 @@
           <w:b/>
           <w:bCs/>
         </w:rPr>
-        <w:t xml:space="preserve">Speaker 3 </w:t>
+        <w:t xml:space="preserve">DJ </w:t>
       </w:r>
       <w:r>
         <w:rPr>
@@ -11451,7 +11268,7 @@
           <w:b/>
           <w:bCs/>
         </w:rPr>
-        <w:t xml:space="preserve">Speaker 3 </w:t>
+        <w:t xml:space="preserve">DJ </w:t>
       </w:r>
       <w:r>
         <w:rPr>
@@ -11682,7 +11499,7 @@
           <w:b/>
           <w:bCs/>
         </w:rPr>
-        <w:t xml:space="preserve">Speaker 2 </w:t>
+        <w:t xml:space="preserve">Andy </w:t>
       </w:r>
       <w:r>
         <w:rPr>
@@ -11836,7 +11653,7 @@
           <w:b/>
           <w:bCs/>
         </w:rPr>
-        <w:t xml:space="preserve">Speaker 3 </w:t>
+        <w:t xml:space="preserve">DJ </w:t>
       </w:r>
       <w:r>
         <w:rPr>
@@ -12346,7 +12163,7 @@
           <w:b/>
           <w:bCs/>
         </w:rPr>
-        <w:t xml:space="preserve">Speaker 3 </w:t>
+        <w:t xml:space="preserve">DJ </w:t>
       </w:r>
       <w:r>
         <w:rPr>
@@ -12621,7 +12438,7 @@
           <w:b/>
           <w:bCs/>
         </w:rPr>
-        <w:t xml:space="preserve">Speaker 2 </w:t>
+        <w:t xml:space="preserve">Andy </w:t>
       </w:r>
       <w:r>
         <w:rPr>
@@ -13063,7 +12880,7 @@
           <w:b/>
           <w:bCs/>
         </w:rPr>
-        <w:t xml:space="preserve">Speaker 2 </w:t>
+        <w:t xml:space="preserve">Andy </w:t>
       </w:r>
       <w:r>
         <w:rPr>
@@ -13221,7 +13038,7 @@
           <w:b/>
           <w:bCs/>
         </w:rPr>
-        <w:t xml:space="preserve">Speaker 2 </w:t>
+        <w:t xml:space="preserve">Andy </w:t>
       </w:r>
       <w:r>
         <w:rPr>
@@ -13327,7 +13144,7 @@
           <w:b/>
           <w:bCs/>
         </w:rPr>
-        <w:t xml:space="preserve">Speaker 2 </w:t>
+        <w:t xml:space="preserve">Andy </w:t>
       </w:r>
       <w:r>
         <w:rPr>
@@ -13421,7 +13238,7 @@
           <w:b/>
           <w:bCs/>
         </w:rPr>
-        <w:t xml:space="preserve">Speaker 2 </w:t>
+        <w:t xml:space="preserve">Andy </w:t>
       </w:r>
       <w:r>
         <w:rPr>
@@ -13500,7 +13317,7 @@
           <w:b/>
           <w:bCs/>
         </w:rPr>
-        <w:t xml:space="preserve">Speaker 3 </w:t>
+        <w:t xml:space="preserve">DJ </w:t>
       </w:r>
       <w:r>
         <w:rPr>
@@ -14234,7 +14051,7 @@
           <w:b/>
           <w:bCs/>
         </w:rPr>
-        <w:t xml:space="preserve">Speaker 3 </w:t>
+        <w:t xml:space="preserve">DJ </w:t>
       </w:r>
       <w:r>
         <w:rPr>
@@ -14968,7 +14785,7 @@
           <w:b/>
           <w:bCs/>
         </w:rPr>
-        <w:t xml:space="preserve">Speaker 3 </w:t>
+        <w:t xml:space="preserve">DJ </w:t>
       </w:r>
       <w:r>
         <w:rPr>
@@ -15411,7 +15228,7 @@
           <w:b/>
           <w:bCs/>
         </w:rPr>
-        <w:t xml:space="preserve">Speaker 2 </w:t>
+        <w:t xml:space="preserve">Andy </w:t>
       </w:r>
       <w:r>
         <w:rPr>
@@ -15878,7 +15695,7 @@
           <w:b/>
           <w:bCs/>
         </w:rPr>
-        <w:t xml:space="preserve">Speaker 3 </w:t>
+        <w:t xml:space="preserve">DJ </w:t>
       </w:r>
       <w:r>
         <w:rPr>
@@ -16021,7 +15838,7 @@
           <w:b/>
           <w:bCs/>
         </w:rPr>
-        <w:t xml:space="preserve">Speaker 2 </w:t>
+        <w:t xml:space="preserve">Andy </w:t>
       </w:r>
       <w:r>
         <w:rPr>
@@ -16064,7 +15881,7 @@
           <w:b/>
           <w:bCs/>
         </w:rPr>
-        <w:t xml:space="preserve">Speaker 3 </w:t>
+        <w:t xml:space="preserve">DJ </w:t>
       </w:r>
       <w:r>
         <w:rPr>
@@ -16123,7 +15940,7 @@
           <w:b/>
           <w:bCs/>
         </w:rPr>
-        <w:t xml:space="preserve">Speaker 2 </w:t>
+        <w:t xml:space="preserve">Andy </w:t>
       </w:r>
       <w:r>
         <w:rPr>
@@ -16533,7 +16350,7 @@
           <w:b/>
           <w:bCs/>
         </w:rPr>
-        <w:t xml:space="preserve">Speaker 2 </w:t>
+        <w:t xml:space="preserve">Andy </w:t>
       </w:r>
       <w:r>
         <w:rPr>
@@ -16908,7 +16725,7 @@
           <w:b/>
           <w:bCs/>
         </w:rPr>
-        <w:t xml:space="preserve">Speaker 3 </w:t>
+        <w:t xml:space="preserve">DJ </w:t>
       </w:r>
       <w:r>
         <w:rPr>
@@ -17659,7 +17476,7 @@
           <w:b/>
           <w:bCs/>
         </w:rPr>
-        <w:t xml:space="preserve">Speaker 2 </w:t>
+        <w:t xml:space="preserve">Andy </w:t>
       </w:r>
       <w:r>
         <w:rPr>
@@ -18545,7 +18362,7 @@
           <w:b/>
           <w:bCs/>
         </w:rPr>
-        <w:t xml:space="preserve">Speaker 2 </w:t>
+        <w:t xml:space="preserve">Andy </w:t>
       </w:r>
       <w:r>
         <w:rPr>
@@ -18856,7 +18673,7 @@
           <w:b/>
           <w:bCs/>
         </w:rPr>
-        <w:t xml:space="preserve">Speaker 3 </w:t>
+        <w:t xml:space="preserve">DJ </w:t>
       </w:r>
       <w:r>
         <w:rPr>
@@ -20098,7 +19915,7 @@
           <w:b/>
           <w:bCs/>
         </w:rPr>
-        <w:t xml:space="preserve">Speaker 3 </w:t>
+        <w:t xml:space="preserve">DJ </w:t>
       </w:r>
       <w:r>
         <w:rPr>
@@ -20141,7 +19958,7 @@
           <w:b/>
           <w:bCs/>
         </w:rPr>
-        <w:t xml:space="preserve">Speaker 2 </w:t>
+        <w:t xml:space="preserve">Andy </w:t>
       </w:r>
       <w:r>
         <w:rPr>
@@ -20232,7 +20049,7 @@
           <w:b/>
           <w:bCs/>
         </w:rPr>
-        <w:t xml:space="preserve">Speaker 3 </w:t>
+        <w:t xml:space="preserve">DJ </w:t>
       </w:r>
       <w:r>
         <w:rPr>
@@ -20451,7 +20268,7 @@
           <w:b/>
           <w:bCs/>
         </w:rPr>
-        <w:t xml:space="preserve">Speaker 2 </w:t>
+        <w:t xml:space="preserve">Andy </w:t>
       </w:r>
       <w:r>
         <w:rPr>
@@ -20514,7 +20331,7 @@
           <w:b/>
           <w:bCs/>
         </w:rPr>
-        <w:t xml:space="preserve">Speaker 3 </w:t>
+        <w:t xml:space="preserve">DJ </w:t>
       </w:r>
       <w:r>
         <w:rPr>
@@ -21656,7 +21473,7 @@
           <w:b/>
           <w:bCs/>
         </w:rPr>
-        <w:t xml:space="preserve">Speaker 2 </w:t>
+        <w:t xml:space="preserve">Andy </w:t>
       </w:r>
       <w:r>
         <w:rPr>
@@ -24235,7 +24052,7 @@
           <w:b/>
           <w:bCs/>
         </w:rPr>
-        <w:t xml:space="preserve">Speaker 3 </w:t>
+        <w:t xml:space="preserve">DJ </w:t>
       </w:r>
       <w:r>
         <w:rPr>
@@ -24498,7 +24315,7 @@
           <w:b/>
           <w:bCs/>
         </w:rPr>
-        <w:t xml:space="preserve">Speaker 2 </w:t>
+        <w:t xml:space="preserve">Andy </w:t>
       </w:r>
       <w:r>
         <w:rPr>
@@ -24701,7 +24518,7 @@
           <w:b/>
           <w:bCs/>
         </w:rPr>
-        <w:t xml:space="preserve">Speaker 3 </w:t>
+        <w:t xml:space="preserve">DJ </w:t>
       </w:r>
       <w:r>
         <w:rPr>
@@ -25340,7 +25157,7 @@
           <w:b/>
           <w:bCs/>
         </w:rPr>
-        <w:t xml:space="preserve">Speaker 2 </w:t>
+        <w:t xml:space="preserve">Andy </w:t>
       </w:r>
       <w:r>
         <w:rPr>
@@ -25447,7 +25264,7 @@
           <w:b/>
           <w:bCs/>
         </w:rPr>
-        <w:t xml:space="preserve">Speaker 3 </w:t>
+        <w:t xml:space="preserve">DJ </w:t>
       </w:r>
       <w:r>
         <w:rPr>
@@ -25498,7 +25315,7 @@
           <w:b/>
           <w:bCs/>
         </w:rPr>
-        <w:t xml:space="preserve">Speaker 2 </w:t>
+        <w:t xml:space="preserve">Andy </w:t>
       </w:r>
       <w:r>
         <w:rPr>
@@ -25641,7 +25458,7 @@
           <w:b/>
           <w:bCs/>
         </w:rPr>
-        <w:t xml:space="preserve">Speaker 3 </w:t>
+        <w:t xml:space="preserve">DJ </w:t>
       </w:r>
       <w:r>
         <w:rPr>
@@ -25684,7 +25501,7 @@
           <w:b/>
           <w:bCs/>
         </w:rPr>
-        <w:t xml:space="preserve">Speaker 2 </w:t>
+        <w:t xml:space="preserve">Andy </w:t>
       </w:r>
       <w:r>
         <w:rPr>
@@ -26054,7 +25871,7 @@
           <w:b/>
           <w:bCs/>
         </w:rPr>
-        <w:t xml:space="preserve">Speaker 2 </w:t>
+        <w:t xml:space="preserve">Andy </w:t>
       </w:r>
       <w:r>
         <w:rPr>
@@ -27496,7 +27313,7 @@
           <w:b/>
           <w:bCs/>
         </w:rPr>
-        <w:t xml:space="preserve">Speaker 2 </w:t>
+        <w:t xml:space="preserve">Andy </w:t>
       </w:r>
       <w:r>
         <w:rPr>
@@ -27671,7 +27488,7 @@
           <w:b/>
           <w:bCs/>
         </w:rPr>
-        <w:t xml:space="preserve">Speaker 3 </w:t>
+        <w:t xml:space="preserve">DJ </w:t>
       </w:r>
       <w:r>
         <w:rPr>
@@ -27722,7 +27539,7 @@
           <w:b/>
           <w:bCs/>
         </w:rPr>
-        <w:t xml:space="preserve">Speaker 2 </w:t>
+        <w:t xml:space="preserve">Andy </w:t>
       </w:r>
       <w:r>
         <w:rPr>
@@ -28092,7 +27909,7 @@
           <w:b/>
           <w:bCs/>
         </w:rPr>
-        <w:t xml:space="preserve">Speaker 2 </w:t>
+        <w:t xml:space="preserve">Andy </w:t>
       </w:r>
       <w:r>
         <w:rPr>
@@ -28335,7 +28152,7 @@
           <w:b/>
           <w:bCs/>
         </w:rPr>
-        <w:t xml:space="preserve">Speaker 3 </w:t>
+        <w:t xml:space="preserve">DJ </w:t>
       </w:r>
       <w:r>
         <w:rPr>
@@ -28582,7 +28399,7 @@
           <w:b/>
           <w:bCs/>
         </w:rPr>
-        <w:t xml:space="preserve">Speaker 2 </w:t>
+        <w:t xml:space="preserve">Andy </w:t>
       </w:r>
       <w:r>
         <w:rPr>
@@ -28705,7 +28522,7 @@
           <w:b/>
           <w:bCs/>
         </w:rPr>
-        <w:t xml:space="preserve">Speaker 3 </w:t>
+        <w:t xml:space="preserve">DJ </w:t>
       </w:r>
       <w:r>
         <w:rPr>
@@ -28924,7 +28741,7 @@
           <w:b/>
           <w:bCs/>
         </w:rPr>
-        <w:t xml:space="preserve">Speaker 2 </w:t>
+        <w:t xml:space="preserve">Andy </w:t>
       </w:r>
       <w:r>
         <w:rPr>
@@ -28963,7 +28780,7 @@
           <w:b/>
           <w:bCs/>
         </w:rPr>
-        <w:t xml:space="preserve">Speaker 3 </w:t>
+        <w:t xml:space="preserve">DJ </w:t>
       </w:r>
       <w:r>
         <w:rPr>
@@ -29238,7 +29055,7 @@
           <w:b/>
           <w:bCs/>
         </w:rPr>
-        <w:t xml:space="preserve">Speaker 2 </w:t>
+        <w:t xml:space="preserve">Andy </w:t>
       </w:r>
       <w:r>
         <w:rPr>
@@ -29313,7 +29130,7 @@
           <w:b/>
           <w:bCs/>
         </w:rPr>
-        <w:t xml:space="preserve">Speaker 3 </w:t>
+        <w:t xml:space="preserve">DJ </w:t>
       </w:r>
       <w:r>
         <w:rPr>
@@ -30261,7 +30078,7 @@
           <w:b/>
           <w:bCs/>
         </w:rPr>
-        <w:t xml:space="preserve">Speaker 2 </w:t>
+        <w:t xml:space="preserve">Andy </w:t>
       </w:r>
       <w:r>
         <w:rPr>
@@ -30328,7 +30145,7 @@
           <w:b/>
           <w:bCs/>
         </w:rPr>
-        <w:t xml:space="preserve">Speaker 3 </w:t>
+        <w:t xml:space="preserve">DJ </w:t>
       </w:r>
       <w:r>
         <w:rPr>
@@ -30439,7 +30256,7 @@
           <w:b/>
           <w:bCs/>
         </w:rPr>
-        <w:t xml:space="preserve">Speaker 2 </w:t>
+        <w:t xml:space="preserve">Andy </w:t>
       </w:r>
       <w:r>
         <w:rPr>
@@ -30502,7 +30319,7 @@
           <w:b/>
           <w:bCs/>
         </w:rPr>
-        <w:t xml:space="preserve">Speaker 3 </w:t>
+        <w:t xml:space="preserve">DJ </w:t>
       </w:r>
       <w:r>
         <w:rPr>
@@ -30784,7 +30601,7 @@
           <w:b/>
           <w:bCs/>
         </w:rPr>
-        <w:t xml:space="preserve">Speaker 2 </w:t>
+        <w:t xml:space="preserve">Andy </w:t>
       </w:r>
       <w:r>
         <w:rPr>
@@ -30919,7 +30736,7 @@
           <w:b/>
           <w:bCs/>
         </w:rPr>
-        <w:t xml:space="preserve">Speaker 3 </w:t>
+        <w:t xml:space="preserve">DJ </w:t>
       </w:r>
       <w:r>
         <w:rPr>
@@ -31190,7 +31007,7 @@
           <w:b/>
           <w:bCs/>
         </w:rPr>
-        <w:t xml:space="preserve">Speaker 2 </w:t>
+        <w:t xml:space="preserve">Andy </w:t>
       </w:r>
       <w:r>
         <w:rPr>
@@ -31541,7 +31358,7 @@
           <w:b/>
           <w:bCs/>
         </w:rPr>
-        <w:t xml:space="preserve">Speaker 3 </w:t>
+        <w:t xml:space="preserve">DJ </w:t>
       </w:r>
       <w:r>
         <w:rPr>
@@ -31608,7 +31425,7 @@
           <w:b/>
           <w:bCs/>
         </w:rPr>
-        <w:t xml:space="preserve">Speaker 2 </w:t>
+        <w:t xml:space="preserve">Andy </w:t>
       </w:r>
       <w:r>
         <w:rPr>
@@ -31903,7 +31720,7 @@
           <w:b/>
           <w:bCs/>
         </w:rPr>
-        <w:t xml:space="preserve">Speaker 3 </w:t>
+        <w:t xml:space="preserve">DJ </w:t>
       </w:r>
       <w:r>
         <w:rPr>
@@ -32405,7 +32222,7 @@
           <w:b/>
           <w:bCs/>
         </w:rPr>
-        <w:t xml:space="preserve">Speaker 2 </w:t>
+        <w:t xml:space="preserve">Andy </w:t>
       </w:r>
       <w:r>
         <w:rPr>
@@ -32512,7 +32329,7 @@
           <w:b/>
           <w:bCs/>
         </w:rPr>
-        <w:t xml:space="preserve">Speaker 3 </w:t>
+        <w:t xml:space="preserve">DJ </w:t>
       </w:r>
       <w:r>
         <w:rPr>
@@ -32663,7 +32480,7 @@
           <w:b/>
           <w:bCs/>
         </w:rPr>
-        <w:t xml:space="preserve">Speaker 2 </w:t>
+        <w:t xml:space="preserve">Andy </w:t>
       </w:r>
       <w:r>
         <w:rPr>
@@ -32702,7 +32519,7 @@
           <w:b/>
           <w:bCs/>
         </w:rPr>
-        <w:t xml:space="preserve">Speaker 3 </w:t>
+        <w:t xml:space="preserve">DJ </w:t>
       </w:r>
       <w:r>
         <w:rPr>
@@ -32909,7 +32726,7 @@
           <w:b/>
           <w:bCs/>
         </w:rPr>
-        <w:t xml:space="preserve">Speaker 2 </w:t>
+        <w:t xml:space="preserve">Andy </w:t>
       </w:r>
       <w:r>
         <w:rPr>
@@ -32988,7 +32805,7 @@
           <w:b/>
           <w:bCs/>
         </w:rPr>
-        <w:t xml:space="preserve">Speaker 3 </w:t>
+        <w:t xml:space="preserve">DJ </w:t>
       </w:r>
       <w:r>
         <w:rPr>
@@ -33531,7 +33348,7 @@
           <w:b/>
           <w:bCs/>
         </w:rPr>
-        <w:t xml:space="preserve">Speaker 2 </w:t>
+        <w:t xml:space="preserve">Andy </w:t>
       </w:r>
       <w:r>
         <w:rPr>
@@ -33722,7 +33539,7 @@
           <w:b/>
           <w:bCs/>
         </w:rPr>
-        <w:t xml:space="preserve">Speaker 3 </w:t>
+        <w:t xml:space="preserve">DJ </w:t>
       </w:r>
       <w:r>
         <w:rPr>
@@ -33769,7 +33586,7 @@
           <w:b/>
           <w:bCs/>
         </w:rPr>
-        <w:t xml:space="preserve">Speaker 2 </w:t>
+        <w:t xml:space="preserve">Andy </w:t>
       </w:r>
       <w:r>
         <w:rPr>
@@ -33864,7 +33681,7 @@
           <w:b/>
           <w:bCs/>
         </w:rPr>
-        <w:t xml:space="preserve">Speaker 3 </w:t>
+        <w:t xml:space="preserve">DJ </w:t>
       </w:r>
       <w:r>
         <w:rPr>
@@ -34287,7 +34104,7 @@
           <w:b/>
           <w:bCs/>
         </w:rPr>
-        <w:t xml:space="preserve">Speaker 2 </w:t>
+        <w:t xml:space="preserve">Andy </w:t>
       </w:r>
       <w:r>
         <w:rPr>
@@ -34314,7 +34131,7 @@
           <w:b/>
           <w:bCs/>
         </w:rPr>
-        <w:t xml:space="preserve">Speaker 3 </w:t>
+        <w:t xml:space="preserve">DJ </w:t>
       </w:r>
       <w:r>
         <w:rPr>
@@ -34401,7 +34218,7 @@
           <w:b/>
           <w:bCs/>
         </w:rPr>
-        <w:t xml:space="preserve">Speaker 2 </w:t>
+        <w:t xml:space="preserve">Andy </w:t>
       </w:r>
       <w:r>
         <w:rPr>
@@ -34651,7 +34468,7 @@
           <w:b/>
           <w:bCs/>
         </w:rPr>
-        <w:t xml:space="preserve">Speaker 3 </w:t>
+        <w:t xml:space="preserve">DJ </w:t>
       </w:r>
       <w:r>
         <w:rPr>
@@ -34770,7 +34587,7 @@
           <w:b/>
           <w:bCs/>
         </w:rPr>
-        <w:t xml:space="preserve">Speaker 2 </w:t>
+        <w:t xml:space="preserve">Andy </w:t>
       </w:r>
       <w:r>
         <w:rPr>
@@ -35049,7 +34866,7 @@
           <w:b/>
           <w:bCs/>
         </w:rPr>
-        <w:t xml:space="preserve">Speaker 3 </w:t>
+        <w:t xml:space="preserve">DJ </w:t>
       </w:r>
       <w:r>
         <w:rPr>
@@ -35092,7 +34909,7 @@
           <w:b/>
           <w:bCs/>
         </w:rPr>
-        <w:t xml:space="preserve">Speaker 2 </w:t>
+        <w:t xml:space="preserve">Andy </w:t>
       </w:r>
       <w:r>
         <w:rPr>
@@ -35714,7 +35531,7 @@
           <w:b/>
           <w:bCs/>
         </w:rPr>
-        <w:t xml:space="preserve">Speaker 2 </w:t>
+        <w:t xml:space="preserve">Andy </w:t>
       </w:r>
       <w:r>
         <w:rPr>
@@ -35944,7 +35761,7 @@
           <w:b/>
           <w:bCs/>
         </w:rPr>
-        <w:t xml:space="preserve">Speaker 2 </w:t>
+        <w:t xml:space="preserve">Andy </w:t>
       </w:r>
       <w:r>
         <w:rPr>
@@ -36007,7 +35824,7 @@
           <w:b/>
           <w:bCs/>
         </w:rPr>
-        <w:t xml:space="preserve">Speaker 3 </w:t>
+        <w:t xml:space="preserve">DJ </w:t>
       </w:r>
       <w:r>
         <w:rPr>
@@ -36390,7 +36207,7 @@
           <w:b/>
           <w:bCs/>
         </w:rPr>
-        <w:t xml:space="preserve">Speaker 2 </w:t>
+        <w:t xml:space="preserve">Andy </w:t>
       </w:r>
       <w:r>
         <w:rPr>
@@ -36561,7 +36378,7 @@
           <w:b/>
           <w:bCs/>
         </w:rPr>
-        <w:t xml:space="preserve">Speaker 3 </w:t>
+        <w:t xml:space="preserve">DJ </w:t>
       </w:r>
       <w:r>
         <w:rPr>
@@ -37584,7 +37401,7 @@
           <w:b/>
           <w:bCs/>
         </w:rPr>
-        <w:t xml:space="preserve">Speaker 2 </w:t>
+        <w:t xml:space="preserve">Andy </w:t>
       </w:r>
       <w:r>
         <w:rPr>
@@ -38319,7 +38136,7 @@
           <w:b/>
           <w:bCs/>
         </w:rPr>
-        <w:t xml:space="preserve">Speaker 3 </w:t>
+        <w:t xml:space="preserve">DJ </w:t>
       </w:r>
       <w:r>
         <w:rPr>
@@ -38829,7 +38646,7 @@
           <w:b/>
           <w:bCs/>
         </w:rPr>
-        <w:t xml:space="preserve">Speaker 3 </w:t>
+        <w:t xml:space="preserve">DJ </w:t>
       </w:r>
       <w:r>
         <w:rPr>
@@ -38880,7 +38697,7 @@
           <w:b/>
           <w:bCs/>
         </w:rPr>
-        <w:t xml:space="preserve">Speaker 2 </w:t>
+        <w:t xml:space="preserve">Andy </w:t>
       </w:r>
       <w:r>
         <w:rPr>
@@ -39139,7 +38956,7 @@
           <w:b/>
           <w:bCs/>
         </w:rPr>
-        <w:t xml:space="preserve">Speaker 3 </w:t>
+        <w:t xml:space="preserve">DJ </w:t>
       </w:r>
       <w:r>
         <w:rPr>
@@ -39880,7 +39697,7 @@
           <w:b/>
           <w:bCs/>
         </w:rPr>
-        <w:t xml:space="preserve">Speaker 2 </w:t>
+        <w:t xml:space="preserve">Andy </w:t>
       </w:r>
       <w:r>
         <w:rPr>
@@ -40038,7 +39855,7 @@
           <w:b/>
           <w:bCs/>
         </w:rPr>
-        <w:t xml:space="preserve">Speaker 3 </w:t>
+        <w:t xml:space="preserve">DJ </w:t>
       </w:r>
       <w:r>
         <w:rPr>
@@ -40409,7 +40226,7 @@
           <w:b/>
           <w:bCs/>
         </w:rPr>
-        <w:t xml:space="preserve">Speaker 2 </w:t>
+        <w:t xml:space="preserve">Andy </w:t>
       </w:r>
       <w:r>
         <w:rPr>
@@ -40440,7 +40257,7 @@
           <w:b/>
           <w:bCs/>
         </w:rPr>
-        <w:t xml:space="preserve">Speaker 3 </w:t>
+        <w:t xml:space="preserve">DJ </w:t>
       </w:r>
       <w:r>
         <w:rPr>
@@ -40527,7 +40344,7 @@
           <w:b/>
           <w:bCs/>
         </w:rPr>
-        <w:t xml:space="preserve">Speaker 2 </w:t>
+        <w:t xml:space="preserve">Andy </w:t>
       </w:r>
       <w:r>
         <w:rPr>
@@ -40601,7 +40418,7 @@
           <w:b/>
           <w:bCs/>
         </w:rPr>
-        <w:t xml:space="preserve">Speaker 3 </w:t>
+        <w:t xml:space="preserve">DJ </w:t>
       </w:r>
       <w:r>
         <w:rPr>
@@ -40704,7 +40521,7 @@
           <w:b/>
           <w:bCs/>
         </w:rPr>
-        <w:t xml:space="preserve">Speaker 2 </w:t>
+        <w:t xml:space="preserve">Andy </w:t>
       </w:r>
       <w:r>
         <w:rPr>
@@ -40943,7 +40760,7 @@
           <w:b/>
           <w:bCs/>
         </w:rPr>
-        <w:t xml:space="preserve">Speaker 3 </w:t>
+        <w:t xml:space="preserve">DJ </w:t>
       </w:r>
       <w:r>
         <w:rPr>
@@ -40982,7 +40799,7 @@
           <w:b/>
           <w:bCs/>
         </w:rPr>
-        <w:t xml:space="preserve">Speaker 2 </w:t>
+        <w:t xml:space="preserve">Andy </w:t>
       </w:r>
       <w:r>
         <w:rPr>
@@ -41160,7 +40977,7 @@
           <w:b/>
           <w:bCs/>
         </w:rPr>
-        <w:t xml:space="preserve">Speaker 2 </w:t>
+        <w:t xml:space="preserve">Andy </w:t>
       </w:r>
       <w:r>
         <w:rPr>
@@ -41431,7 +41248,7 @@
           <w:b/>
           <w:bCs/>
         </w:rPr>
-        <w:t xml:space="preserve">Speaker 3 </w:t>
+        <w:t xml:space="preserve">DJ </w:t>
       </w:r>
       <w:r>
         <w:rPr>
@@ -41581,7 +41398,7 @@
           <w:b/>
           <w:bCs/>
         </w:rPr>
-        <w:t xml:space="preserve">Speaker 2 </w:t>
+        <w:t xml:space="preserve">Andy </w:t>
       </w:r>
       <w:r>
         <w:rPr>
@@ -41644,7 +41461,7 @@
           <w:b/>
           <w:bCs/>
         </w:rPr>
-        <w:t xml:space="preserve">Speaker 3 </w:t>
+        <w:t xml:space="preserve">DJ </w:t>
       </w:r>
       <w:r>
         <w:rPr>
@@ -41890,7 +41707,7 @@
           <w:b/>
           <w:bCs/>
         </w:rPr>
-        <w:t xml:space="preserve">Speaker 3 </w:t>
+        <w:t xml:space="preserve">DJ </w:t>
       </w:r>
       <w:r>
         <w:rPr>
@@ -42009,7 +41826,7 @@
           <w:b/>
           <w:bCs/>
         </w:rPr>
-        <w:t xml:space="preserve">Speaker 2 </w:t>
+        <w:t xml:space="preserve">Andy </w:t>
       </w:r>
       <w:r>
         <w:rPr>
@@ -43928,7 +43745,7 @@
           <w:b/>
           <w:bCs/>
         </w:rPr>
-        <w:t xml:space="preserve">Speaker 3 </w:t>
+        <w:t xml:space="preserve">DJ </w:t>
       </w:r>
       <w:r>
         <w:rPr>
@@ -44055,7 +43872,7 @@
           <w:b/>
           <w:bCs/>
         </w:rPr>
-        <w:t xml:space="preserve">Speaker 2 </w:t>
+        <w:t xml:space="preserve">Andy </w:t>
       </w:r>
       <w:r>
         <w:rPr>
@@ -44338,7 +44155,7 @@
           <w:b/>
           <w:bCs/>
         </w:rPr>
-        <w:t xml:space="preserve">Speaker 3 </w:t>
+        <w:t xml:space="preserve">DJ </w:t>
       </w:r>
       <w:r>
         <w:rPr>
@@ -44833,7 +44650,7 @@
           <w:b/>
           <w:bCs/>
         </w:rPr>
-        <w:t xml:space="preserve">Speaker 2 </w:t>
+        <w:t xml:space="preserve">Andy </w:t>
       </w:r>
       <w:r>
         <w:rPr>
@@ -45404,7 +45221,7 @@
           <w:b/>
           <w:bCs/>
         </w:rPr>
-        <w:t xml:space="preserve">Speaker 3 </w:t>
+        <w:t xml:space="preserve">DJ </w:t>
       </w:r>
       <w:r>
         <w:rPr>
@@ -45451,7 +45268,7 @@
           <w:b/>
           <w:bCs/>
         </w:rPr>
-        <w:t xml:space="preserve">Speaker 2 </w:t>
+        <w:t xml:space="preserve">Andy </w:t>
       </w:r>
       <w:r>
         <w:rPr>
@@ -45790,7 +45607,7 @@
           <w:b/>
           <w:bCs/>
         </w:rPr>
-        <w:t xml:space="preserve">Speaker 3 </w:t>
+        <w:t xml:space="preserve">DJ </w:t>
       </w:r>
       <w:r>
         <w:rPr>
@@ -46180,7 +45997,7 @@
           <w:b/>
           <w:bCs/>
         </w:rPr>
-        <w:t xml:space="preserve">Speaker 2 </w:t>
+        <w:t xml:space="preserve">Andy </w:t>
       </w:r>
       <w:r>
         <w:rPr>
@@ -46298,7 +46115,7 @@
           <w:b/>
           <w:bCs/>
         </w:rPr>
-        <w:t xml:space="preserve">Speaker 2 </w:t>
+        <w:t xml:space="preserve">Andy </w:t>
       </w:r>
       <w:r>
         <w:rPr>
@@ -46640,7 +46457,7 @@
           <w:b/>
           <w:bCs/>
         </w:rPr>
-        <w:t xml:space="preserve">Speaker 2 </w:t>
+        <w:t xml:space="preserve">Andy </w:t>
       </w:r>
       <w:r>
         <w:rPr>
@@ -47254,7 +47071,7 @@
           <w:b/>
           <w:bCs/>
         </w:rPr>
-        <w:t xml:space="preserve">Speaker 2 </w:t>
+        <w:t xml:space="preserve">Andy </w:t>
       </w:r>
       <w:r>
         <w:rPr>
@@ -48464,7 +48281,7 @@
           <w:b/>
           <w:bCs/>
         </w:rPr>
-        <w:t xml:space="preserve">Speaker 2 </w:t>
+        <w:t xml:space="preserve">Andy </w:t>
       </w:r>
       <w:r>
         <w:rPr>
@@ -48499,7 +48316,7 @@
           <w:b/>
           <w:bCs/>
         </w:rPr>
-        <w:t xml:space="preserve">Speaker 3 </w:t>
+        <w:t xml:space="preserve">DJ </w:t>
       </w:r>
       <w:r>
         <w:rPr>
@@ -50037,7 +49854,7 @@
           <w:b/>
           <w:bCs/>
         </w:rPr>
-        <w:t xml:space="preserve">Speaker 2 </w:t>
+        <w:t xml:space="preserve">Andy </w:t>
       </w:r>
       <w:r>
         <w:rPr>
@@ -51059,7 +50876,7 @@
           <w:b/>
           <w:bCs/>
         </w:rPr>
-        <w:t xml:space="preserve">Speaker 3 </w:t>
+        <w:t xml:space="preserve">DJ </w:t>
       </w:r>
       <w:r>
         <w:rPr>
@@ -51514,7 +51331,7 @@
           <w:b/>
           <w:bCs/>
         </w:rPr>
-        <w:t xml:space="preserve">Speaker 2 </w:t>
+        <w:t xml:space="preserve">Andy </w:t>
       </w:r>
       <w:r>
         <w:rPr>
@@ -51900,7 +51717,7 @@
           <w:b/>
           <w:bCs/>
         </w:rPr>
-        <w:t xml:space="preserve">Speaker 2 </w:t>
+        <w:t xml:space="preserve">Andy </w:t>
       </w:r>
       <w:r>
         <w:rPr>
@@ -52266,7 +52083,7 @@
           <w:b/>
           <w:bCs/>
         </w:rPr>
-        <w:t xml:space="preserve">Speaker 2 </w:t>
+        <w:t xml:space="preserve">Andy </w:t>
       </w:r>
       <w:r>
         <w:rPr>
@@ -52404,7 +52221,7 @@
           <w:b/>
           <w:bCs/>
         </w:rPr>
-        <w:t xml:space="preserve">Speaker 2 </w:t>
+        <w:t xml:space="preserve">Andy </w:t>
       </w:r>
       <w:r>
         <w:rPr>
@@ -52894,7 +52711,7 @@
           <w:b/>
           <w:bCs/>
         </w:rPr>
-        <w:t xml:space="preserve">Speaker 2 </w:t>
+        <w:t xml:space="preserve">Andy </w:t>
       </w:r>
       <w:r>
         <w:rPr>
@@ -53100,7 +52917,7 @@
           <w:b/>
           <w:bCs/>
         </w:rPr>
-        <w:t xml:space="preserve">Speaker 2 </w:t>
+        <w:t xml:space="preserve">Andy </w:t>
       </w:r>
       <w:r>
         <w:rPr>
@@ -53275,7 +53092,7 @@
           <w:b/>
           <w:bCs/>
         </w:rPr>
-        <w:t xml:space="preserve">Speaker 3 </w:t>
+        <w:t xml:space="preserve">DJ </w:t>
       </w:r>
       <w:r>
         <w:rPr>
@@ -53318,7 +53135,7 @@
           <w:b/>
           <w:bCs/>
         </w:rPr>
-        <w:t xml:space="preserve">Speaker 2 </w:t>
+        <w:t xml:space="preserve">Andy </w:t>
       </w:r>
       <w:r>
         <w:rPr>
@@ -53668,7 +53485,7 @@
           <w:b/>
           <w:bCs/>
         </w:rPr>
-        <w:t xml:space="preserve">Speaker 2 </w:t>
+        <w:t xml:space="preserve">Andy </w:t>
       </w:r>
       <w:r>
         <w:rPr>
@@ -53935,7 +53752,7 @@
           <w:b/>
           <w:bCs/>
         </w:rPr>
-        <w:t xml:space="preserve">Speaker 3 </w:t>
+        <w:t xml:space="preserve">DJ </w:t>
       </w:r>
       <w:r>
         <w:rPr>
@@ -54293,7 +54110,7 @@
           <w:b/>
           <w:bCs/>
         </w:rPr>
-        <w:t xml:space="preserve">Speaker 2 </w:t>
+        <w:t xml:space="preserve">Andy </w:t>
       </w:r>
       <w:r>
         <w:rPr>
@@ -57219,7 +57036,7 @@
           <w:b/>
           <w:bCs/>
         </w:rPr>
-        <w:t xml:space="preserve">Speaker 2 </w:t>
+        <w:t xml:space="preserve">Andy </w:t>
       </w:r>
       <w:r>
         <w:rPr>
@@ -57777,7 +57594,7 @@
           <w:b/>
           <w:bCs/>
         </w:rPr>
-        <w:t xml:space="preserve">Speaker 2 </w:t>
+        <w:t xml:space="preserve">Andy </w:t>
       </w:r>
       <w:r>
         <w:rPr>
@@ -58200,7 +58017,7 @@
           <w:b/>
           <w:bCs/>
         </w:rPr>
-        <w:t xml:space="preserve">Speaker 3 </w:t>
+        <w:t xml:space="preserve">DJ </w:t>
       </w:r>
       <w:r>
         <w:rPr>
@@ -58347,7 +58164,7 @@
           <w:b/>
           <w:bCs/>
         </w:rPr>
-        <w:t xml:space="preserve">Speaker 2 </w:t>
+        <w:t xml:space="preserve">Andy </w:t>
       </w:r>
       <w:r>
         <w:rPr>
@@ -59033,7 +58850,7 @@
           <w:b/>
           <w:bCs/>
         </w:rPr>
-        <w:t xml:space="preserve">Speaker 2 </w:t>
+        <w:t xml:space="preserve">Andy </w:t>
       </w:r>
       <w:r>
         <w:rPr>
@@ -59187,7 +59004,7 @@
           <w:b/>
           <w:bCs/>
         </w:rPr>
-        <w:t xml:space="preserve">Speaker 2 </w:t>
+        <w:t xml:space="preserve">Andy </w:t>
       </w:r>
       <w:r>
         <w:rPr>
@@ -59246,7 +59063,7 @@
           <w:b/>
           <w:bCs/>
         </w:rPr>
-        <w:t xml:space="preserve">Speaker 3 </w:t>
+        <w:t xml:space="preserve">DJ </w:t>
       </w:r>
       <w:r>
         <w:rPr>
@@ -60188,7 +60005,7 @@
           <w:b/>
           <w:bCs/>
         </w:rPr>
-        <w:t xml:space="preserve">Speaker 2 </w:t>
+        <w:t xml:space="preserve">Andy </w:t>
       </w:r>
       <w:r>
         <w:rPr>
@@ -60426,7 +60243,7 @@
           <w:b/>
           <w:bCs/>
         </w:rPr>
-        <w:t xml:space="preserve">Speaker 3 </w:t>
+        <w:t xml:space="preserve">DJ </w:t>
       </w:r>
       <w:r>
         <w:rPr>
@@ -62331,7 +62148,7 @@
           <w:b/>
           <w:bCs/>
         </w:rPr>
-        <w:t xml:space="preserve">Speaker 2 </w:t>
+        <w:t xml:space="preserve">Andy </w:t>
       </w:r>
       <w:r>
         <w:rPr>
@@ -62526,7 +62343,7 @@
           <w:b/>
           <w:bCs/>
         </w:rPr>
-        <w:t xml:space="preserve">Speaker 3 </w:t>
+        <w:t xml:space="preserve">DJ </w:t>
       </w:r>
       <w:r>
         <w:rPr>
@@ -62841,7 +62658,7 @@
           <w:b/>
           <w:bCs/>
         </w:rPr>
-        <w:t xml:space="preserve">Speaker 2 </w:t>
+        <w:t xml:space="preserve">Andy </w:t>
       </w:r>
       <w:r>
         <w:rPr>
@@ -62896,7 +62713,7 @@
           <w:b/>
           <w:bCs/>
         </w:rPr>
-        <w:t xml:space="preserve">Speaker 3 </w:t>
+        <w:t xml:space="preserve">DJ </w:t>
       </w:r>
       <w:r>
         <w:rPr>
@@ -62935,7 +62752,7 @@
           <w:b/>
           <w:bCs/>
         </w:rPr>
-        <w:t xml:space="preserve">Speaker 2 </w:t>
+        <w:t xml:space="preserve">Andy </w:t>
       </w:r>
       <w:r>
         <w:rPr>
@@ -63050,7 +62867,7 @@
           <w:b/>
           <w:bCs/>
         </w:rPr>
-        <w:t xml:space="preserve">Speaker 3 </w:t>
+        <w:t xml:space="preserve">DJ </w:t>
       </w:r>
       <w:r>
         <w:rPr>
@@ -63576,7 +63393,7 @@
           <w:b/>
           <w:bCs/>
         </w:rPr>
-        <w:t xml:space="preserve">Speaker 3 </w:t>
+        <w:t xml:space="preserve">DJ </w:t>
       </w:r>
       <w:r>
         <w:rPr>
@@ -63994,7 +63811,7 @@
           <w:b/>
           <w:bCs/>
         </w:rPr>
-        <w:t xml:space="preserve">Speaker 3 </w:t>
+        <w:t xml:space="preserve">DJ </w:t>
       </w:r>
       <w:r>
         <w:rPr>
@@ -64084,7 +63901,7 @@
           <w:b/>
           <w:bCs/>
         </w:rPr>
-        <w:t xml:space="preserve">Speaker 3 </w:t>
+        <w:t xml:space="preserve">DJ </w:t>
       </w:r>
       <w:r>
         <w:rPr>
@@ -65067,7 +64884,7 @@
           <w:b/>
           <w:bCs/>
         </w:rPr>
-        <w:t xml:space="preserve">Speaker 2 </w:t>
+        <w:t xml:space="preserve">Andy </w:t>
       </w:r>
       <w:r>
         <w:rPr>
@@ -65517,7 +65334,7 @@
           <w:b/>
           <w:bCs/>
         </w:rPr>
-        <w:t xml:space="preserve">Speaker 2 </w:t>
+        <w:t xml:space="preserve">Andy </w:t>
       </w:r>
       <w:r>
         <w:rPr>
@@ -66076,7 +65893,7 @@
           <w:b/>
           <w:bCs/>
         </w:rPr>
-        <w:t xml:space="preserve">Speaker 3 </w:t>
+        <w:t xml:space="preserve">DJ </w:t>
       </w:r>
       <w:r>
         <w:rPr>
@@ -66714,7 +66531,7 @@
           <w:b/>
           <w:bCs/>
         </w:rPr>
-        <w:t xml:space="preserve">Speaker 2 </w:t>
+        <w:t xml:space="preserve">Andy </w:t>
       </w:r>
       <w:r>
         <w:rPr>
@@ -68025,7 +67842,7 @@
           <w:b/>
           <w:bCs/>
         </w:rPr>
-        <w:t xml:space="preserve">Speaker 3 </w:t>
+        <w:t xml:space="preserve">DJ </w:t>
       </w:r>
       <w:r>
         <w:rPr>
@@ -68460,7 +68277,7 @@
           <w:b/>
           <w:bCs/>
         </w:rPr>
-        <w:t xml:space="preserve">Speaker 2 </w:t>
+        <w:t xml:space="preserve">Andy </w:t>
       </w:r>
       <w:r>
         <w:rPr>
@@ -68819,7 +68636,7 @@
           <w:b/>
           <w:bCs/>
         </w:rPr>
-        <w:t xml:space="preserve">Speaker 3 </w:t>
+        <w:t xml:space="preserve">DJ </w:t>
       </w:r>
       <w:r>
         <w:rPr>
@@ -68874,7 +68691,7 @@
           <w:b/>
           <w:bCs/>
         </w:rPr>
-        <w:t xml:space="preserve">Speaker 2 </w:t>
+        <w:t xml:space="preserve">Andy </w:t>
       </w:r>
       <w:r>
         <w:rPr>
@@ -68901,7 +68718,7 @@
           <w:b/>
           <w:bCs/>
         </w:rPr>
-        <w:t xml:space="preserve">Speaker 3 </w:t>
+        <w:t xml:space="preserve">DJ </w:t>
       </w:r>
       <w:r>
         <w:rPr>
@@ -69996,7 +69813,7 @@
           <w:b/>
           <w:bCs/>
         </w:rPr>
-        <w:t xml:space="preserve">Speaker 2 </w:t>
+        <w:t xml:space="preserve">Andy </w:t>
       </w:r>
       <w:r>
         <w:rPr>
@@ -70166,7 +69983,7 @@
           <w:b/>
           <w:bCs/>
         </w:rPr>
-        <w:t xml:space="preserve">Speaker 2 </w:t>
+        <w:t xml:space="preserve">Andy </w:t>
       </w:r>
       <w:r>
         <w:rPr>
@@ -70245,7 +70062,7 @@
           <w:b/>
           <w:bCs/>
         </w:rPr>
-        <w:t xml:space="preserve">Speaker 3 </w:t>
+        <w:t xml:space="preserve">DJ </w:t>
       </w:r>
       <w:r>
         <w:rPr>
@@ -70656,7 +70473,7 @@
           <w:b/>
           <w:bCs/>
         </w:rPr>
-        <w:t xml:space="preserve">Speaker 2 </w:t>
+        <w:t xml:space="preserve">Andy </w:t>
       </w:r>
       <w:r>
         <w:rPr>
@@ -70747,7 +70564,7 @@
           <w:b/>
           <w:bCs/>
         </w:rPr>
-        <w:t xml:space="preserve">Speaker 3 </w:t>
+        <w:t xml:space="preserve">DJ </w:t>
       </w:r>
       <w:r>
         <w:rPr>
@@ -70886,7 +70703,7 @@
           <w:b/>
           <w:bCs/>
         </w:rPr>
-        <w:t xml:space="preserve">Speaker 2 </w:t>
+        <w:t xml:space="preserve">Andy </w:t>
       </w:r>
       <w:r>
         <w:rPr>
@@ -70965,7 +70782,7 @@
           <w:b/>
           <w:bCs/>
         </w:rPr>
-        <w:t xml:space="preserve">Speaker 3 </w:t>
+        <w:t xml:space="preserve">DJ </w:t>
       </w:r>
       <w:r>
         <w:rPr>
@@ -71020,7 +70837,7 @@
           <w:b/>
           <w:bCs/>
         </w:rPr>
-        <w:t xml:space="preserve">Speaker 2 </w:t>
+        <w:t xml:space="preserve">Andy </w:t>
       </w:r>
       <w:r>
         <w:rPr>
@@ -71138,7 +70955,7 @@
           <w:b/>
           <w:bCs/>
         </w:rPr>
-        <w:t xml:space="preserve">Speaker 2 </w:t>
+        <w:t xml:space="preserve">Andy </w:t>
       </w:r>
       <w:r>
         <w:rPr>
@@ -71744,7 +71561,7 @@
           <w:b/>
           <w:bCs/>
         </w:rPr>
-        <w:t xml:space="preserve">Speaker 3 </w:t>
+        <w:t xml:space="preserve">DJ </w:t>
       </w:r>
       <w:r>
         <w:rPr>
@@ -71951,7 +71768,7 @@
           <w:b/>
           <w:bCs/>
         </w:rPr>
-        <w:t xml:space="preserve">Speaker 2 </w:t>
+        <w:t xml:space="preserve">Andy </w:t>
       </w:r>
       <w:r>
         <w:rPr>
@@ -72114,7 +71931,7 @@
           <w:b/>
           <w:bCs/>
         </w:rPr>
-        <w:t xml:space="preserve">Speaker 3 </w:t>
+        <w:t xml:space="preserve">DJ </w:t>
       </w:r>
       <w:r>
         <w:rPr>
@@ -72153,7 +71970,7 @@
           <w:b/>
           <w:bCs/>
         </w:rPr>
-        <w:t xml:space="preserve">Speaker 2 </w:t>
+        <w:t xml:space="preserve">Andy </w:t>
       </w:r>
       <w:r>
         <w:rPr>
@@ -72192,7 +72009,7 @@
           <w:b/>
           <w:bCs/>
         </w:rPr>
-        <w:t xml:space="preserve">Speaker 3 </w:t>
+        <w:t xml:space="preserve">DJ </w:t>
       </w:r>
       <w:r>
         <w:rPr>
@@ -72271,7 +72088,7 @@
           <w:b/>
           <w:bCs/>
         </w:rPr>
-        <w:t xml:space="preserve">Speaker 2 </w:t>
+        <w:t xml:space="preserve">Andy </w:t>
       </w:r>
       <w:r>
         <w:rPr>
@@ -72430,7 +72247,7 @@
           <w:b/>
           <w:bCs/>
         </w:rPr>
-        <w:t xml:space="preserve">Speaker 3 </w:t>
+        <w:t xml:space="preserve">DJ </w:t>
       </w:r>
       <w:r>
         <w:rPr>
@@ -72529,7 +72346,7 @@
           <w:b/>
           <w:bCs/>
         </w:rPr>
-        <w:t xml:space="preserve">Speaker 2 </w:t>
+        <w:t xml:space="preserve">Andy </w:t>
       </w:r>
       <w:r>
         <w:rPr>
@@ -72712,7 +72529,7 @@
           <w:b/>
           <w:bCs/>
         </w:rPr>
-        <w:t xml:space="preserve">Speaker 3 </w:t>
+        <w:t xml:space="preserve">DJ </w:t>
       </w:r>
       <w:r>
         <w:rPr>
@@ -72771,7 +72588,7 @@
           <w:b/>
           <w:bCs/>
         </w:rPr>
-        <w:t xml:space="preserve">Speaker 2 </w:t>
+        <w:t xml:space="preserve">Andy </w:t>
       </w:r>
       <w:r>
         <w:rPr>
@@ -72822,7 +72639,7 @@
           <w:b/>
           <w:bCs/>
         </w:rPr>
-        <w:t xml:space="preserve">Speaker 3 </w:t>
+        <w:t xml:space="preserve">DJ </w:t>
       </w:r>
       <w:r>
         <w:rPr>
@@ -72865,7 +72682,7 @@
           <w:b/>
           <w:bCs/>
         </w:rPr>
-        <w:t xml:space="preserve">Speaker 2 </w:t>
+        <w:t xml:space="preserve">Andy </w:t>
       </w:r>
       <w:r>
         <w:rPr>
@@ -73152,7 +72969,7 @@
           <w:b/>
           <w:bCs/>
         </w:rPr>
-        <w:t xml:space="preserve">Speaker 3 </w:t>
+        <w:t xml:space="preserve">DJ </w:t>
       </w:r>
       <w:r>
         <w:rPr>
@@ -73211,7 +73028,7 @@
           <w:b/>
           <w:bCs/>
         </w:rPr>
-        <w:t xml:space="preserve">Speaker 2 </w:t>
+        <w:t xml:space="preserve">Andy </w:t>
       </w:r>
       <w:r>
         <w:rPr>
@@ -73430,7 +73247,7 @@
           <w:b/>
           <w:bCs/>
         </w:rPr>
-        <w:t xml:space="preserve">Speaker 3 </w:t>
+        <w:t xml:space="preserve">DJ </w:t>
       </w:r>
       <w:r>
         <w:rPr>
@@ -73533,7 +73350,7 @@
           <w:b/>
           <w:bCs/>
         </w:rPr>
-        <w:t xml:space="preserve">Speaker 2 </w:t>
+        <w:t xml:space="preserve">Andy </w:t>
       </w:r>
       <w:r>
         <w:rPr>
@@ -73600,7 +73417,7 @@
           <w:b/>
           <w:bCs/>
         </w:rPr>
-        <w:t xml:space="preserve">Speaker 3 </w:t>
+        <w:t xml:space="preserve">DJ </w:t>
       </w:r>
       <w:r>
         <w:rPr>
@@ -73755,7 +73572,7 @@
           <w:b/>
           <w:bCs/>
         </w:rPr>
-        <w:t xml:space="preserve">Speaker 2 </w:t>
+        <w:t xml:space="preserve">Andy </w:t>
       </w:r>
       <w:r>
         <w:rPr>
@@ -73846,7 +73663,7 @@
           <w:b/>
           <w:bCs/>
         </w:rPr>
-        <w:t xml:space="preserve">Speaker 3 </w:t>
+        <w:t xml:space="preserve">DJ </w:t>
       </w:r>
       <w:r>
         <w:rPr>
@@ -73917,7 +73734,7 @@
           <w:b/>
           <w:bCs/>
         </w:rPr>
-        <w:t xml:space="preserve">Speaker 2 </w:t>
+        <w:t xml:space="preserve">Andy </w:t>
       </w:r>
       <w:r>
         <w:rPr>
@@ -74172,7 +73989,7 @@
           <w:b/>
           <w:bCs/>
         </w:rPr>
-        <w:t xml:space="preserve">Speaker 3 </w:t>
+        <w:t xml:space="preserve">DJ </w:t>
       </w:r>
       <w:r>
         <w:rPr>
@@ -74215,7 +74032,7 @@
           <w:b/>
           <w:bCs/>
         </w:rPr>
-        <w:t xml:space="preserve">Speaker 2 </w:t>
+        <w:t xml:space="preserve">Andy </w:t>
       </w:r>
       <w:r>
         <w:rPr>
@@ -74306,7 +74123,7 @@
           <w:b/>
           <w:bCs/>
         </w:rPr>
-        <w:t xml:space="preserve">Speaker 3 </w:t>
+        <w:t xml:space="preserve">DJ </w:t>
       </w:r>
       <w:r>
         <w:rPr>
@@ -74337,7 +74154,7 @@
           <w:b/>
           <w:bCs/>
         </w:rPr>
-        <w:t xml:space="preserve">Speaker 2 </w:t>
+        <w:t xml:space="preserve">Andy </w:t>
       </w:r>
       <w:r>
         <w:rPr>
@@ -74488,7 +74305,7 @@
           <w:b/>
           <w:bCs/>
         </w:rPr>
-        <w:t xml:space="preserve">Speaker 3 </w:t>
+        <w:t xml:space="preserve">DJ </w:t>
       </w:r>
       <w:r>
         <w:rPr>
@@ -74531,7 +74348,7 @@
           <w:b/>
           <w:bCs/>
         </w:rPr>
-        <w:t xml:space="preserve">Speaker 2 </w:t>
+        <w:t xml:space="preserve">Andy </w:t>
       </w:r>
       <w:r>
         <w:rPr>
@@ -75081,7 +74898,7 @@
           <w:b/>
           <w:bCs/>
         </w:rPr>
-        <w:t xml:space="preserve">Speaker 2 </w:t>
+        <w:t xml:space="preserve">Andy </w:t>
       </w:r>
       <w:r>
         <w:rPr>
@@ -75216,7 +75033,7 @@
           <w:b/>
           <w:bCs/>
         </w:rPr>
-        <w:t xml:space="preserve">Speaker 3 </w:t>
+        <w:t xml:space="preserve">DJ </w:t>
       </w:r>
       <w:r>
         <w:rPr>
@@ -75339,7 +75156,7 @@
           <w:b/>
           <w:bCs/>
         </w:rPr>
-        <w:t xml:space="preserve">Speaker 2 </w:t>
+        <w:t xml:space="preserve">Andy </w:t>
       </w:r>
       <w:r>
         <w:rPr>
@@ -76069,7 +75886,7 @@
           <w:b/>
           <w:bCs/>
         </w:rPr>
-        <w:t xml:space="preserve">Speaker 2 </w:t>
+        <w:t xml:space="preserve">Andy </w:t>
       </w:r>
       <w:r>
         <w:rPr>
@@ -76235,7 +76052,7 @@
           <w:b/>
           <w:bCs/>
         </w:rPr>
-        <w:t xml:space="preserve">Speaker 2 </w:t>
+        <w:t xml:space="preserve">Andy </w:t>
       </w:r>
       <w:r>
         <w:rPr>
@@ -76509,7 +76326,7 @@
           <w:b/>
           <w:bCs/>
         </w:rPr>
-        <w:t xml:space="preserve">Speaker 2 </w:t>
+        <w:t xml:space="preserve">Andy </w:t>
       </w:r>
       <w:r>
         <w:rPr>
@@ -76607,7 +76424,7 @@
           <w:b/>
           <w:bCs/>
         </w:rPr>
-        <w:t xml:space="preserve">Speaker 2 </w:t>
+        <w:t xml:space="preserve">Andy </w:t>
       </w:r>
       <w:r>
         <w:rPr>
@@ -76801,7 +76618,7 @@
           <w:b/>
           <w:bCs/>
         </w:rPr>
-        <w:t xml:space="preserve">Speaker 3 </w:t>
+        <w:t xml:space="preserve">DJ </w:t>
       </w:r>
       <w:r>
         <w:rPr>
@@ -76912,7 +76729,7 @@
           <w:b/>
           <w:bCs/>
         </w:rPr>
-        <w:t xml:space="preserve">Speaker 2 </w:t>
+        <w:t xml:space="preserve">Andy </w:t>
       </w:r>
       <w:r>
         <w:rPr>
@@ -76987,7 +76804,7 @@
           <w:b/>
           <w:bCs/>
         </w:rPr>
-        <w:t xml:space="preserve">Speaker 3 </w:t>
+        <w:t xml:space="preserve">DJ </w:t>
       </w:r>
       <w:r>
         <w:rPr>
@@ -77230,7 +77047,7 @@
           <w:b/>
           <w:bCs/>
         </w:rPr>
-        <w:t xml:space="preserve">Speaker 2 </w:t>
+        <w:t xml:space="preserve">Andy </w:t>
       </w:r>
       <w:r>
         <w:rPr>
@@ -77297,7 +77114,7 @@
           <w:b/>
           <w:bCs/>
         </w:rPr>
-        <w:t xml:space="preserve">Speaker 3 </w:t>
+        <w:t xml:space="preserve">DJ </w:t>
       </w:r>
       <w:r>
         <w:rPr>
@@ -77592,7 +77409,7 @@
           <w:b/>
           <w:bCs/>
         </w:rPr>
-        <w:t xml:space="preserve">Speaker 2 </w:t>
+        <w:t xml:space="preserve">Andy </w:t>
       </w:r>
       <w:r>
         <w:rPr>
@@ -77667,7 +77484,7 @@
           <w:b/>
           <w:bCs/>
         </w:rPr>
-        <w:t xml:space="preserve">Speaker 3 </w:t>
+        <w:t xml:space="preserve">DJ </w:t>
       </w:r>
       <w:r>
         <w:rPr>
@@ -78264,7 +78081,7 @@
           <w:b/>
           <w:bCs/>
         </w:rPr>
-        <w:t xml:space="preserve">Speaker 3 </w:t>
+        <w:t xml:space="preserve">DJ </w:t>
       </w:r>
       <w:r>
         <w:rPr>
@@ -78355,7 +78172,7 @@
           <w:b/>
           <w:bCs/>
         </w:rPr>
-        <w:t xml:space="preserve">Speaker 2 </w:t>
+        <w:t xml:space="preserve">Andy </w:t>
       </w:r>
       <w:r>
         <w:rPr>
@@ -78833,7 +78650,7 @@
           <w:b/>
           <w:bCs/>
         </w:rPr>
-        <w:t xml:space="preserve">Speaker 2 </w:t>
+        <w:t xml:space="preserve">Andy </w:t>
       </w:r>
       <w:r>
         <w:rPr>
@@ -79000,7 +78817,7 @@
           <w:b/>
           <w:bCs/>
         </w:rPr>
-        <w:t xml:space="preserve">Speaker 3 </w:t>
+        <w:t xml:space="preserve">DJ </w:t>
       </w:r>
       <w:r>
         <w:rPr>
@@ -79131,7 +78948,7 @@
           <w:b/>
           <w:bCs/>
         </w:rPr>
-        <w:t xml:space="preserve">Speaker 2 </w:t>
+        <w:t xml:space="preserve">Andy </w:t>
       </w:r>
       <w:r>
         <w:rPr>
@@ -79316,7 +79133,7 @@
           <w:b/>
           <w:bCs/>
         </w:rPr>
-        <w:t xml:space="preserve">Speaker 2 </w:t>
+        <w:t xml:space="preserve">Andy </w:t>
       </w:r>
       <w:r>
         <w:rPr>
@@ -79535,7 +79352,7 @@
           <w:b/>
           <w:bCs/>
         </w:rPr>
-        <w:t xml:space="preserve">Speaker 3 </w:t>
+        <w:t xml:space="preserve">DJ </w:t>
       </w:r>
       <w:r>
         <w:rPr>
@@ -79626,7 +79443,7 @@
           <w:b/>
           <w:bCs/>
         </w:rPr>
-        <w:t xml:space="preserve">Speaker 2 </w:t>
+        <w:t xml:space="preserve">Andy </w:t>
       </w:r>
       <w:r>
         <w:rPr>
@@ -80276,7 +80093,7 @@
           <w:b/>
           <w:bCs/>
         </w:rPr>
-        <w:t xml:space="preserve">Speaker 3 </w:t>
+        <w:t xml:space="preserve">DJ </w:t>
       </w:r>
       <w:r>
         <w:rPr>
@@ -80382,7 +80199,7 @@
           <w:b/>
           <w:bCs/>
         </w:rPr>
-        <w:t xml:space="preserve">Speaker 2 </w:t>
+        <w:t xml:space="preserve">Andy </w:t>
       </w:r>
       <w:r>
         <w:rPr>
@@ -80409,7 +80226,7 @@
           <w:b/>
           <w:bCs/>
         </w:rPr>
-        <w:t xml:space="preserve">Speaker 3 </w:t>
+        <w:t xml:space="preserve">DJ </w:t>
       </w:r>
       <w:r>
         <w:rPr>
@@ -80460,7 +80277,7 @@
           <w:b/>
           <w:bCs/>
         </w:rPr>
-        <w:t xml:space="preserve">Speaker 2 </w:t>
+        <w:t xml:space="preserve">Andy </w:t>
       </w:r>
       <w:r>
         <w:rPr>
@@ -80543,7 +80360,7 @@
           <w:b/>
           <w:bCs/>
         </w:rPr>
-        <w:t xml:space="preserve">Speaker 3 </w:t>
+        <w:t xml:space="preserve">DJ </w:t>
       </w:r>
       <w:r>
         <w:rPr>
@@ -80574,7 +80391,7 @@
           <w:b/>
           <w:bCs/>
         </w:rPr>
-        <w:t xml:space="preserve">Speaker 2 </w:t>
+        <w:t xml:space="preserve">Andy </w:t>
       </w:r>
       <w:r>
         <w:rPr>
@@ -80729,7 +80546,7 @@
           <w:b/>
           <w:bCs/>
         </w:rPr>
-        <w:t xml:space="preserve">Speaker 3 </w:t>
+        <w:t xml:space="preserve">DJ </w:t>
       </w:r>
       <w:r>
         <w:rPr>
@@ -80892,7 +80709,7 @@
           <w:b/>
           <w:bCs/>
         </w:rPr>
-        <w:t xml:space="preserve">Speaker 2 </w:t>
+        <w:t xml:space="preserve">Andy </w:t>
       </w:r>
       <w:r>
         <w:rPr>
@@ -81063,7 +80880,7 @@
           <w:b/>
           <w:bCs/>
         </w:rPr>
-        <w:t xml:space="preserve">Speaker 3 </w:t>
+        <w:t xml:space="preserve">DJ </w:t>
       </w:r>
       <w:r>
         <w:rPr>
@@ -81282,7 +81099,7 @@
           <w:b/>
           <w:bCs/>
         </w:rPr>
-        <w:t xml:space="preserve">Speaker 2 </w:t>
+        <w:t xml:space="preserve">Andy </w:t>
       </w:r>
       <w:r>
         <w:rPr>
@@ -81341,7 +81158,7 @@
           <w:b/>
           <w:bCs/>
         </w:rPr>
-        <w:t xml:space="preserve">Speaker 3 </w:t>
+        <w:t xml:space="preserve">DJ </w:t>
       </w:r>
       <w:r>
         <w:rPr>
@@ -81432,7 +81249,7 @@
           <w:b/>
           <w:bCs/>
         </w:rPr>
-        <w:t xml:space="preserve">Speaker 2 </w:t>
+        <w:t xml:space="preserve">Andy </w:t>
       </w:r>
       <w:r>
         <w:rPr>
@@ -81567,7 +81384,7 @@
           <w:b/>
           <w:bCs/>
         </w:rPr>
-        <w:t xml:space="preserve">Speaker 3 </w:t>
+        <w:t xml:space="preserve">DJ </w:t>
       </w:r>
       <w:r>
         <w:rPr>
@@ -81666,7 +81483,7 @@
           <w:b/>
           <w:bCs/>
         </w:rPr>
-        <w:t xml:space="preserve">Speaker 2 </w:t>
+        <w:t xml:space="preserve">Andy </w:t>
       </w:r>
       <w:r>
         <w:rPr>
@@ -81729,7 +81546,7 @@
           <w:b/>
           <w:bCs/>
         </w:rPr>
-        <w:t xml:space="preserve">Speaker 3 </w:t>
+        <w:t xml:space="preserve">DJ </w:t>
       </w:r>
       <w:r>
         <w:rPr>
@@ -81768,7 +81585,7 @@
           <w:b/>
           <w:bCs/>
         </w:rPr>
-        <w:t xml:space="preserve">Speaker 2 </w:t>
+        <w:t xml:space="preserve">Andy </w:t>
       </w:r>
       <w:r>
         <w:rPr>
@@ -82182,7 +81999,7 @@
           <w:b/>
           <w:bCs/>
         </w:rPr>
-        <w:t xml:space="preserve">Speaker 2 </w:t>
+        <w:t xml:space="preserve">Andy </w:t>
       </w:r>
       <w:r>
         <w:rPr>
@@ -82340,7 +82157,7 @@
           <w:b/>
           <w:bCs/>
         </w:rPr>
-        <w:t xml:space="preserve">Speaker 2 </w:t>
+        <w:t xml:space="preserve">Andy </w:t>
       </w:r>
       <w:r>
         <w:rPr>
@@ -82383,7 +82200,7 @@
           <w:b/>
           <w:bCs/>
         </w:rPr>
-        <w:t xml:space="preserve">Speaker 3 </w:t>
+        <w:t xml:space="preserve">DJ </w:t>
       </w:r>
       <w:r>
         <w:rPr>
@@ -82530,7 +82347,7 @@
           <w:b/>
           <w:bCs/>
         </w:rPr>
-        <w:t xml:space="preserve">Speaker 2 </w:t>
+        <w:t xml:space="preserve">Andy </w:t>
       </w:r>
       <w:r>
         <w:rPr>
@@ -83064,7 +82881,7 @@
           <w:b/>
           <w:bCs/>
         </w:rPr>
-        <w:t xml:space="preserve">Speaker 2 </w:t>
+        <w:t xml:space="preserve">Andy </w:t>
       </w:r>
       <w:r>
         <w:rPr>
@@ -83370,7 +83187,7 @@
           <w:b/>
           <w:bCs/>
         </w:rPr>
-        <w:t xml:space="preserve">Speaker 3 </w:t>
+        <w:t xml:space="preserve">DJ </w:t>
       </w:r>
       <w:r>
         <w:rPr>
@@ -83549,7 +83366,7 @@
           <w:b/>
           <w:bCs/>
         </w:rPr>
-        <w:t xml:space="preserve">Speaker 2 </w:t>
+        <w:t xml:space="preserve">Andy </w:t>
       </w:r>
       <w:r>
         <w:rPr>
@@ -83751,7 +83568,7 @@
           <w:b/>
           <w:bCs/>
         </w:rPr>
-        <w:t xml:space="preserve">Speaker 2 </w:t>
+        <w:t xml:space="preserve">Andy </w:t>
       </w:r>
       <w:r>
         <w:rPr>
@@ -83945,7 +83762,7 @@
           <w:b/>
           <w:bCs/>
         </w:rPr>
-        <w:t xml:space="preserve">Speaker 2 </w:t>
+        <w:t xml:space="preserve">Andy </w:t>
       </w:r>
       <w:r>
         <w:rPr>
@@ -84020,7 +83837,7 @@
           <w:b/>
           <w:bCs/>
         </w:rPr>
-        <w:t xml:space="preserve">Speaker 3 </w:t>
+        <w:t xml:space="preserve">DJ </w:t>
       </w:r>
       <w:r>
         <w:rPr>
@@ -84111,7 +83928,7 @@
           <w:b/>
           <w:bCs/>
         </w:rPr>
-        <w:t xml:space="preserve">Speaker 2 </w:t>
+        <w:t xml:space="preserve">Andy </w:t>
       </w:r>
       <w:r>
         <w:rPr>
@@ -84182,7 +83999,7 @@
           <w:b/>
           <w:bCs/>
         </w:rPr>
-        <w:t xml:space="preserve">Speaker 3 </w:t>
+        <w:t xml:space="preserve">DJ </w:t>
       </w:r>
       <w:r>
         <w:rPr>
@@ -84245,7 +84062,7 @@
           <w:b/>
           <w:bCs/>
         </w:rPr>
-        <w:t xml:space="preserve">Speaker 2 </w:t>
+        <w:t xml:space="preserve">Andy </w:t>
       </w:r>
       <w:r>
         <w:rPr>
@@ -84384,7 +84201,7 @@
           <w:b/>
           <w:bCs/>
         </w:rPr>
-        <w:t xml:space="preserve">Speaker 3 </w:t>
+        <w:t xml:space="preserve">DJ </w:t>
       </w:r>
       <w:r>
         <w:rPr>
@@ -84463,7 +84280,7 @@
           <w:b/>
           <w:bCs/>
         </w:rPr>
-        <w:t xml:space="preserve">Speaker 2 </w:t>
+        <w:t xml:space="preserve">Andy </w:t>
       </w:r>
       <w:r>
         <w:rPr>
@@ -84602,7 +84419,7 @@
           <w:b/>
           <w:bCs/>
         </w:rPr>
-        <w:t xml:space="preserve">Speaker 3 </w:t>
+        <w:t xml:space="preserve">DJ </w:t>
       </w:r>
       <w:r>
         <w:rPr>
@@ -84709,7 +84526,7 @@
           <w:b/>
           <w:bCs/>
         </w:rPr>
-        <w:t xml:space="preserve">Speaker 2 </w:t>
+        <w:t xml:space="preserve">Andy </w:t>
       </w:r>
       <w:r>
         <w:rPr>
@@ -84768,7 +84585,7 @@
           <w:b/>
           <w:bCs/>
         </w:rPr>
-        <w:t xml:space="preserve">Speaker 3 </w:t>
+        <w:t xml:space="preserve">DJ </w:t>
       </w:r>
       <w:r>
         <w:rPr>
@@ -84815,7 +84632,7 @@
           <w:b/>
           <w:bCs/>
         </w:rPr>
-        <w:t xml:space="preserve">Speaker 2 </w:t>
+        <w:t xml:space="preserve">Andy </w:t>
       </w:r>
       <w:r>
         <w:rPr>
@@ -84882,7 +84699,7 @@
           <w:b/>
           <w:bCs/>
         </w:rPr>
-        <w:t xml:space="preserve">Speaker 3 </w:t>
+        <w:t xml:space="preserve">DJ </w:t>
       </w:r>
       <w:r>
         <w:rPr>
@@ -84957,7 +84774,7 @@
           <w:b/>
           <w:bCs/>
         </w:rPr>
-        <w:t xml:space="preserve">Speaker 2 </w:t>
+        <w:t xml:space="preserve">Andy </w:t>
       </w:r>
       <w:r>
         <w:rPr>
@@ -85000,7 +84817,7 @@
           <w:b/>
           <w:bCs/>
         </w:rPr>
-        <w:t xml:space="preserve">Speaker 3 </w:t>
+        <w:t xml:space="preserve">DJ </w:t>
       </w:r>
       <w:r>
         <w:rPr>
@@ -85055,7 +84872,7 @@
           <w:b/>
           <w:bCs/>
         </w:rPr>
-        <w:t xml:space="preserve">Speaker 2 </w:t>
+        <w:t xml:space="preserve">Andy </w:t>
       </w:r>
       <w:r>
         <w:rPr>
@@ -85157,7 +84974,7 @@
           <w:b/>
           <w:bCs/>
         </w:rPr>
-        <w:t xml:space="preserve">Speaker 3 </w:t>
+        <w:t xml:space="preserve">DJ </w:t>
       </w:r>
       <w:r>
         <w:rPr>
@@ -85372,7 +85189,7 @@
           <w:b/>
           <w:bCs/>
         </w:rPr>
-        <w:t xml:space="preserve">Speaker 2 </w:t>
+        <w:t xml:space="preserve">Andy </w:t>
       </w:r>
       <w:r>
         <w:rPr>
@@ -85447,7 +85264,7 @@
           <w:b/>
           <w:bCs/>
         </w:rPr>
-        <w:t xml:space="preserve">Speaker 3 </w:t>
+        <w:t xml:space="preserve">DJ </w:t>
       </w:r>
       <w:r>
         <w:rPr>
@@ -85502,7 +85319,7 @@
           <w:b/>
           <w:bCs/>
         </w:rPr>
-        <w:t xml:space="preserve">Speaker 2 </w:t>
+        <w:t xml:space="preserve">Andy </w:t>
       </w:r>
       <w:r>
         <w:rPr>
@@ -85756,7 +85573,7 @@
           <w:b/>
           <w:bCs/>
         </w:rPr>
-        <w:t xml:space="preserve">Speaker 3 </w:t>
+        <w:t xml:space="preserve">DJ </w:t>
       </w:r>
       <w:r>
         <w:rPr>
@@ -85943,7 +85760,7 @@
           <w:b/>
           <w:bCs/>
         </w:rPr>
-        <w:t xml:space="preserve">Speaker 2 </w:t>
+        <w:t xml:space="preserve">Andy </w:t>
       </w:r>
       <w:r>
         <w:rPr>
@@ -86321,7 +86138,7 @@
           <w:b/>
           <w:bCs/>
         </w:rPr>
-        <w:t xml:space="preserve">Speaker 2 </w:t>
+        <w:t xml:space="preserve">Andy </w:t>
       </w:r>
       <w:r>
         <w:rPr>
